--- a/uploads/sample-resume.docx
+++ b/uploads/sample-resume.docx
@@ -1,10 +1,11 @@
 
 <file path=word/document.xml><?xml version="1.0" encoding="utf-8"?>
-<w:document xmlns:mc="http://schemas.openxmlformats.org/markup-compatibility/2006" xmlns:ve="http://schemas.openxmlformats.org/markup-compatibility/2006" xmlns:o="urn:schemas-microsoft-com:office:office" xmlns:r="http://schemas.openxmlformats.org/officeDocument/2006/relationships" xmlns:m="http://schemas.openxmlformats.org/officeDocument/2006/math" xmlns:v="urn:schemas-microsoft-com:vml" xmlns:wp="http://schemas.openxmlformats.org/drawingml/2006/wordprocessingDrawing" xmlns:w10="urn:schemas-microsoft-com:office:word" xmlns:w="http://schemas.openxmlformats.org/wordprocessingml/2006/main" xmlns:wne="http://schemas.microsoft.com/office/word/2006/wordml" xmlns:a="http://schemas.openxmlformats.org/drawingml/2006/main" xmlns:pic="http://schemas.openxmlformats.org/drawingml/2006/picture" xmlns:wpg="http://schemas.microsoft.com/office/word/2010/wordprocessingGroup" xmlns:wps="http://schemas.microsoft.com/office/word/2010/wordprocessingShape" xmlns:w14="http://schemas.microsoft.com/office/word/2010/wordml" mc:Ignorable="w14" xml:space="preserve">
+<w:document xmlns:wpc="http://schemas.microsoft.com/office/word/2010/wordprocessingCanvas" xmlns:cx="http://schemas.microsoft.com/office/drawing/2014/chartex" xmlns:cx1="http://schemas.microsoft.com/office/drawing/2015/9/8/chartex" xmlns:cx2="http://schemas.microsoft.com/office/drawing/2015/10/21/chartex" xmlns:cx3="http://schemas.microsoft.com/office/drawing/2016/5/9/chartex" xmlns:cx4="http://schemas.microsoft.com/office/drawing/2016/5/10/chartex" xmlns:cx5="http://schemas.microsoft.com/office/drawing/2016/5/11/chartex" xmlns:cx6="http://schemas.microsoft.com/office/drawing/2016/5/12/chartex" xmlns:cx7="http://schemas.microsoft.com/office/drawing/2016/5/13/chartex" xmlns:cx8="http://schemas.microsoft.com/office/drawing/2016/5/14/chartex" xmlns:mc="http://schemas.openxmlformats.org/markup-compatibility/2006" xmlns:aink="http://schemas.microsoft.com/office/drawing/2016/ink" xmlns:am3d="http://schemas.microsoft.com/office/drawing/2017/model3d" xmlns:o="urn:schemas-microsoft-com:office:office" xmlns:oel="http://schemas.microsoft.com/office/2019/extlst" xmlns:r="http://schemas.openxmlformats.org/officeDocument/2006/relationships" xmlns:m="http://schemas.openxmlformats.org/officeDocument/2006/math" xmlns:v="urn:schemas-microsoft-com:vml" xmlns:wp14="http://schemas.microsoft.com/office/word/2010/wordprocessingDrawing" xmlns:wp="http://schemas.openxmlformats.org/drawingml/2006/wordprocessingDrawing" xmlns:w10="urn:schemas-microsoft-com:office:word" xmlns:w="http://schemas.openxmlformats.org/wordprocessingml/2006/main" xmlns:w14="http://schemas.microsoft.com/office/word/2010/wordml" xmlns:w15="http://schemas.microsoft.com/office/word/2012/wordml" xmlns:w16cex="http://schemas.microsoft.com/office/word/2018/wordml/cex" xmlns:w16cid="http://schemas.microsoft.com/office/word/2016/wordml/cid" xmlns:w16="http://schemas.microsoft.com/office/word/2018/wordml" xmlns:w16du="http://schemas.microsoft.com/office/word/2023/wordml/word16du" xmlns:w16sdtdh="http://schemas.microsoft.com/office/word/2020/wordml/sdtdatahash" xmlns:w16sdtfl="http://schemas.microsoft.com/office/word/2024/wordml/sdtformatlock" xmlns:w16se="http://schemas.microsoft.com/office/word/2015/wordml/symex" xmlns:wpg="http://schemas.microsoft.com/office/word/2010/wordprocessingGroup" xmlns:wpi="http://schemas.microsoft.com/office/word/2010/wordprocessingInk" xmlns:wne="http://schemas.microsoft.com/office/word/2006/wordml" xmlns:wps="http://schemas.microsoft.com/office/word/2010/wordprocessingShape" mc:Ignorable="w14 w15 w16se w16cid w16 w16cex w16sdtdh w16sdtfl w16du wp14">
   <w:body>
     <w:p>
       <w:pPr>
         <w:pStyle w:val="Title"/>
+        <w:ind w:firstLine="535"/>
       </w:pPr>
       <w:r>
         <w:rPr>
@@ -17,7 +18,7 @@
           <w:color w:val="365E90"/>
           <w:spacing w:val="-3"/>
         </w:rPr>
-        <w:t> </w:t>
+        <w:t xml:space="preserve"> </w:t>
       </w:r>
       <w:r>
         <w:rPr>
@@ -30,7 +31,7 @@
           <w:color w:val="365E90"/>
           <w:spacing w:val="-4"/>
         </w:rPr>
-        <w:t> </w:t>
+        <w:t xml:space="preserve"> </w:t>
       </w:r>
       <w:r>
         <w:rPr>
@@ -43,7 +44,7 @@
           <w:color w:val="365E90"/>
           <w:spacing w:val="-2"/>
         </w:rPr>
-        <w:t> </w:t>
+        <w:t xml:space="preserve"> </w:t>
       </w:r>
       <w:r>
         <w:rPr>
@@ -56,7 +57,7 @@
           <w:color w:val="365E90"/>
           <w:spacing w:val="-2"/>
         </w:rPr>
-        <w:t> </w:t>
+        <w:t xml:space="preserve"> </w:t>
       </w:r>
       <w:r>
         <w:rPr>
@@ -69,30 +70,25 @@
           <w:color w:val="365E90"/>
           <w:spacing w:val="-2"/>
         </w:rPr>
-        <w:t> VARSHINI</w:t>
-      </w:r>
-    </w:p>
-    <w:p>
-      <w:pPr>
-        <w:spacing w:line="276" w:lineRule="auto" w:before="52"/>
+        <w:t xml:space="preserve"> VARSHINI</w:t>
+      </w:r>
+    </w:p>
+    <w:p>
+      <w:pPr>
+        <w:spacing w:before="52" w:line="276" w:lineRule="auto"/>
         <w:ind w:left="535" w:right="541" w:firstLine="1"/>
         <w:jc w:val="center"/>
-        <w:rPr>
-          <w:sz w:val="22"/>
-        </w:rPr>
       </w:pPr>
       <w:r>
         <w:rPr>
           <w:b/>
-          <w:sz w:val="22"/>
-        </w:rPr>
-        <w:t>Email: </w:t>
+        </w:rPr>
+        <w:t xml:space="preserve">Email: </w:t>
       </w:r>
       <w:hyperlink r:id="rId5">
         <w:r>
           <w:rPr>
             <w:b/>
-            <w:sz w:val="22"/>
           </w:rPr>
           <w:t>amruthaamara1104@gmail.com</w:t>
         </w:r>
@@ -100,50 +96,35 @@
       <w:r>
         <w:rPr>
           <w:b/>
-          <w:sz w:val="22"/>
-        </w:rPr>
-        <w:t> | Phone: +91 7780511443</w:t>
+        </w:rPr>
+        <w:t xml:space="preserve"> | Phone: +91 7780511443</w:t>
       </w:r>
       <w:r>
         <w:rPr>
           <w:b/>
           <w:spacing w:val="40"/>
-          <w:sz w:val="22"/>
-        </w:rPr>
-        <w:t> </w:t>
-      </w:r>
-      <w:r>
-        <w:rPr>
-          <w:sz w:val="22"/>
-        </w:rPr>
+        </w:rPr>
+        <w:t xml:space="preserve"> </w:t>
+      </w:r>
+      <w:r>
         <w:t>LinkedIn:</w:t>
       </w:r>
       <w:r>
         <w:rPr>
           <w:spacing w:val="-13"/>
-          <w:sz w:val="22"/>
-        </w:rPr>
-        <w:t> </w:t>
-      </w:r>
-      <w:r>
-        <w:rPr>
-          <w:sz w:val="22"/>
-        </w:rPr>
+        </w:rPr>
+        <w:t xml:space="preserve"> </w:t>
+      </w:r>
+      <w:r>
         <w:t>https://</w:t>
       </w:r>
       <w:hyperlink r:id="rId6">
         <w:r>
-          <w:rPr>
-            <w:sz w:val="22"/>
-          </w:rPr>
           <w:t>www.linkedin.com/in/amara-sri-sai-sudha-amrutha-varshini-</w:t>
         </w:r>
       </w:hyperlink>
       <w:r>
-        <w:rPr>
-          <w:sz w:val="22"/>
-        </w:rPr>
-        <w:t> 027710311/ | GitHub: https://github.com/amaraamrutha11</w:t>
+        <w:t xml:space="preserve"> 027710311/ | GitHub: https://github.com/amaraamrutha11</w:t>
       </w:r>
     </w:p>
     <w:p>
@@ -156,12 +137,13 @@
       </w:pPr>
       <w:r>
         <w:rPr>
+          <w:noProof/>
           <w:sz w:val="20"/>
         </w:rPr>
         <mc:AlternateContent>
           <mc:Choice Requires="wps">
             <w:drawing>
-              <wp:anchor distT="0" distB="0" distL="0" distR="0" allowOverlap="1" layoutInCell="1" locked="0" behindDoc="1" simplePos="0" relativeHeight="487587840">
+              <wp:anchor distT="0" distB="0" distL="0" distR="0" simplePos="0" relativeHeight="487587840" behindDoc="1" locked="0" layoutInCell="1" allowOverlap="1" wp14:anchorId="23931CAD" wp14:editId="5DBFEBCB">
                 <wp:simplePos x="0" y="0"/>
                 <wp:positionH relativeFrom="page">
                   <wp:posOffset>1815083</wp:posOffset>
@@ -174,13 +156,14 @@
                 <wp:wrapTopAndBottom/>
                 <wp:docPr id="1" name="Graphic 1"/>
                 <wp:cNvGraphicFramePr>
-                  <a:graphicFrameLocks/>
+                  <a:graphicFrameLocks xmlns:a="http://schemas.openxmlformats.org/drawingml/2006/main"/>
                 </wp:cNvGraphicFramePr>
-                <a:graphic>
+                <a:graphic xmlns:a="http://schemas.openxmlformats.org/drawingml/2006/main">
                   <a:graphicData uri="http://schemas.microsoft.com/office/word/2010/wordprocessingShape">
                     <wps:wsp>
-                      <wps:cNvPr id="1" name="Graphic 1"/>
-                      <wps:cNvSpPr/>
+                      <wps:cNvSpPr>
+                        <a:spLocks/>
+                      </wps:cNvSpPr>
                       <wps:spPr>
                         <a:xfrm>
                           <a:off x="0" y="0"/>
@@ -193,7 +176,7 @@
                           <a:cxnLst/>
                           <a:rect l="l" t="t" r="r" b="b"/>
                           <a:pathLst>
-                            <a:path w="4135754" h="0">
+                            <a:path w="4135754">
                               <a:moveTo>
                                 <a:pt x="0" y="0"/>
                               </a:moveTo>
@@ -224,10 +207,9 @@
           </mc:Choice>
           <mc:Fallback>
             <w:pict>
-              <v:shape style="position:absolute;margin-left:142.919998pt;margin-top:21.423573pt;width:325.650pt;height:.1pt;mso-position-horizontal-relative:page;mso-position-vertical-relative:paragraph;z-index:-15728640;mso-wrap-distance-left:0;mso-wrap-distance-right:0" id="docshape1" coordorigin="2858,428" coordsize="6513,0" path="m2858,428l9371,428e" filled="false" stroked="true" strokeweight=".624127pt" strokecolor="#000000">
+              <v:shape w14:anchorId="3C467958" id="Graphic 1" o:spid="_x0000_s1026" style="position:absolute;margin-left:142.9pt;margin-top:21.4pt;width:325.65pt;height:.1pt;z-index:-15728640;visibility:visible;mso-wrap-style:square;mso-wrap-distance-left:0;mso-wrap-distance-top:0;mso-wrap-distance-right:0;mso-wrap-distance-bottom:0;mso-position-horizontal:absolute;mso-position-horizontal-relative:page;mso-position-vertical:absolute;mso-position-vertical-relative:text;v-text-anchor:top" coordsize="4135754,1270" o:gfxdata="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" path="m,l4135627,e" filled="f" strokeweight=".22017mm">
                 <v:path arrowok="t"/>
-                <v:stroke dashstyle="solid"/>
-                <w10:wrap type="topAndBottom"/>
+                <w10:wrap type="topAndBottom" anchorx="page"/>
               </v:shape>
             </w:pict>
           </mc:Fallback>
@@ -249,112 +231,109 @@
     <w:p>
       <w:pPr>
         <w:pStyle w:val="BodyText"/>
-        <w:spacing w:line="276" w:lineRule="auto" w:before="50"/>
+        <w:spacing w:before="50" w:line="276" w:lineRule="auto"/>
         <w:ind w:right="83"/>
       </w:pPr>
       <w:r>
-        <w:rPr/>
         <w:t>Motivated third-year Computer Science student with a strong interest in software development</w:t>
       </w:r>
       <w:r>
         <w:rPr>
           <w:spacing w:val="-6"/>
         </w:rPr>
-        <w:t> </w:t>
-      </w:r>
-      <w:r>
-        <w:rPr/>
+        <w:t xml:space="preserve"> </w:t>
+      </w:r>
+      <w:r>
         <w:t>and</w:t>
       </w:r>
       <w:r>
         <w:rPr>
           <w:spacing w:val="-3"/>
         </w:rPr>
-        <w:t> </w:t>
-      </w:r>
-      <w:r>
-        <w:rPr/>
+        <w:t xml:space="preserve"> </w:t>
+      </w:r>
+      <w:r>
         <w:t>problem-solving.</w:t>
       </w:r>
       <w:r>
         <w:rPr>
           <w:spacing w:val="-6"/>
         </w:rPr>
-        <w:t> </w:t>
-      </w:r>
-      <w:r>
-        <w:rPr/>
+        <w:t xml:space="preserve"> </w:t>
+      </w:r>
+      <w:r>
         <w:t>Seeking</w:t>
       </w:r>
       <w:r>
         <w:rPr>
           <w:spacing w:val="-3"/>
         </w:rPr>
-        <w:t> </w:t>
-      </w:r>
-      <w:r>
-        <w:rPr/>
+        <w:t xml:space="preserve"> </w:t>
+      </w:r>
+      <w:r>
         <w:t>an</w:t>
       </w:r>
       <w:r>
         <w:rPr>
           <w:spacing w:val="-3"/>
         </w:rPr>
-        <w:t> </w:t>
-      </w:r>
-      <w:r>
-        <w:rPr/>
+        <w:t xml:space="preserve"> </w:t>
+      </w:r>
+      <w:r>
         <w:t>opportunity</w:t>
       </w:r>
       <w:r>
         <w:rPr>
           <w:spacing w:val="-6"/>
         </w:rPr>
-        <w:t> </w:t>
-      </w:r>
-      <w:r>
-        <w:rPr/>
+        <w:t xml:space="preserve"> </w:t>
+      </w:r>
+      <w:r>
         <w:t>to</w:t>
       </w:r>
       <w:r>
         <w:rPr>
           <w:spacing w:val="-4"/>
         </w:rPr>
-        <w:t> </w:t>
-      </w:r>
-      <w:r>
-        <w:rPr/>
+        <w:t xml:space="preserve"> </w:t>
+      </w:r>
+      <w:r>
         <w:t>work</w:t>
       </w:r>
       <w:r>
         <w:rPr>
           <w:spacing w:val="-4"/>
         </w:rPr>
-        <w:t> </w:t>
-      </w:r>
-      <w:r>
-        <w:rPr/>
+        <w:t xml:space="preserve"> </w:t>
+      </w:r>
+      <w:r>
         <w:t>on</w:t>
       </w:r>
       <w:r>
         <w:rPr>
           <w:spacing w:val="-7"/>
         </w:rPr>
-        <w:t> </w:t>
-      </w:r>
-      <w:r>
-        <w:rPr/>
+        <w:t xml:space="preserve"> </w:t>
+      </w:r>
+      <w:r>
         <w:t>innovative</w:t>
       </w:r>
       <w:r>
         <w:rPr>
           <w:spacing w:val="-5"/>
         </w:rPr>
-        <w:t> </w:t>
-      </w:r>
-      <w:r>
-        <w:rPr/>
-        <w:t>projects at IIT Madras through the Summer Fellowship Programme to enhance my technical skills and gain research exposure.</w:t>
+        <w:t xml:space="preserve"> </w:t>
+      </w:r>
+      <w:r>
+        <w:t xml:space="preserve">projects at IIT Madras through the Summer Fellowship </w:t>
+      </w:r>
+      <w:proofErr w:type="spellStart"/>
+      <w:r>
+        <w:t>Programme</w:t>
+      </w:r>
+      <w:proofErr w:type="spellEnd"/>
+      <w:r>
+        <w:t xml:space="preserve"> to enhance my technical skills and gain research exposure.</w:t>
       </w:r>
     </w:p>
     <w:p>
@@ -367,12 +346,13 @@
       </w:pPr>
       <w:r>
         <w:rPr>
+          <w:noProof/>
           <w:sz w:val="20"/>
         </w:rPr>
         <mc:AlternateContent>
           <mc:Choice Requires="wps">
             <w:drawing>
-              <wp:anchor distT="0" distB="0" distL="0" distR="0" allowOverlap="1" layoutInCell="1" locked="0" behindDoc="1" simplePos="0" relativeHeight="487588352">
+              <wp:anchor distT="0" distB="0" distL="0" distR="0" simplePos="0" relativeHeight="487588352" behindDoc="1" locked="0" layoutInCell="1" allowOverlap="1" wp14:anchorId="26C5A782" wp14:editId="07B7FB20">
                 <wp:simplePos x="0" y="0"/>
                 <wp:positionH relativeFrom="page">
                   <wp:posOffset>1815083</wp:posOffset>
@@ -385,13 +365,14 @@
                 <wp:wrapTopAndBottom/>
                 <wp:docPr id="2" name="Graphic 2"/>
                 <wp:cNvGraphicFramePr>
-                  <a:graphicFrameLocks/>
+                  <a:graphicFrameLocks xmlns:a="http://schemas.openxmlformats.org/drawingml/2006/main"/>
                 </wp:cNvGraphicFramePr>
-                <a:graphic>
+                <a:graphic xmlns:a="http://schemas.openxmlformats.org/drawingml/2006/main">
                   <a:graphicData uri="http://schemas.microsoft.com/office/word/2010/wordprocessingShape">
                     <wps:wsp>
-                      <wps:cNvPr id="2" name="Graphic 2"/>
-                      <wps:cNvSpPr/>
+                      <wps:cNvSpPr>
+                        <a:spLocks/>
+                      </wps:cNvSpPr>
                       <wps:spPr>
                         <a:xfrm>
                           <a:off x="0" y="0"/>
@@ -404,7 +385,7 @@
                           <a:cxnLst/>
                           <a:rect l="l" t="t" r="r" b="b"/>
                           <a:pathLst>
-                            <a:path w="4135754" h="0">
+                            <a:path w="4135754">
                               <a:moveTo>
                                 <a:pt x="0" y="0"/>
                               </a:moveTo>
@@ -435,10 +416,9 @@
           </mc:Choice>
           <mc:Fallback>
             <w:pict>
-              <v:shape style="position:absolute;margin-left:142.919998pt;margin-top:21.487186pt;width:325.650pt;height:.1pt;mso-position-horizontal-relative:page;mso-position-vertical-relative:paragraph;z-index:-15728128;mso-wrap-distance-left:0;mso-wrap-distance-right:0" id="docshape2" coordorigin="2858,430" coordsize="6513,0" path="m2858,430l9371,430e" filled="false" stroked="true" strokeweight=".624127pt" strokecolor="#000000">
+              <v:shape w14:anchorId="64A381DA" id="Graphic 2" o:spid="_x0000_s1026" style="position:absolute;margin-left:142.9pt;margin-top:21.5pt;width:325.65pt;height:.1pt;z-index:-15728128;visibility:visible;mso-wrap-style:square;mso-wrap-distance-left:0;mso-wrap-distance-top:0;mso-wrap-distance-right:0;mso-wrap-distance-bottom:0;mso-position-horizontal:absolute;mso-position-horizontal-relative:page;mso-position-vertical:absolute;mso-position-vertical-relative:text;v-text-anchor:top" coordsize="4135754,1270" o:gfxdata="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" path="m,l4135627,e" filled="f" strokeweight=".22017mm">
                 <v:path arrowok="t"/>
-                <v:stroke dashstyle="solid"/>
-                <w10:wrap type="topAndBottom"/>
+                <w10:wrap type="topAndBottom" anchorx="page"/>
               </v:shape>
             </w:pict>
           </mc:Fallback>
@@ -464,229 +444,218 @@
         <w:spacing w:before="52"/>
       </w:pPr>
       <w:r>
-        <w:rPr/>
         <w:t>St</w:t>
       </w:r>
       <w:r>
         <w:rPr>
           <w:spacing w:val="-4"/>
         </w:rPr>
-        <w:t> </w:t>
-      </w:r>
-      <w:r>
-        <w:rPr/>
+        <w:t xml:space="preserve"> </w:t>
+      </w:r>
+      <w:r>
         <w:t>Ann's</w:t>
       </w:r>
       <w:r>
         <w:rPr>
           <w:spacing w:val="-4"/>
         </w:rPr>
-        <w:t> </w:t>
-      </w:r>
-      <w:r>
-        <w:rPr/>
+        <w:t xml:space="preserve"> </w:t>
+      </w:r>
+      <w:r>
         <w:t>College</w:t>
       </w:r>
       <w:r>
         <w:rPr>
           <w:spacing w:val="-2"/>
         </w:rPr>
-        <w:t> </w:t>
-      </w:r>
-      <w:r>
-        <w:rPr/>
+        <w:t xml:space="preserve"> </w:t>
+      </w:r>
+      <w:r>
         <w:t>of</w:t>
       </w:r>
       <w:r>
         <w:rPr>
           <w:spacing w:val="-4"/>
         </w:rPr>
-        <w:t> </w:t>
-      </w:r>
-      <w:r>
-        <w:rPr/>
+        <w:t xml:space="preserve"> </w:t>
+      </w:r>
+      <w:r>
         <w:t>Engineering</w:t>
       </w:r>
       <w:r>
         <w:rPr>
           <w:spacing w:val="-2"/>
         </w:rPr>
-        <w:t> </w:t>
-      </w:r>
-      <w:r>
-        <w:rPr/>
+        <w:t xml:space="preserve"> </w:t>
+      </w:r>
+      <w:proofErr w:type="gramStart"/>
+      <w:r>
         <w:t>And</w:t>
       </w:r>
-      <w:r>
-        <w:rPr>
-          <w:spacing w:val="-2"/>
-        </w:rPr>
-        <w:t> </w:t>
-      </w:r>
-      <w:r>
-        <w:rPr/>
+      <w:proofErr w:type="gramEnd"/>
+      <w:r>
+        <w:rPr>
+          <w:spacing w:val="-2"/>
+        </w:rPr>
+        <w:t xml:space="preserve"> </w:t>
+      </w:r>
+      <w:r>
         <w:t>Technology</w:t>
       </w:r>
       <w:r>
         <w:rPr>
           <w:spacing w:val="-2"/>
         </w:rPr>
-        <w:t> </w:t>
-      </w:r>
-      <w:r>
-        <w:rPr/>
+        <w:t xml:space="preserve"> </w:t>
+      </w:r>
+      <w:r>
         <w:t>-</w:t>
       </w:r>
       <w:r>
         <w:rPr>
           <w:spacing w:val="-2"/>
         </w:rPr>
-        <w:t> </w:t>
-      </w:r>
-      <w:r>
-        <w:rPr/>
-        <w:t>Chirala,</w:t>
-      </w:r>
-      <w:r>
-        <w:rPr>
-          <w:spacing w:val="-2"/>
-        </w:rPr>
-        <w:t> </w:t>
-      </w:r>
-      <w:r>
-        <w:rPr/>
+        <w:t xml:space="preserve"> </w:t>
+      </w:r>
+      <w:proofErr w:type="spellStart"/>
+      <w:r>
+        <w:t>Chirala</w:t>
+      </w:r>
+      <w:proofErr w:type="spellEnd"/>
+      <w:r>
+        <w:t>,</w:t>
+      </w:r>
+      <w:r>
+        <w:rPr>
+          <w:spacing w:val="-2"/>
+        </w:rPr>
+        <w:t xml:space="preserve"> </w:t>
+      </w:r>
+      <w:r>
         <w:t>India.</w:t>
       </w:r>
       <w:r>
         <w:rPr>
           <w:spacing w:val="-5"/>
         </w:rPr>
-        <w:t> </w:t>
-      </w:r>
-      <w:r>
-        <w:rPr/>
+        <w:t xml:space="preserve"> </w:t>
+      </w:r>
+      <w:r>
         <w:t>Expected</w:t>
       </w:r>
       <w:r>
         <w:rPr>
           <w:spacing w:val="-2"/>
         </w:rPr>
-        <w:t> </w:t>
-      </w:r>
-      <w:r>
-        <w:rPr/>
+        <w:t xml:space="preserve"> </w:t>
+      </w:r>
+      <w:r>
         <w:t>in</w:t>
       </w:r>
       <w:r>
         <w:rPr>
           <w:spacing w:val="-2"/>
         </w:rPr>
-        <w:t> 06/2026.</w:t>
+        <w:t xml:space="preserve"> 06/2026.</w:t>
       </w:r>
     </w:p>
     <w:p>
       <w:pPr>
         <w:pStyle w:val="BodyText"/>
       </w:pPr>
-      <w:r>
-        <w:rPr/>
+      <w:proofErr w:type="spellStart"/>
+      <w:proofErr w:type="gramStart"/>
+      <w:r>
         <w:t>B.Tech</w:t>
       </w:r>
-      <w:r>
-        <w:rPr>
-          <w:spacing w:val="-2"/>
-        </w:rPr>
-        <w:t> </w:t>
-      </w:r>
-      <w:r>
-        <w:rPr/>
+      <w:proofErr w:type="spellEnd"/>
+      <w:proofErr w:type="gramEnd"/>
+      <w:r>
+        <w:rPr>
+          <w:spacing w:val="-2"/>
+        </w:rPr>
+        <w:t xml:space="preserve"> </w:t>
+      </w:r>
+      <w:r>
         <w:t>in</w:t>
       </w:r>
       <w:r>
         <w:rPr>
           <w:spacing w:val="-4"/>
         </w:rPr>
-        <w:t> </w:t>
-      </w:r>
-      <w:r>
-        <w:rPr/>
+        <w:t xml:space="preserve"> </w:t>
+      </w:r>
+      <w:r>
         <w:t>Computer</w:t>
       </w:r>
       <w:r>
         <w:rPr>
           <w:spacing w:val="-5"/>
         </w:rPr>
-        <w:t> </w:t>
-      </w:r>
-      <w:r>
-        <w:rPr/>
+        <w:t xml:space="preserve"> </w:t>
+      </w:r>
+      <w:r>
         <w:t>Science</w:t>
       </w:r>
       <w:r>
         <w:rPr>
           <w:spacing w:val="-1"/>
         </w:rPr>
-        <w:t> </w:t>
-      </w:r>
-      <w:r>
-        <w:rPr/>
+        <w:t xml:space="preserve"> </w:t>
+      </w:r>
+      <w:r>
         <w:t>|</w:t>
       </w:r>
       <w:r>
         <w:rPr>
           <w:spacing w:val="-4"/>
         </w:rPr>
-        <w:t> </w:t>
-      </w:r>
-      <w:r>
-        <w:rPr/>
+        <w:t xml:space="preserve"> </w:t>
+      </w:r>
+      <w:r>
         <w:t>[Expected</w:t>
       </w:r>
       <w:r>
         <w:rPr>
           <w:spacing w:val="-2"/>
         </w:rPr>
-        <w:t> </w:t>
-      </w:r>
-      <w:r>
-        <w:rPr/>
+        <w:t xml:space="preserve"> </w:t>
+      </w:r>
+      <w:r>
         <w:t>in</w:t>
       </w:r>
       <w:r>
         <w:rPr>
           <w:spacing w:val="-2"/>
         </w:rPr>
-        <w:t> </w:t>
-      </w:r>
-      <w:r>
-        <w:rPr/>
+        <w:t xml:space="preserve"> </w:t>
+      </w:r>
+      <w:r>
         <w:t>06/2026]</w:t>
       </w:r>
       <w:r>
         <w:rPr>
           <w:spacing w:val="-2"/>
         </w:rPr>
-        <w:t> </w:t>
-      </w:r>
-      <w:r>
-        <w:rPr/>
+        <w:t xml:space="preserve"> </w:t>
+      </w:r>
+      <w:r>
         <w:t>|</w:t>
       </w:r>
       <w:r>
         <w:rPr>
           <w:spacing w:val="-3"/>
         </w:rPr>
-        <w:t> </w:t>
-      </w:r>
-      <w:r>
-        <w:rPr/>
+        <w:t xml:space="preserve"> </w:t>
+      </w:r>
+      <w:r>
         <w:t>CGPA:</w:t>
       </w:r>
       <w:r>
         <w:rPr>
           <w:spacing w:val="-4"/>
         </w:rPr>
-        <w:t> </w:t>
+        <w:t xml:space="preserve"> </w:t>
       </w:r>
       <w:r>
         <w:rPr>
@@ -705,12 +674,13 @@
       </w:pPr>
       <w:r>
         <w:rPr>
+          <w:noProof/>
           <w:sz w:val="20"/>
         </w:rPr>
         <mc:AlternateContent>
           <mc:Choice Requires="wps">
             <w:drawing>
-              <wp:anchor distT="0" distB="0" distL="0" distR="0" allowOverlap="1" layoutInCell="1" locked="0" behindDoc="1" simplePos="0" relativeHeight="487588864">
+              <wp:anchor distT="0" distB="0" distL="0" distR="0" simplePos="0" relativeHeight="487588864" behindDoc="1" locked="0" layoutInCell="1" allowOverlap="1" wp14:anchorId="3829A662" wp14:editId="30E0DA70">
                 <wp:simplePos x="0" y="0"/>
                 <wp:positionH relativeFrom="page">
                   <wp:posOffset>1815083</wp:posOffset>
@@ -723,13 +693,14 @@
                 <wp:wrapTopAndBottom/>
                 <wp:docPr id="3" name="Graphic 3"/>
                 <wp:cNvGraphicFramePr>
-                  <a:graphicFrameLocks/>
+                  <a:graphicFrameLocks xmlns:a="http://schemas.openxmlformats.org/drawingml/2006/main"/>
                 </wp:cNvGraphicFramePr>
-                <a:graphic>
+                <a:graphic xmlns:a="http://schemas.openxmlformats.org/drawingml/2006/main">
                   <a:graphicData uri="http://schemas.microsoft.com/office/word/2010/wordprocessingShape">
                     <wps:wsp>
-                      <wps:cNvPr id="3" name="Graphic 3"/>
-                      <wps:cNvSpPr/>
+                      <wps:cNvSpPr>
+                        <a:spLocks/>
+                      </wps:cNvSpPr>
                       <wps:spPr>
                         <a:xfrm>
                           <a:off x="0" y="0"/>
@@ -742,7 +713,7 @@
                           <a:cxnLst/>
                           <a:rect l="l" t="t" r="r" b="b"/>
                           <a:pathLst>
-                            <a:path w="4135754" h="0">
+                            <a:path w="4135754">
                               <a:moveTo>
                                 <a:pt x="0" y="0"/>
                               </a:moveTo>
@@ -773,10 +744,9 @@
           </mc:Choice>
           <mc:Fallback>
             <w:pict>
-              <v:shape style="position:absolute;margin-left:142.919998pt;margin-top:23.406796pt;width:325.650pt;height:.1pt;mso-position-horizontal-relative:page;mso-position-vertical-relative:paragraph;z-index:-15727616;mso-wrap-distance-left:0;mso-wrap-distance-right:0" id="docshape3" coordorigin="2858,468" coordsize="6513,0" path="m2858,468l9371,468e" filled="false" stroked="true" strokeweight=".624127pt" strokecolor="#000000">
+              <v:shape w14:anchorId="50452283" id="Graphic 3" o:spid="_x0000_s1026" style="position:absolute;margin-left:142.9pt;margin-top:23.4pt;width:325.65pt;height:.1pt;z-index:-15727616;visibility:visible;mso-wrap-style:square;mso-wrap-distance-left:0;mso-wrap-distance-top:0;mso-wrap-distance-right:0;mso-wrap-distance-bottom:0;mso-position-horizontal:absolute;mso-position-horizontal-relative:page;mso-position-vertical:absolute;mso-position-vertical-relative:text;v-text-anchor:top" coordsize="4135754,1270" o:gfxdata="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" path="m,l4135627,e" filled="f" strokeweight=".22017mm">
                 <v:path arrowok="t"/>
-                <v:stroke dashstyle="solid"/>
-                <w10:wrap type="topAndBottom"/>
+                <w10:wrap type="topAndBottom" anchorx="page"/>
               </v:shape>
             </w:pict>
           </mc:Fallback>
@@ -798,7 +768,7 @@
           <w:color w:val="4F80BC"/>
           <w:spacing w:val="-10"/>
         </w:rPr>
-        <w:t> </w:t>
+        <w:t xml:space="preserve"> </w:t>
       </w:r>
       <w:r>
         <w:rPr>
@@ -810,17 +780,12 @@
     </w:p>
     <w:p>
       <w:pPr>
-        <w:spacing w:line="276" w:lineRule="auto" w:before="50"/>
-        <w:ind w:left="0" w:right="3716" w:firstLine="0"/>
-        <w:jc w:val="left"/>
-        <w:rPr>
-          <w:sz w:val="22"/>
-        </w:rPr>
+        <w:spacing w:before="120" w:line="276" w:lineRule="auto"/>
+        <w:ind w:right="3716"/>
       </w:pPr>
       <w:r>
         <w:rPr>
           <w:b/>
-          <w:sz w:val="22"/>
         </w:rPr>
         <w:t>Programming</w:t>
       </w:r>
@@ -828,14 +793,12 @@
         <w:rPr>
           <w:b/>
           <w:spacing w:val="-13"/>
-          <w:sz w:val="22"/>
-        </w:rPr>
-        <w:t> </w:t>
+        </w:rPr>
+        <w:t xml:space="preserve"> </w:t>
       </w:r>
       <w:r>
         <w:rPr>
           <w:b/>
-          <w:sz w:val="22"/>
         </w:rPr>
         <w:t>Languages:</w:t>
       </w:r>
@@ -843,83 +806,74 @@
         <w:rPr>
           <w:b/>
           <w:spacing w:val="-12"/>
-          <w:sz w:val="22"/>
-        </w:rPr>
-        <w:t> </w:t>
-      </w:r>
-      <w:r>
-        <w:rPr>
-          <w:sz w:val="22"/>
-        </w:rPr>
-        <w:t>Python(Basics),</w:t>
+        </w:rPr>
+        <w:t xml:space="preserve"> </w:t>
+      </w:r>
+      <w:r>
+        <w:t>Python</w:t>
+      </w:r>
+      <w:r>
+        <w:t>,</w:t>
       </w:r>
       <w:r>
         <w:rPr>
           <w:spacing w:val="-12"/>
-          <w:sz w:val="22"/>
-        </w:rPr>
-        <w:t> </w:t>
-      </w:r>
-      <w:r>
-        <w:rPr>
-          <w:sz w:val="22"/>
-        </w:rPr>
-        <w:t>SQL </w:t>
-      </w:r>
+        </w:rPr>
+        <w:t xml:space="preserve"> </w:t>
+      </w:r>
+      <w:r>
+        <w:t xml:space="preserve">SQL </w:t>
+      </w:r>
+    </w:p>
+    <w:p>
+      <w:pPr>
+        <w:spacing w:before="120" w:line="360" w:lineRule="auto"/>
+        <w:ind w:right="3716"/>
+      </w:pPr>
       <w:r>
         <w:rPr>
           <w:b/>
-          <w:sz w:val="22"/>
-        </w:rPr>
-        <w:t>Web Technologies: </w:t>
-      </w:r>
-      <w:r>
-        <w:rPr>
-          <w:sz w:val="22"/>
-        </w:rPr>
-        <w:t>HTML, CSS, React, Node.js </w:t>
+        </w:rPr>
+        <w:t xml:space="preserve">Web Technologies: </w:t>
+      </w:r>
+      <w:r>
+        <w:t xml:space="preserve">HTML, CSS, React, Node.js </w:t>
       </w:r>
       <w:r>
         <w:rPr>
           <w:b/>
-          <w:sz w:val="22"/>
-        </w:rPr>
-        <w:t>Databases: </w:t>
-      </w:r>
-      <w:r>
-        <w:rPr>
-          <w:sz w:val="22"/>
-        </w:rPr>
+        </w:rPr>
+        <w:t xml:space="preserve">Databases: </w:t>
+      </w:r>
+      <w:r>
         <w:t>MySQL, MongoDB</w:t>
       </w:r>
     </w:p>
     <w:p>
       <w:pPr>
         <w:pStyle w:val="Heading2"/>
-        <w:spacing w:before="200"/>
+        <w:spacing w:before="0" w:line="360" w:lineRule="auto"/>
         <w:rPr>
           <w:b w:val="0"/>
         </w:rPr>
       </w:pPr>
       <w:r>
-        <w:rPr/>
         <w:t>Artificial</w:t>
       </w:r>
       <w:r>
         <w:rPr>
           <w:spacing w:val="-4"/>
         </w:rPr>
-        <w:t> </w:t>
-      </w:r>
-      <w:r>
-        <w:rPr/>
+        <w:t xml:space="preserve"> </w:t>
+      </w:r>
+      <w:r>
         <w:t>Intelligence:</w:t>
       </w:r>
       <w:r>
         <w:rPr>
           <w:spacing w:val="-2"/>
         </w:rPr>
-        <w:t> </w:t>
+        <w:t xml:space="preserve"> </w:t>
       </w:r>
       <w:r>
         <w:rPr>
@@ -931,71 +885,60 @@
     </w:p>
     <w:p>
       <w:pPr>
-        <w:spacing w:before="239"/>
-        <w:ind w:left="0" w:right="0" w:firstLine="0"/>
-        <w:jc w:val="left"/>
-        <w:rPr>
-          <w:sz w:val="22"/>
-        </w:rPr>
-      </w:pPr>
+        <w:spacing w:line="360" w:lineRule="auto"/>
+        <w:rPr>
+          <w:spacing w:val="-2"/>
+        </w:rPr>
+      </w:pPr>
+      <w:proofErr w:type="spellStart"/>
       <w:r>
         <w:rPr>
           <w:b/>
-          <w:sz w:val="22"/>
-        </w:rPr>
-        <w:t>FrameWorks:</w:t>
-      </w:r>
+        </w:rPr>
+        <w:t>FrameWorks</w:t>
+      </w:r>
+      <w:proofErr w:type="spellEnd"/>
       <w:r>
         <w:rPr>
           <w:b/>
-          <w:spacing w:val="-2"/>
-          <w:sz w:val="22"/>
-        </w:rPr>
-        <w:t> </w:t>
-      </w:r>
-      <w:r>
-        <w:rPr>
-          <w:sz w:val="22"/>
-        </w:rPr>
+        </w:rPr>
+        <w:t>:</w:t>
+      </w:r>
+      <w:r>
+        <w:rPr>
+          <w:b/>
+          <w:spacing w:val="-2"/>
+        </w:rPr>
+        <w:t xml:space="preserve"> </w:t>
+      </w:r>
+      <w:proofErr w:type="spellStart"/>
+      <w:r>
         <w:t>Numpy</w:t>
       </w:r>
-      <w:r>
-        <w:rPr>
-          <w:spacing w:val="-4"/>
-          <w:sz w:val="22"/>
-        </w:rPr>
-        <w:t> </w:t>
-      </w:r>
-      <w:r>
-        <w:rPr>
-          <w:sz w:val="22"/>
-        </w:rPr>
+      <w:proofErr w:type="spellEnd"/>
+      <w:r>
         <w:t>,</w:t>
       </w:r>
       <w:r>
         <w:rPr>
           <w:spacing w:val="-2"/>
-          <w:sz w:val="22"/>
-        </w:rPr>
-        <w:t> Pandas</w:t>
-      </w:r>
-    </w:p>
-    <w:p>
-      <w:pPr>
-        <w:pStyle w:val="BodyText"/>
-        <w:spacing w:before="209"/>
-        <w:rPr>
-          <w:sz w:val="20"/>
-        </w:rPr>
-      </w:pPr>
-      <w:r>
-        <w:rPr>
+        </w:rPr>
+        <w:t xml:space="preserve"> Pandas</w:t>
+      </w:r>
+    </w:p>
+    <w:p>
+      <w:pPr>
+        <w:spacing w:line="360" w:lineRule="auto"/>
+      </w:pPr>
+      <w:r>
+        <w:rPr>
+          <w:noProof/>
           <w:sz w:val="20"/>
         </w:rPr>
         <mc:AlternateContent>
           <mc:Choice Requires="wps">
             <w:drawing>
-              <wp:anchor distT="0" distB="0" distL="0" distR="0" allowOverlap="1" layoutInCell="1" locked="0" behindDoc="1" simplePos="0" relativeHeight="487589376">
+              <wp:anchor distT="0" distB="0" distL="0" distR="0" simplePos="0" relativeHeight="487589376" behindDoc="1" locked="0" layoutInCell="1" allowOverlap="1" wp14:anchorId="3D28D68D" wp14:editId="62BBAD39">
                 <wp:simplePos x="0" y="0"/>
                 <wp:positionH relativeFrom="page">
                   <wp:posOffset>1815083</wp:posOffset>
@@ -1008,13 +951,14 @@
                 <wp:wrapTopAndBottom/>
                 <wp:docPr id="4" name="Graphic 4"/>
                 <wp:cNvGraphicFramePr>
-                  <a:graphicFrameLocks/>
+                  <a:graphicFrameLocks xmlns:a="http://schemas.openxmlformats.org/drawingml/2006/main"/>
                 </wp:cNvGraphicFramePr>
-                <a:graphic>
+                <a:graphic xmlns:a="http://schemas.openxmlformats.org/drawingml/2006/main">
                   <a:graphicData uri="http://schemas.microsoft.com/office/word/2010/wordprocessingShape">
                     <wps:wsp>
-                      <wps:cNvPr id="4" name="Graphic 4"/>
-                      <wps:cNvSpPr/>
+                      <wps:cNvSpPr>
+                        <a:spLocks/>
+                      </wps:cNvSpPr>
                       <wps:spPr>
                         <a:xfrm>
                           <a:off x="0" y="0"/>
@@ -1027,7 +971,7 @@
                           <a:cxnLst/>
                           <a:rect l="l" t="t" r="r" b="b"/>
                           <a:pathLst>
-                            <a:path w="4135754" h="0">
+                            <a:path w="4135754">
                               <a:moveTo>
                                 <a:pt x="0" y="0"/>
                               </a:moveTo>
@@ -1058,10 +1002,9 @@
           </mc:Choice>
           <mc:Fallback>
             <w:pict>
-              <v:shape style="position:absolute;margin-left:142.919998pt;margin-top:23.375607pt;width:325.650pt;height:.1pt;mso-position-horizontal-relative:page;mso-position-vertical-relative:paragraph;z-index:-15727104;mso-wrap-distance-left:0;mso-wrap-distance-right:0" id="docshape4" coordorigin="2858,468" coordsize="6513,0" path="m2858,468l9371,468e" filled="false" stroked="true" strokeweight=".624127pt" strokecolor="#000000">
+              <v:shape w14:anchorId="2CF18DE2" id="Graphic 4" o:spid="_x0000_s1026" style="position:absolute;margin-left:142.9pt;margin-top:23.4pt;width:325.65pt;height:.1pt;z-index:-15727104;visibility:visible;mso-wrap-style:square;mso-wrap-distance-left:0;mso-wrap-distance-top:0;mso-wrap-distance-right:0;mso-wrap-distance-bottom:0;mso-position-horizontal:absolute;mso-position-horizontal-relative:page;mso-position-vertical:absolute;mso-position-vertical-relative:text;v-text-anchor:top" coordsize="4135754,1270" o:gfxdata="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" path="m,l4135627,e" filled="f" strokeweight=".22017mm">
                 <v:path arrowok="t"/>
-                <v:stroke dashstyle="solid"/>
-                <w10:wrap type="topAndBottom"/>
+                <w10:wrap type="topAndBottom" anchorx="page"/>
               </v:shape>
             </w:pict>
           </mc:Fallback>
@@ -1083,7 +1026,7 @@
           <w:color w:val="4F80BC"/>
           <w:spacing w:val="-8"/>
         </w:rPr>
-        <w:t> </w:t>
+        <w:t xml:space="preserve"> </w:t>
       </w:r>
       <w:r>
         <w:rPr>
@@ -1098,30 +1041,42 @@
         <w:pStyle w:val="Heading2"/>
       </w:pPr>
       <w:r>
-        <w:rPr/>
         <w:t>[AI&amp;ML]</w:t>
       </w:r>
       <w:r>
         <w:rPr>
           <w:spacing w:val="-2"/>
         </w:rPr>
-        <w:t> </w:t>
-      </w:r>
-      <w:r>
-        <w:rPr/>
+        <w:t xml:space="preserve"> </w:t>
+      </w:r>
+      <w:r>
         <w:t>–</w:t>
       </w:r>
       <w:r>
         <w:rPr>
           <w:spacing w:val="-3"/>
         </w:rPr>
-        <w:t> </w:t>
-      </w:r>
-      <w:r>
-        <w:rPr>
-          <w:spacing w:val="-2"/>
-        </w:rPr>
-        <w:t>[InternzLearn]</w:t>
+        <w:t xml:space="preserve"> </w:t>
+      </w:r>
+      <w:r>
+        <w:rPr>
+          <w:spacing w:val="-2"/>
+        </w:rPr>
+        <w:t>[</w:t>
+      </w:r>
+      <w:proofErr w:type="spellStart"/>
+      <w:r>
+        <w:rPr>
+          <w:spacing w:val="-2"/>
+        </w:rPr>
+        <w:t>InternzLearn</w:t>
+      </w:r>
+      <w:proofErr w:type="spellEnd"/>
+      <w:r>
+        <w:rPr>
+          <w:spacing w:val="-2"/>
+        </w:rPr>
+        <w:t>]</w:t>
       </w:r>
     </w:p>
     <w:p>
@@ -1130,54 +1085,61 @@
         <w:spacing w:before="40"/>
       </w:pPr>
       <w:r>
-        <w:rPr/>
         <w:t>[June/2024]</w:t>
       </w:r>
       <w:r>
         <w:rPr>
           <w:spacing w:val="-6"/>
         </w:rPr>
-        <w:t> </w:t>
-      </w:r>
-      <w:r>
-        <w:rPr/>
+        <w:t xml:space="preserve"> </w:t>
+      </w:r>
+      <w:r>
         <w:t>–</w:t>
       </w:r>
       <w:r>
         <w:rPr>
           <w:spacing w:val="-3"/>
         </w:rPr>
-        <w:t> </w:t>
-      </w:r>
-      <w:r>
-        <w:rPr/>
+        <w:t xml:space="preserve"> </w:t>
+      </w:r>
+      <w:r>
         <w:t>[August/2024]</w:t>
       </w:r>
       <w:r>
         <w:rPr>
           <w:spacing w:val="-6"/>
         </w:rPr>
-        <w:t> </w:t>
-      </w:r>
-      <w:r>
-        <w:rPr/>
+        <w:t xml:space="preserve"> </w:t>
+      </w:r>
+      <w:r>
         <w:t>|</w:t>
       </w:r>
       <w:r>
         <w:rPr>
           <w:spacing w:val="-3"/>
         </w:rPr>
-        <w:t> </w:t>
-      </w:r>
-      <w:r>
-        <w:rPr/>
-        <w:t>[Banglore]#Remote</w:t>
-      </w:r>
-      <w:r>
-        <w:rPr>
-          <w:spacing w:val="-2"/>
-        </w:rPr>
-        <w:t> InternShip</w:t>
+        <w:t xml:space="preserve"> </w:t>
+      </w:r>
+      <w:r>
+        <w:t>[</w:t>
+      </w:r>
+      <w:r>
+        <w:t>Bangalore</w:t>
+      </w:r>
+      <w:r>
+        <w:t>]#Remote</w:t>
+      </w:r>
+      <w:r>
+        <w:rPr>
+          <w:spacing w:val="-2"/>
+        </w:rPr>
+        <w:t xml:space="preserve"> </w:t>
+      </w:r>
+      <w:r>
+        <w:rPr>
+          <w:spacing w:val="-2"/>
+        </w:rPr>
+        <w:t>Internship</w:t>
       </w:r>
     </w:p>
     <w:p>
@@ -1185,48 +1147,34 @@
         <w:pStyle w:val="ListParagraph"/>
         <w:numPr>
           <w:ilvl w:val="0"/>
-          <w:numId w:val="1"/>
+          <w:numId w:val="2"/>
         </w:numPr>
         <w:tabs>
-          <w:tab w:pos="145" w:val="left" w:leader="none"/>
+          <w:tab w:val="left" w:pos="145"/>
         </w:tabs>
-        <w:spacing w:line="240" w:lineRule="auto" w:before="37" w:after="0"/>
-        <w:ind w:left="145" w:right="0" w:hanging="145"/>
-        <w:jc w:val="left"/>
-        <w:rPr>
-          <w:sz w:val="22"/>
-        </w:rPr>
-      </w:pPr>
-      <w:r>
-        <w:rPr>
-          <w:sz w:val="22"/>
-        </w:rPr>
+        <w:ind w:left="145" w:hanging="145"/>
+      </w:pPr>
+      <w:r>
         <w:t>Learned</w:t>
       </w:r>
       <w:r>
         <w:rPr>
           <w:spacing w:val="-3"/>
-          <w:sz w:val="22"/>
-        </w:rPr>
-        <w:t> </w:t>
-      </w:r>
-      <w:r>
-        <w:rPr>
-          <w:sz w:val="22"/>
-        </w:rPr>
+        </w:rPr>
+        <w:t xml:space="preserve"> </w:t>
+      </w:r>
+      <w:r>
         <w:t>about</w:t>
       </w:r>
       <w:r>
         <w:rPr>
           <w:spacing w:val="-3"/>
-          <w:sz w:val="22"/>
-        </w:rPr>
-        <w:t> </w:t>
+        </w:rPr>
+        <w:t xml:space="preserve"> </w:t>
       </w:r>
       <w:r>
         <w:rPr>
           <w:spacing w:val="-4"/>
-          <w:sz w:val="22"/>
         </w:rPr>
         <w:t>NLP.</w:t>
       </w:r>
@@ -1236,152 +1184,109 @@
         <w:pStyle w:val="ListParagraph"/>
         <w:numPr>
           <w:ilvl w:val="0"/>
-          <w:numId w:val="1"/>
+          <w:numId w:val="2"/>
         </w:numPr>
         <w:tabs>
-          <w:tab w:pos="145" w:val="left" w:leader="none"/>
+          <w:tab w:val="left" w:pos="145"/>
         </w:tabs>
-        <w:spacing w:line="240" w:lineRule="auto" w:before="40" w:after="0"/>
-        <w:ind w:left="145" w:right="0" w:hanging="145"/>
-        <w:jc w:val="left"/>
-        <w:rPr>
-          <w:sz w:val="22"/>
-        </w:rPr>
-      </w:pPr>
-      <w:r>
-        <w:rPr>
-          <w:sz w:val="22"/>
-        </w:rPr>
+        <w:spacing w:before="40"/>
+        <w:ind w:left="145" w:hanging="145"/>
+      </w:pPr>
+      <w:r>
         <w:t>Learned</w:t>
       </w:r>
       <w:r>
         <w:rPr>
           <w:spacing w:val="-3"/>
-          <w:sz w:val="22"/>
-        </w:rPr>
-        <w:t> </w:t>
-      </w:r>
-      <w:r>
-        <w:rPr>
-          <w:sz w:val="22"/>
-        </w:rPr>
+        </w:rPr>
+        <w:t xml:space="preserve"> </w:t>
+      </w:r>
+      <w:r>
+        <w:rPr>
+          <w:spacing w:val="-3"/>
+        </w:rPr>
+        <w:t xml:space="preserve">the </w:t>
+      </w:r>
+      <w:r>
         <w:t>Wumpus</w:t>
       </w:r>
       <w:r>
         <w:rPr>
           <w:spacing w:val="-3"/>
-          <w:sz w:val="22"/>
-        </w:rPr>
-        <w:t> </w:t>
-      </w:r>
-      <w:r>
-        <w:rPr>
-          <w:sz w:val="22"/>
-        </w:rPr>
-        <w:t>world(agent</w:t>
+        </w:rPr>
+        <w:t xml:space="preserve"> </w:t>
+      </w:r>
+      <w:proofErr w:type="gramStart"/>
+      <w:r>
+        <w:t>world(</w:t>
+      </w:r>
+      <w:proofErr w:type="gramEnd"/>
+      <w:r>
+        <w:t>agent</w:t>
       </w:r>
       <w:r>
         <w:rPr>
           <w:spacing w:val="-3"/>
-          <w:sz w:val="22"/>
-        </w:rPr>
-        <w:t> </w:t>
-      </w:r>
-      <w:r>
-        <w:rPr>
-          <w:sz w:val="22"/>
-        </w:rPr>
+        </w:rPr>
+        <w:t xml:space="preserve"> </w:t>
+      </w:r>
+      <w:r>
         <w:t>navigating)</w:t>
       </w:r>
       <w:r>
         <w:rPr>
           <w:spacing w:val="-1"/>
-          <w:sz w:val="22"/>
-        </w:rPr>
-        <w:t> </w:t>
-      </w:r>
-      <w:r>
-        <w:rPr>
-          <w:sz w:val="22"/>
-        </w:rPr>
+        </w:rPr>
+        <w:t xml:space="preserve"> </w:t>
+      </w:r>
+      <w:r>
         <w:t>using</w:t>
       </w:r>
       <w:r>
         <w:rPr>
           <w:spacing w:val="-4"/>
-          <w:sz w:val="22"/>
-        </w:rPr>
-        <w:t> </w:t>
-      </w:r>
-      <w:r>
-        <w:rPr>
-          <w:sz w:val="22"/>
-        </w:rPr>
+        </w:rPr>
+        <w:t xml:space="preserve"> </w:t>
+      </w:r>
+      <w:r>
         <w:t>AI,</w:t>
       </w:r>
       <w:r>
         <w:rPr>
           <w:spacing w:val="-5"/>
-          <w:sz w:val="22"/>
-        </w:rPr>
-        <w:t> </w:t>
-      </w:r>
-      <w:r>
-        <w:rPr>
-          <w:sz w:val="22"/>
-        </w:rPr>
+        </w:rPr>
+        <w:t xml:space="preserve"> </w:t>
+      </w:r>
+      <w:r>
         <w:t>explored</w:t>
       </w:r>
       <w:r>
         <w:rPr>
           <w:spacing w:val="-3"/>
-          <w:sz w:val="22"/>
-        </w:rPr>
-        <w:t> </w:t>
-      </w:r>
-      <w:r>
-        <w:rPr>
-          <w:sz w:val="22"/>
-        </w:rPr>
-        <w:t>about</w:t>
-      </w:r>
-      <w:r>
-        <w:rPr>
-          <w:spacing w:val="-5"/>
-          <w:sz w:val="22"/>
-        </w:rPr>
-        <w:t> </w:t>
-      </w:r>
-      <w:r>
-        <w:rPr>
-          <w:sz w:val="22"/>
-        </w:rPr>
+        </w:rPr>
+        <w:t xml:space="preserve"> </w:t>
+      </w:r>
+      <w:r>
         <w:t>datasets</w:t>
       </w:r>
       <w:r>
         <w:rPr>
           <w:spacing w:val="-3"/>
-          <w:sz w:val="22"/>
-        </w:rPr>
-        <w:t> </w:t>
-      </w:r>
-      <w:r>
-        <w:rPr>
-          <w:sz w:val="22"/>
-        </w:rPr>
+        </w:rPr>
+        <w:t xml:space="preserve"> </w:t>
+      </w:r>
+      <w:r>
         <w:t>using</w:t>
       </w:r>
       <w:r>
         <w:rPr>
           <w:spacing w:val="-3"/>
-          <w:sz w:val="22"/>
-        </w:rPr>
-        <w:t> </w:t>
+        </w:rPr>
+        <w:t xml:space="preserve"> </w:t>
       </w:r>
       <w:r>
         <w:rPr>
           <w:spacing w:val="-4"/>
-          <w:sz w:val="22"/>
         </w:rPr>
         <w:t>NLP.</w:t>
       </w:r>
@@ -1392,30 +1297,50 @@
         <w:spacing w:before="238"/>
       </w:pPr>
       <w:r>
-        <w:rPr/>
-        <w:t>[CloudComputing]</w:t>
+        <w:t>[</w:t>
+      </w:r>
+      <w:proofErr w:type="spellStart"/>
+      <w:r>
+        <w:t>CloudComputing</w:t>
+      </w:r>
+      <w:proofErr w:type="spellEnd"/>
+      <w:r>
+        <w:t>]</w:t>
       </w:r>
       <w:r>
         <w:rPr>
           <w:spacing w:val="-4"/>
         </w:rPr>
-        <w:t> </w:t>
-      </w:r>
-      <w:r>
-        <w:rPr/>
+        <w:t xml:space="preserve"> </w:t>
+      </w:r>
+      <w:r>
         <w:t>–</w:t>
       </w:r>
       <w:r>
         <w:rPr>
           <w:spacing w:val="-3"/>
         </w:rPr>
-        <w:t> </w:t>
-      </w:r>
-      <w:r>
-        <w:rPr>
-          <w:spacing w:val="-2"/>
-        </w:rPr>
-        <w:t>[SkillVertex]</w:t>
+        <w:t xml:space="preserve"> </w:t>
+      </w:r>
+      <w:r>
+        <w:rPr>
+          <w:spacing w:val="-2"/>
+        </w:rPr>
+        <w:t>[</w:t>
+      </w:r>
+      <w:proofErr w:type="spellStart"/>
+      <w:r>
+        <w:rPr>
+          <w:spacing w:val="-2"/>
+        </w:rPr>
+        <w:t>SkillVertex</w:t>
+      </w:r>
+      <w:proofErr w:type="spellEnd"/>
+      <w:r>
+        <w:rPr>
+          <w:spacing w:val="-2"/>
+        </w:rPr>
+        <w:t>]</w:t>
       </w:r>
     </w:p>
     <w:p>
@@ -1424,64 +1349,70 @@
         <w:spacing w:before="38"/>
       </w:pPr>
       <w:r>
-        <w:rPr/>
         <w:t>[May/2023]</w:t>
       </w:r>
       <w:r>
         <w:rPr>
           <w:spacing w:val="-6"/>
         </w:rPr>
-        <w:t> </w:t>
-      </w:r>
-      <w:r>
-        <w:rPr/>
+        <w:t xml:space="preserve"> </w:t>
+      </w:r>
+      <w:r>
         <w:t>–</w:t>
       </w:r>
       <w:r>
         <w:rPr>
           <w:spacing w:val="-3"/>
         </w:rPr>
-        <w:t> </w:t>
-      </w:r>
-      <w:r>
-        <w:rPr/>
+        <w:t xml:space="preserve"> </w:t>
+      </w:r>
+      <w:r>
         <w:t>[July/2023]</w:t>
       </w:r>
       <w:r>
         <w:rPr>
           <w:spacing w:val="-2"/>
         </w:rPr>
-        <w:t> </w:t>
-      </w:r>
-      <w:r>
-        <w:rPr/>
+        <w:t xml:space="preserve"> </w:t>
+      </w:r>
+      <w:r>
         <w:t>|</w:t>
       </w:r>
       <w:r>
         <w:rPr>
           <w:spacing w:val="-5"/>
         </w:rPr>
-        <w:t> </w:t>
-      </w:r>
-      <w:r>
-        <w:rPr/>
-        <w:t>[Banglore]</w:t>
+        <w:t xml:space="preserve"> </w:t>
+      </w:r>
+      <w:r>
+        <w:t>[</w:t>
+      </w:r>
+      <w:r>
+        <w:t>Bangalore</w:t>
+      </w:r>
+      <w:r>
+        <w:t>]</w:t>
       </w:r>
       <w:r>
         <w:rPr>
           <w:spacing w:val="-3"/>
         </w:rPr>
-        <w:t> </w:t>
-      </w:r>
-      <w:r>
-        <w:rPr/>
+        <w:t xml:space="preserve"> </w:t>
+      </w:r>
+      <w:r>
         <w:t>#Remote</w:t>
       </w:r>
       <w:r>
         <w:rPr>
           <w:spacing w:val="-2"/>
         </w:rPr>
-        <w:t> InternShip</w:t>
+        <w:t xml:space="preserve"> </w:t>
+      </w:r>
+      <w:r>
+        <w:rPr>
+          <w:spacing w:val="-2"/>
+        </w:rPr>
+        <w:t>Internship</w:t>
       </w:r>
     </w:p>
     <w:p>
@@ -1489,178 +1420,123 @@
         <w:pStyle w:val="ListParagraph"/>
         <w:numPr>
           <w:ilvl w:val="0"/>
-          <w:numId w:val="1"/>
+          <w:numId w:val="2"/>
         </w:numPr>
         <w:tabs>
-          <w:tab w:pos="145" w:val="left" w:leader="none"/>
+          <w:tab w:val="left" w:pos="145"/>
         </w:tabs>
-        <w:spacing w:line="273" w:lineRule="auto" w:before="39" w:after="0"/>
-        <w:ind w:left="0" w:right="71" w:firstLine="0"/>
-        <w:jc w:val="left"/>
-        <w:rPr>
-          <w:sz w:val="22"/>
-        </w:rPr>
-      </w:pPr>
-      <w:r>
-        <w:rPr>
-          <w:sz w:val="22"/>
-        </w:rPr>
+        <w:spacing w:before="39" w:line="273" w:lineRule="auto"/>
+        <w:ind w:right="71" w:firstLine="0"/>
+      </w:pPr>
+      <w:r>
         <w:t>Managed</w:t>
       </w:r>
       <w:r>
         <w:rPr>
           <w:spacing w:val="-3"/>
-          <w:sz w:val="22"/>
-        </w:rPr>
-        <w:t> </w:t>
-      </w:r>
-      <w:r>
-        <w:rPr>
-          <w:sz w:val="22"/>
-        </w:rPr>
+        </w:rPr>
+        <w:t xml:space="preserve"> </w:t>
+      </w:r>
+      <w:r>
         <w:t>AWS</w:t>
       </w:r>
       <w:r>
         <w:rPr>
           <w:spacing w:val="-3"/>
-          <w:sz w:val="22"/>
-        </w:rPr>
-        <w:t> </w:t>
-      </w:r>
-      <w:r>
-        <w:rPr>
-          <w:sz w:val="22"/>
-        </w:rPr>
+        </w:rPr>
+        <w:t xml:space="preserve"> </w:t>
+      </w:r>
+      <w:r>
         <w:t>services</w:t>
       </w:r>
       <w:r>
         <w:rPr>
           <w:spacing w:val="-6"/>
-          <w:sz w:val="22"/>
-        </w:rPr>
-        <w:t> </w:t>
-      </w:r>
-      <w:r>
-        <w:rPr>
-          <w:sz w:val="22"/>
-        </w:rPr>
+        </w:rPr>
+        <w:t xml:space="preserve"> </w:t>
+      </w:r>
+      <w:r>
         <w:t>including</w:t>
       </w:r>
       <w:r>
         <w:rPr>
           <w:spacing w:val="-1"/>
-          <w:sz w:val="22"/>
-        </w:rPr>
-        <w:t> </w:t>
-      </w:r>
-      <w:r>
-        <w:rPr>
-          <w:sz w:val="22"/>
-        </w:rPr>
+        </w:rPr>
+        <w:t xml:space="preserve"> </w:t>
+      </w:r>
+      <w:r>
         <w:t>S3</w:t>
       </w:r>
       <w:r>
         <w:rPr>
           <w:spacing w:val="-6"/>
-          <w:sz w:val="22"/>
-        </w:rPr>
-        <w:t> </w:t>
-      </w:r>
-      <w:r>
-        <w:rPr>
-          <w:sz w:val="22"/>
-        </w:rPr>
+        </w:rPr>
+        <w:t xml:space="preserve"> </w:t>
+      </w:r>
+      <w:r>
         <w:t>buckets,</w:t>
       </w:r>
       <w:r>
         <w:rPr>
           <w:spacing w:val="-5"/>
-          <w:sz w:val="22"/>
-        </w:rPr>
-        <w:t> </w:t>
-      </w:r>
-      <w:r>
-        <w:rPr>
-          <w:sz w:val="22"/>
-        </w:rPr>
+        </w:rPr>
+        <w:t xml:space="preserve"> </w:t>
+      </w:r>
+      <w:r>
         <w:t>EC2</w:t>
       </w:r>
       <w:r>
         <w:rPr>
           <w:spacing w:val="-3"/>
-          <w:sz w:val="22"/>
-        </w:rPr>
-        <w:t> </w:t>
-      </w:r>
-      <w:r>
-        <w:rPr>
-          <w:sz w:val="22"/>
-        </w:rPr>
+        </w:rPr>
+        <w:t xml:space="preserve"> </w:t>
+      </w:r>
+      <w:r>
         <w:t>instances,</w:t>
       </w:r>
       <w:r>
         <w:rPr>
           <w:spacing w:val="-5"/>
-          <w:sz w:val="22"/>
-        </w:rPr>
-        <w:t> </w:t>
-      </w:r>
-      <w:r>
-        <w:rPr>
-          <w:sz w:val="22"/>
-        </w:rPr>
+        </w:rPr>
+        <w:t xml:space="preserve"> </w:t>
+      </w:r>
+      <w:r>
         <w:t>and</w:t>
       </w:r>
       <w:r>
         <w:rPr>
           <w:spacing w:val="-7"/>
-          <w:sz w:val="22"/>
-        </w:rPr>
-        <w:t> </w:t>
-      </w:r>
-      <w:r>
-        <w:rPr>
-          <w:sz w:val="22"/>
-        </w:rPr>
+        </w:rPr>
+        <w:t xml:space="preserve"> </w:t>
+      </w:r>
+      <w:r>
         <w:t>security</w:t>
       </w:r>
       <w:r>
         <w:rPr>
           <w:spacing w:val="-8"/>
-          <w:sz w:val="22"/>
-        </w:rPr>
-        <w:t> </w:t>
-      </w:r>
-      <w:r>
-        <w:rPr>
-          <w:sz w:val="22"/>
-        </w:rPr>
+        </w:rPr>
+        <w:t xml:space="preserve"> </w:t>
+      </w:r>
+      <w:r>
         <w:t>groups</w:t>
       </w:r>
       <w:r>
         <w:rPr>
           <w:spacing w:val="-1"/>
-          <w:sz w:val="22"/>
-        </w:rPr>
-        <w:t> </w:t>
-      </w:r>
-      <w:r>
-        <w:rPr>
-          <w:sz w:val="22"/>
-        </w:rPr>
+        </w:rPr>
+        <w:t xml:space="preserve"> </w:t>
+      </w:r>
+      <w:r>
         <w:t>to</w:t>
       </w:r>
       <w:r>
         <w:rPr>
           <w:spacing w:val="-3"/>
-          <w:sz w:val="22"/>
-        </w:rPr>
-        <w:t> </w:t>
-      </w:r>
-      <w:r>
-        <w:rPr>
-          <w:sz w:val="22"/>
-        </w:rPr>
+        </w:rPr>
+        <w:t xml:space="preserve"> </w:t>
+      </w:r>
+      <w:r>
         <w:t>deploy and maintain web applications.</w:t>
       </w:r>
     </w:p>
@@ -1669,174 +1545,124 @@
         <w:pStyle w:val="ListParagraph"/>
         <w:numPr>
           <w:ilvl w:val="0"/>
-          <w:numId w:val="1"/>
+          <w:numId w:val="2"/>
         </w:numPr>
         <w:tabs>
-          <w:tab w:pos="145" w:val="left" w:leader="none"/>
+          <w:tab w:val="left" w:pos="145"/>
         </w:tabs>
-        <w:spacing w:line="276" w:lineRule="auto" w:before="5" w:after="0"/>
-        <w:ind w:left="0" w:right="518" w:firstLine="0"/>
-        <w:jc w:val="left"/>
-        <w:rPr>
-          <w:sz w:val="22"/>
-        </w:rPr>
-      </w:pPr>
-      <w:r>
-        <w:rPr>
-          <w:sz w:val="22"/>
-        </w:rPr>
+        <w:spacing w:before="5" w:line="276" w:lineRule="auto"/>
+        <w:ind w:right="518" w:firstLine="0"/>
+      </w:pPr>
+      <w:r>
         <w:t>Led</w:t>
       </w:r>
       <w:r>
         <w:rPr>
           <w:spacing w:val="-4"/>
-          <w:sz w:val="22"/>
-        </w:rPr>
-        <w:t> </w:t>
-      </w:r>
-      <w:r>
-        <w:rPr>
-          <w:sz w:val="22"/>
-        </w:rPr>
+        </w:rPr>
+        <w:t xml:space="preserve"> </w:t>
+      </w:r>
+      <w:r>
         <w:t>the</w:t>
       </w:r>
       <w:r>
         <w:rPr>
           <w:spacing w:val="-4"/>
-          <w:sz w:val="22"/>
-        </w:rPr>
-        <w:t> </w:t>
-      </w:r>
-      <w:r>
-        <w:rPr>
-          <w:sz w:val="22"/>
-        </w:rPr>
+        </w:rPr>
+        <w:t xml:space="preserve"> </w:t>
+      </w:r>
+      <w:r>
         <w:t>flexible</w:t>
       </w:r>
       <w:r>
         <w:rPr>
           <w:spacing w:val="-7"/>
-          <w:sz w:val="22"/>
-        </w:rPr>
-        <w:t> </w:t>
-      </w:r>
-      <w:r>
-        <w:rPr>
-          <w:sz w:val="22"/>
-        </w:rPr>
+        </w:rPr>
+        <w:t xml:space="preserve"> </w:t>
+      </w:r>
+      <w:r>
         <w:t>target</w:t>
       </w:r>
       <w:r>
         <w:rPr>
           <w:spacing w:val="-4"/>
-          <w:sz w:val="22"/>
-        </w:rPr>
-        <w:t> </w:t>
-      </w:r>
-      <w:r>
-        <w:rPr>
-          <w:sz w:val="22"/>
-        </w:rPr>
+        </w:rPr>
+        <w:t xml:space="preserve"> </w:t>
+      </w:r>
+      <w:r>
         <w:t>tracking</w:t>
       </w:r>
       <w:r>
         <w:rPr>
           <w:spacing w:val="-4"/>
-          <w:sz w:val="22"/>
-        </w:rPr>
-        <w:t> </w:t>
-      </w:r>
-      <w:r>
-        <w:rPr>
-          <w:sz w:val="22"/>
-        </w:rPr>
+        </w:rPr>
+        <w:t xml:space="preserve"> </w:t>
+      </w:r>
+      <w:r>
         <w:t>auto-scaling</w:t>
       </w:r>
       <w:r>
         <w:rPr>
           <w:spacing w:val="-4"/>
-          <w:sz w:val="22"/>
-        </w:rPr>
-        <w:t> </w:t>
-      </w:r>
-      <w:r>
-        <w:rPr>
-          <w:sz w:val="22"/>
-        </w:rPr>
+        </w:rPr>
+        <w:t xml:space="preserve"> </w:t>
+      </w:r>
+      <w:r>
         <w:t>policy,</w:t>
       </w:r>
       <w:r>
         <w:rPr>
           <w:spacing w:val="-4"/>
-          <w:sz w:val="22"/>
-        </w:rPr>
-        <w:t> </w:t>
-      </w:r>
-      <w:r>
-        <w:rPr>
-          <w:sz w:val="22"/>
-        </w:rPr>
+        </w:rPr>
+        <w:t xml:space="preserve"> </w:t>
+      </w:r>
+      <w:r>
         <w:t>slashing</w:t>
       </w:r>
       <w:r>
         <w:rPr>
           <w:spacing w:val="-2"/>
-          <w:sz w:val="22"/>
-        </w:rPr>
-        <w:t> </w:t>
-      </w:r>
-      <w:r>
-        <w:rPr>
-          <w:sz w:val="22"/>
-        </w:rPr>
+        </w:rPr>
+        <w:t xml:space="preserve"> </w:t>
+      </w:r>
+      <w:r>
         <w:t>infrastructure</w:t>
       </w:r>
       <w:r>
         <w:rPr>
           <w:spacing w:val="-7"/>
-          <w:sz w:val="22"/>
-        </w:rPr>
-        <w:t> </w:t>
-      </w:r>
-      <w:r>
-        <w:rPr>
-          <w:sz w:val="22"/>
-        </w:rPr>
+        </w:rPr>
+        <w:t xml:space="preserve"> </w:t>
+      </w:r>
+      <w:r>
         <w:t>&amp;</w:t>
       </w:r>
       <w:r>
         <w:rPr>
           <w:spacing w:val="-6"/>
-          <w:sz w:val="22"/>
-        </w:rPr>
-        <w:t> </w:t>
-      </w:r>
-      <w:r>
-        <w:rPr>
-          <w:sz w:val="22"/>
-        </w:rPr>
+        </w:rPr>
+        <w:t xml:space="preserve"> </w:t>
+      </w:r>
+      <w:r>
         <w:t>boosting system reliability by 40%.</w:t>
       </w:r>
     </w:p>
     <w:p>
       <w:pPr>
         <w:pStyle w:val="ListParagraph"/>
-        <w:spacing w:after="0" w:line="276" w:lineRule="auto"/>
-        <w:jc w:val="left"/>
-        <w:rPr>
-          <w:sz w:val="22"/>
-        </w:rPr>
+        <w:spacing w:line="276" w:lineRule="auto"/>
         <w:sectPr>
           <w:type w:val="continuous"/>
           <w:pgSz w:w="12240" w:h="15840"/>
-          <w:pgMar w:top="1820" w:bottom="280" w:left="1800" w:right="1800"/>
+          <w:pgMar w:top="1820" w:right="1800" w:bottom="280" w:left="1800" w:header="720" w:footer="720" w:gutter="0"/>
+          <w:cols w:space="720"/>
         </w:sectPr>
       </w:pPr>
     </w:p>
     <w:p>
       <w:pPr>
         <w:pStyle w:val="BodyText"/>
-        <w:spacing w:line="20" w:lineRule="exact" w:before="0"/>
+        <w:spacing w:before="0" w:line="20" w:lineRule="exact"/>
         <w:ind w:left="1058"/>
         <w:rPr>
           <w:sz w:val="2"/>
@@ -1844,27 +1670,31 @@
       </w:pPr>
       <w:r>
         <w:rPr>
+          <w:noProof/>
           <w:sz w:val="2"/>
         </w:rPr>
+        <w:lastRenderedPageBreak/>
         <mc:AlternateContent>
-          <mc:Choice Requires="wps">
+          <mc:Choice Requires="wpg">
             <w:drawing>
-              <wp:inline distT="0" distB="0" distL="0" distR="0">
+              <wp:inline distT="0" distB="0" distL="0" distR="0" wp14:anchorId="54F140EB" wp14:editId="46544FB6">
                 <wp:extent cx="4135754" cy="8255"/>
                 <wp:effectExtent l="9525" t="0" r="0" b="1269"/>
                 <wp:docPr id="5" name="Group 5"/>
                 <wp:cNvGraphicFramePr>
-                  <a:graphicFrameLocks/>
+                  <a:graphicFrameLocks xmlns:a="http://schemas.openxmlformats.org/drawingml/2006/main"/>
                 </wp:cNvGraphicFramePr>
-                <a:graphic>
+                <a:graphic xmlns:a="http://schemas.openxmlformats.org/drawingml/2006/main">
                   <a:graphicData uri="http://schemas.microsoft.com/office/word/2010/wordprocessingGroup">
                     <wpg:wgp>
-                      <wpg:cNvPr id="5" name="Group 5"/>
-                      <wpg:cNvGrpSpPr/>
+                      <wpg:cNvGrpSpPr>
+                        <a:grpSpLocks/>
+                      </wpg:cNvGrpSpPr>
                       <wpg:grpSpPr>
                         <a:xfrm>
                           <a:off x="0" y="0"/>
                           <a:ext cx="4135754" cy="8255"/>
+                          <a:chOff x="0" y="0"/>
                           <a:chExt cx="4135754" cy="8255"/>
                         </a:xfrm>
                       </wpg:grpSpPr>
@@ -1883,7 +1713,7 @@
                             <a:cxnLst/>
                             <a:rect l="l" t="t" r="r" b="b"/>
                             <a:pathLst>
-                              <a:path w="4135754" h="0">
+                              <a:path w="4135754">
                                 <a:moveTo>
                                   <a:pt x="0" y="0"/>
                                 </a:moveTo>
@@ -1915,20 +1745,16 @@
           </mc:Choice>
           <mc:Fallback>
             <w:pict>
-              <v:group style="width:325.650pt;height:.65pt;mso-position-horizontal-relative:char;mso-position-vertical-relative:line" id="docshapegroup5" coordorigin="0,0" coordsize="6513,13">
-                <v:line style="position:absolute" from="0,6" to="6513,6" stroked="true" strokeweight=".624127pt" strokecolor="#000000">
-                  <v:stroke dashstyle="solid"/>
-                </v:line>
+              <v:group w14:anchorId="5A30E38B" id="Group 5" o:spid="_x0000_s1026" style="width:325.65pt;height:.65pt;mso-position-horizontal-relative:char;mso-position-vertical-relative:line" coordsize="41357,82" o:gfxdata="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">
+                <v:shape id="Graphic 6" o:spid="_x0000_s1027" style="position:absolute;top:39;width:41357;height:13;visibility:visible;mso-wrap-style:square;v-text-anchor:top" coordsize="4135754,1270" o:gfxdata="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" path="m,l4135627,e" filled="f" strokeweight=".22017mm">
+                  <v:path arrowok="t"/>
+                </v:shape>
+                <w10:anchorlock/>
               </v:group>
             </w:pict>
           </mc:Fallback>
         </mc:AlternateContent>
       </w:r>
-      <w:r>
-        <w:rPr>
-          <w:sz w:val="2"/>
-        </w:rPr>
-      </w:r>
     </w:p>
     <w:p>
       <w:pPr>
@@ -1948,44 +1774,40 @@
         <w:pStyle w:val="Heading2"/>
       </w:pPr>
       <w:r>
-        <w:rPr/>
         <w:t>[Burger</w:t>
       </w:r>
       <w:r>
         <w:rPr>
           <w:spacing w:val="-2"/>
         </w:rPr>
-        <w:t> </w:t>
-      </w:r>
-      <w:r>
-        <w:rPr/>
+        <w:t xml:space="preserve"> </w:t>
+      </w:r>
+      <w:r>
         <w:t>Billing</w:t>
       </w:r>
       <w:r>
         <w:rPr>
           <w:spacing w:val="-2"/>
         </w:rPr>
-        <w:t> </w:t>
-      </w:r>
-      <w:r>
-        <w:rPr/>
+        <w:t xml:space="preserve"> </w:t>
+      </w:r>
+      <w:r>
         <w:t>System]</w:t>
       </w:r>
       <w:r>
         <w:rPr>
           <w:spacing w:val="-4"/>
         </w:rPr>
-        <w:t> </w:t>
-      </w:r>
-      <w:r>
-        <w:rPr/>
+        <w:t xml:space="preserve"> </w:t>
+      </w:r>
+      <w:r>
         <w:t>–</w:t>
       </w:r>
       <w:r>
         <w:rPr>
           <w:spacing w:val="-4"/>
         </w:rPr>
-        <w:t> </w:t>
+        <w:t xml:space="preserve"> </w:t>
       </w:r>
       <w:r>
         <w:rPr>
@@ -1999,152 +1821,109 @@
         <w:pStyle w:val="ListParagraph"/>
         <w:numPr>
           <w:ilvl w:val="0"/>
-          <w:numId w:val="1"/>
+          <w:numId w:val="2"/>
         </w:numPr>
         <w:tabs>
-          <w:tab w:pos="145" w:val="left" w:leader="none"/>
+          <w:tab w:val="left" w:pos="145"/>
         </w:tabs>
-        <w:spacing w:line="240" w:lineRule="auto" w:before="40" w:after="0"/>
-        <w:ind w:left="145" w:right="0" w:hanging="145"/>
-        <w:jc w:val="left"/>
-        <w:rPr>
-          <w:sz w:val="22"/>
-        </w:rPr>
-      </w:pPr>
-      <w:r>
-        <w:rPr>
-          <w:sz w:val="22"/>
-        </w:rPr>
+        <w:spacing w:before="40"/>
+        <w:ind w:left="145" w:hanging="145"/>
+      </w:pPr>
+      <w:r>
         <w:t>Developed</w:t>
       </w:r>
       <w:r>
         <w:rPr>
           <w:spacing w:val="-2"/>
-          <w:sz w:val="22"/>
-        </w:rPr>
-        <w:t> </w:t>
-      </w:r>
-      <w:r>
-        <w:rPr>
-          <w:sz w:val="22"/>
-        </w:rPr>
+        </w:rPr>
+        <w:t xml:space="preserve"> </w:t>
+      </w:r>
+      <w:r>
         <w:t>a</w:t>
       </w:r>
       <w:r>
         <w:rPr>
           <w:spacing w:val="-2"/>
-          <w:sz w:val="22"/>
-        </w:rPr>
-        <w:t> </w:t>
-      </w:r>
-      <w:r>
-        <w:rPr>
-          <w:sz w:val="22"/>
-        </w:rPr>
+        </w:rPr>
+        <w:t xml:space="preserve"> </w:t>
+      </w:r>
+      <w:r>
         <w:t>billing</w:t>
       </w:r>
       <w:r>
         <w:rPr>
           <w:spacing w:val="-4"/>
-          <w:sz w:val="22"/>
-        </w:rPr>
-        <w:t> </w:t>
-      </w:r>
-      <w:r>
-        <w:rPr>
-          <w:sz w:val="22"/>
-        </w:rPr>
+        </w:rPr>
+        <w:t xml:space="preserve"> </w:t>
+      </w:r>
+      <w:r>
         <w:t>system</w:t>
       </w:r>
       <w:r>
         <w:rPr>
           <w:spacing w:val="-3"/>
-          <w:sz w:val="22"/>
-        </w:rPr>
-        <w:t> </w:t>
-      </w:r>
-      <w:r>
-        <w:rPr>
-          <w:sz w:val="22"/>
-        </w:rPr>
+        </w:rPr>
+        <w:t xml:space="preserve"> </w:t>
+      </w:r>
+      <w:r>
         <w:t>to</w:t>
       </w:r>
       <w:r>
         <w:rPr>
           <w:spacing w:val="-4"/>
-          <w:sz w:val="22"/>
-        </w:rPr>
-        <w:t> </w:t>
-      </w:r>
-      <w:r>
-        <w:rPr>
-          <w:sz w:val="22"/>
-        </w:rPr>
+        </w:rPr>
+        <w:t xml:space="preserve"> </w:t>
+      </w:r>
+      <w:r>
         <w:t>generate</w:t>
       </w:r>
       <w:r>
         <w:rPr>
           <w:spacing w:val="-1"/>
-          <w:sz w:val="22"/>
-        </w:rPr>
-        <w:t> </w:t>
-      </w:r>
-      <w:r>
-        <w:rPr>
-          <w:sz w:val="22"/>
-        </w:rPr>
-        <w:t>itemized</w:t>
-      </w:r>
+        </w:rPr>
+        <w:t xml:space="preserve"> </w:t>
+      </w:r>
+      <w:proofErr w:type="spellStart"/>
+      <w:r>
+        <w:t>itemised</w:t>
+      </w:r>
+      <w:proofErr w:type="spellEnd"/>
       <w:r>
         <w:rPr>
           <w:spacing w:val="-5"/>
-          <w:sz w:val="22"/>
-        </w:rPr>
-        <w:t> </w:t>
-      </w:r>
-      <w:r>
-        <w:rPr>
-          <w:sz w:val="22"/>
-        </w:rPr>
+        </w:rPr>
+        <w:t xml:space="preserve"> </w:t>
+      </w:r>
+      <w:r>
         <w:t>invoices</w:t>
       </w:r>
       <w:r>
         <w:rPr>
           <w:spacing w:val="-1"/>
-          <w:sz w:val="22"/>
-        </w:rPr>
-        <w:t> </w:t>
-      </w:r>
-      <w:r>
-        <w:rPr>
-          <w:sz w:val="22"/>
-        </w:rPr>
+        </w:rPr>
+        <w:t xml:space="preserve"> </w:t>
+      </w:r>
+      <w:r>
         <w:t>for</w:t>
       </w:r>
       <w:r>
         <w:rPr>
           <w:spacing w:val="-3"/>
-          <w:sz w:val="22"/>
-        </w:rPr>
-        <w:t> </w:t>
-      </w:r>
-      <w:r>
-        <w:rPr>
-          <w:sz w:val="22"/>
-        </w:rPr>
+        </w:rPr>
+        <w:t xml:space="preserve"> </w:t>
+      </w:r>
+      <w:r>
         <w:t>burger</w:t>
       </w:r>
       <w:r>
         <w:rPr>
           <w:spacing w:val="-1"/>
-          <w:sz w:val="22"/>
-        </w:rPr>
-        <w:t> </w:t>
-      </w:r>
-      <w:r>
-        <w:rPr>
-          <w:spacing w:val="-2"/>
-          <w:sz w:val="22"/>
+        </w:rPr>
+        <w:t xml:space="preserve"> </w:t>
+      </w:r>
+      <w:r>
+        <w:rPr>
+          <w:spacing w:val="-2"/>
         </w:rPr>
         <w:t>shops.</w:t>
       </w:r>
@@ -2154,121 +1933,84 @@
         <w:pStyle w:val="ListParagraph"/>
         <w:numPr>
           <w:ilvl w:val="0"/>
-          <w:numId w:val="1"/>
+          <w:numId w:val="2"/>
         </w:numPr>
         <w:tabs>
-          <w:tab w:pos="145" w:val="left" w:leader="none"/>
+          <w:tab w:val="left" w:pos="145"/>
         </w:tabs>
-        <w:spacing w:line="240" w:lineRule="auto" w:before="37" w:after="0"/>
-        <w:ind w:left="145" w:right="0" w:hanging="145"/>
-        <w:jc w:val="left"/>
-        <w:rPr>
-          <w:sz w:val="22"/>
-        </w:rPr>
-      </w:pPr>
-      <w:r>
-        <w:rPr>
-          <w:sz w:val="22"/>
-        </w:rPr>
+        <w:ind w:left="145" w:hanging="145"/>
+      </w:pPr>
+      <w:r>
         <w:t>Automated</w:t>
       </w:r>
       <w:r>
         <w:rPr>
           <w:spacing w:val="-8"/>
-          <w:sz w:val="22"/>
-        </w:rPr>
-        <w:t> </w:t>
-      </w:r>
-      <w:r>
-        <w:rPr>
-          <w:sz w:val="22"/>
-        </w:rPr>
+        </w:rPr>
+        <w:t xml:space="preserve"> </w:t>
+      </w:r>
+      <w:r>
         <w:t>calculations</w:t>
       </w:r>
       <w:r>
         <w:rPr>
           <w:spacing w:val="-5"/>
-          <w:sz w:val="22"/>
-        </w:rPr>
-        <w:t> </w:t>
-      </w:r>
-      <w:r>
-        <w:rPr>
-          <w:sz w:val="22"/>
-        </w:rPr>
+        </w:rPr>
+        <w:t xml:space="preserve"> </w:t>
+      </w:r>
+      <w:r>
         <w:t>for</w:t>
       </w:r>
       <w:r>
         <w:rPr>
           <w:spacing w:val="-5"/>
-          <w:sz w:val="22"/>
-        </w:rPr>
-        <w:t> </w:t>
-      </w:r>
-      <w:r>
-        <w:rPr>
-          <w:sz w:val="22"/>
-        </w:rPr>
+        </w:rPr>
+        <w:t xml:space="preserve"> </w:t>
+      </w:r>
+      <w:r>
         <w:t>totals,</w:t>
       </w:r>
       <w:r>
         <w:rPr>
           <w:spacing w:val="-2"/>
-          <w:sz w:val="22"/>
-        </w:rPr>
-        <w:t> </w:t>
-      </w:r>
-      <w:r>
-        <w:rPr>
-          <w:sz w:val="22"/>
-        </w:rPr>
+        </w:rPr>
+        <w:t xml:space="preserve"> </w:t>
+      </w:r>
+      <w:r>
         <w:t>taxes,</w:t>
       </w:r>
       <w:r>
         <w:rPr>
           <w:spacing w:val="-2"/>
-          <w:sz w:val="22"/>
-        </w:rPr>
-        <w:t> </w:t>
-      </w:r>
-      <w:r>
-        <w:rPr>
-          <w:sz w:val="22"/>
-        </w:rPr>
+        </w:rPr>
+        <w:t xml:space="preserve"> </w:t>
+      </w:r>
+      <w:r>
         <w:t>and</w:t>
       </w:r>
       <w:r>
         <w:rPr>
           <w:spacing w:val="-2"/>
-          <w:sz w:val="22"/>
-        </w:rPr>
-        <w:t> </w:t>
-      </w:r>
-      <w:r>
-        <w:rPr>
-          <w:sz w:val="22"/>
-        </w:rPr>
+        </w:rPr>
+        <w:t xml:space="preserve"> </w:t>
+      </w:r>
+      <w:r>
         <w:t>discounts,</w:t>
       </w:r>
       <w:r>
         <w:rPr>
           <w:spacing w:val="-4"/>
-          <w:sz w:val="22"/>
-        </w:rPr>
-        <w:t> </w:t>
-      </w:r>
-      <w:r>
-        <w:rPr>
-          <w:sz w:val="22"/>
-        </w:rPr>
+        </w:rPr>
+        <w:t xml:space="preserve"> </w:t>
+      </w:r>
+      <w:r>
         <w:t>improving billing</w:t>
       </w:r>
       <w:r>
         <w:rPr>
           <w:spacing w:val="-2"/>
-          <w:sz w:val="22"/>
-        </w:rPr>
-        <w:t> efficiency.</w:t>
+        </w:rPr>
+        <w:t xml:space="preserve"> efficiency.</w:t>
       </w:r>
     </w:p>
     <w:p>
@@ -2276,115 +2018,86 @@
         <w:pStyle w:val="ListParagraph"/>
         <w:numPr>
           <w:ilvl w:val="0"/>
-          <w:numId w:val="1"/>
+          <w:numId w:val="2"/>
         </w:numPr>
         <w:tabs>
-          <w:tab w:pos="193" w:val="left" w:leader="none"/>
+          <w:tab w:val="left" w:pos="193"/>
         </w:tabs>
-        <w:spacing w:line="240" w:lineRule="auto" w:before="40" w:after="0"/>
-        <w:ind w:left="193" w:right="0" w:hanging="193"/>
-        <w:jc w:val="left"/>
-        <w:rPr>
-          <w:sz w:val="22"/>
-        </w:rPr>
-      </w:pPr>
-      <w:r>
-        <w:rPr>
-          <w:sz w:val="22"/>
-        </w:rPr>
+        <w:spacing w:before="40"/>
+        <w:ind w:left="193" w:hanging="193"/>
+      </w:pPr>
+      <w:r>
         <w:t>Implemented</w:t>
       </w:r>
       <w:r>
         <w:rPr>
           <w:spacing w:val="-5"/>
-          <w:sz w:val="22"/>
-        </w:rPr>
-        <w:t> </w:t>
-      </w:r>
-      <w:r>
-        <w:rPr>
-          <w:sz w:val="22"/>
-        </w:rPr>
+        </w:rPr>
+        <w:t xml:space="preserve"> </w:t>
+      </w:r>
+      <w:r>
         <w:t>an</w:t>
       </w:r>
       <w:r>
         <w:rPr>
           <w:spacing w:val="-3"/>
-          <w:sz w:val="22"/>
-        </w:rPr>
-        <w:t> </w:t>
-      </w:r>
-      <w:r>
-        <w:rPr>
-          <w:sz w:val="22"/>
-        </w:rPr>
+        </w:rPr>
+        <w:t xml:space="preserve"> </w:t>
+      </w:r>
+      <w:r>
         <w:t>intuitive</w:t>
       </w:r>
       <w:r>
         <w:rPr>
           <w:spacing w:val="-3"/>
-          <w:sz w:val="22"/>
-        </w:rPr>
-        <w:t> </w:t>
-      </w:r>
-      <w:r>
-        <w:rPr>
-          <w:sz w:val="22"/>
-        </w:rPr>
+        </w:rPr>
+        <w:t xml:space="preserve"> </w:t>
+      </w:r>
+      <w:r>
         <w:t>user</w:t>
       </w:r>
       <w:r>
         <w:rPr>
           <w:spacing w:val="-4"/>
-          <w:sz w:val="22"/>
-        </w:rPr>
-        <w:t> </w:t>
-      </w:r>
-      <w:r>
-        <w:rPr>
-          <w:sz w:val="22"/>
-        </w:rPr>
+        </w:rPr>
+        <w:t xml:space="preserve"> </w:t>
+      </w:r>
+      <w:r>
         <w:t>interface</w:t>
       </w:r>
       <w:r>
         <w:rPr>
           <w:spacing w:val="-1"/>
-          <w:sz w:val="22"/>
-        </w:rPr>
-        <w:t> </w:t>
-      </w:r>
-      <w:r>
-        <w:rPr>
-          <w:sz w:val="22"/>
-        </w:rPr>
+        </w:rPr>
+        <w:t xml:space="preserve"> </w:t>
+      </w:r>
+      <w:r>
         <w:t>using</w:t>
       </w:r>
       <w:r>
         <w:rPr>
           <w:spacing w:val="2"/>
-          <w:sz w:val="22"/>
-        </w:rPr>
-        <w:t> </w:t>
-      </w:r>
+        </w:rPr>
+        <w:t xml:space="preserve"> </w:t>
+      </w:r>
+      <w:proofErr w:type="spellStart"/>
       <w:r>
         <w:rPr>
           <w:b/>
-          <w:sz w:val="22"/>
         </w:rPr>
         <w:t>Tkinter</w:t>
       </w:r>
+      <w:proofErr w:type="spellEnd"/>
       <w:r>
         <w:rPr>
           <w:b/>
           <w:spacing w:val="-4"/>
-          <w:sz w:val="22"/>
-        </w:rPr>
-        <w:t> </w:t>
+        </w:rPr>
+        <w:t xml:space="preserve"> </w:t>
       </w:r>
       <w:r>
         <w:rPr>
           <w:b/>
-          <w:sz w:val="22"/>
         </w:rPr>
         <w:t>/ Flask</w:t>
       </w:r>
@@ -2392,14 +2105,12 @@
         <w:rPr>
           <w:b/>
           <w:spacing w:val="-4"/>
-          <w:sz w:val="22"/>
-        </w:rPr>
-        <w:t> </w:t>
+        </w:rPr>
+        <w:t xml:space="preserve"> </w:t>
       </w:r>
       <w:r>
         <w:rPr>
           <w:b/>
-          <w:sz w:val="22"/>
         </w:rPr>
         <w:t>/</w:t>
       </w:r>
@@ -2407,22 +2118,19 @@
         <w:rPr>
           <w:b/>
           <w:spacing w:val="1"/>
-          <w:sz w:val="22"/>
-        </w:rPr>
-        <w:t> </w:t>
+        </w:rPr>
+        <w:t xml:space="preserve"> </w:t>
       </w:r>
       <w:r>
         <w:rPr>
           <w:b/>
           <w:spacing w:val="-2"/>
-          <w:sz w:val="22"/>
         </w:rPr>
         <w:t>Django</w:t>
       </w:r>
       <w:r>
         <w:rPr>
           <w:spacing w:val="-2"/>
-          <w:sz w:val="22"/>
         </w:rPr>
         <w:t>.</w:t>
       </w:r>
@@ -2433,54 +2141,73 @@
         <w:spacing w:before="239"/>
       </w:pPr>
       <w:r>
-        <w:rPr/>
         <w:t>[Sentiment</w:t>
       </w:r>
       <w:r>
         <w:rPr>
           <w:spacing w:val="-5"/>
         </w:rPr>
-        <w:t> </w:t>
-      </w:r>
-      <w:r>
-        <w:rPr/>
+        <w:t xml:space="preserve"> </w:t>
+      </w:r>
+      <w:r>
         <w:t>Analysis</w:t>
       </w:r>
       <w:r>
         <w:rPr>
           <w:spacing w:val="-2"/>
         </w:rPr>
-        <w:t> </w:t>
-      </w:r>
-      <w:r>
-        <w:rPr/>
+        <w:t xml:space="preserve"> </w:t>
+      </w:r>
+      <w:r>
         <w:t>on</w:t>
       </w:r>
       <w:r>
         <w:rPr>
           <w:spacing w:val="-4"/>
         </w:rPr>
-        <w:t> </w:t>
-      </w:r>
-      <w:r>
-        <w:rPr/>
+        <w:t xml:space="preserve"> </w:t>
+      </w:r>
+      <w:r>
         <w:t>Dataset]</w:t>
       </w:r>
       <w:r>
         <w:rPr>
           <w:spacing w:val="-2"/>
         </w:rPr>
-        <w:t> </w:t>
-      </w:r>
-      <w:r>
-        <w:rPr/>
+        <w:t xml:space="preserve"> </w:t>
+      </w:r>
+      <w:r>
         <w:t>–</w:t>
       </w:r>
       <w:r>
         <w:rPr>
           <w:spacing w:val="-2"/>
         </w:rPr>
-        <w:t> [python,NLP]</w:t>
+        <w:t xml:space="preserve"> [</w:t>
+      </w:r>
+      <w:r>
+        <w:rPr>
+          <w:spacing w:val="-2"/>
+        </w:rPr>
+        <w:t>Python</w:t>
+      </w:r>
+      <w:r>
+        <w:rPr>
+          <w:spacing w:val="-2"/>
+        </w:rPr>
+        <w:t>,</w:t>
+      </w:r>
+      <w:r>
+        <w:rPr>
+          <w:spacing w:val="-2"/>
+        </w:rPr>
+        <w:t xml:space="preserve"> </w:t>
+      </w:r>
+      <w:r>
+        <w:rPr>
+          <w:spacing w:val="-2"/>
+        </w:rPr>
+        <w:t>NLP]</w:t>
       </w:r>
     </w:p>
     <w:p>
@@ -2488,113 +2215,80 @@
         <w:pStyle w:val="ListParagraph"/>
         <w:numPr>
           <w:ilvl w:val="0"/>
-          <w:numId w:val="1"/>
+          <w:numId w:val="2"/>
         </w:numPr>
         <w:tabs>
-          <w:tab w:pos="145" w:val="left" w:leader="none"/>
+          <w:tab w:val="left" w:pos="145"/>
         </w:tabs>
-        <w:spacing w:line="276" w:lineRule="auto" w:before="37" w:after="0"/>
-        <w:ind w:left="0" w:right="330" w:firstLine="0"/>
-        <w:jc w:val="left"/>
-        <w:rPr>
-          <w:sz w:val="22"/>
-        </w:rPr>
-      </w:pPr>
-      <w:r>
-        <w:rPr>
-          <w:sz w:val="22"/>
-        </w:rPr>
+        <w:spacing w:line="276" w:lineRule="auto"/>
+        <w:ind w:right="330" w:firstLine="0"/>
+      </w:pPr>
+      <w:r>
         <w:t>Performed</w:t>
       </w:r>
       <w:r>
         <w:rPr>
           <w:spacing w:val="-7"/>
-          <w:sz w:val="22"/>
-        </w:rPr>
-        <w:t> </w:t>
-      </w:r>
-      <w:r>
-        <w:rPr>
-          <w:sz w:val="22"/>
-        </w:rPr>
+        </w:rPr>
+        <w:t xml:space="preserve"> </w:t>
+      </w:r>
+      <w:r>
         <w:t>sentiment</w:t>
       </w:r>
       <w:r>
         <w:rPr>
           <w:spacing w:val="-4"/>
-          <w:sz w:val="22"/>
-        </w:rPr>
-        <w:t> </w:t>
-      </w:r>
-      <w:r>
-        <w:rPr>
-          <w:sz w:val="22"/>
-        </w:rPr>
+        </w:rPr>
+        <w:t xml:space="preserve"> </w:t>
+      </w:r>
+      <w:r>
         <w:t>analysis</w:t>
       </w:r>
       <w:r>
         <w:rPr>
           <w:spacing w:val="-2"/>
-          <w:sz w:val="22"/>
-        </w:rPr>
-        <w:t> </w:t>
-      </w:r>
-      <w:r>
-        <w:rPr>
-          <w:sz w:val="22"/>
-        </w:rPr>
+        </w:rPr>
+        <w:t xml:space="preserve"> </w:t>
+      </w:r>
+      <w:r>
         <w:t>on</w:t>
       </w:r>
       <w:r>
         <w:rPr>
           <w:spacing w:val="-6"/>
-          <w:sz w:val="22"/>
-        </w:rPr>
-        <w:t> </w:t>
-      </w:r>
-      <w:r>
-        <w:rPr>
-          <w:sz w:val="22"/>
-        </w:rPr>
+        </w:rPr>
+        <w:t xml:space="preserve"> </w:t>
+      </w:r>
+      <w:r>
         <w:t>a</w:t>
       </w:r>
       <w:r>
         <w:rPr>
           <w:spacing w:val="-4"/>
-          <w:sz w:val="22"/>
-        </w:rPr>
-        <w:t> </w:t>
-      </w:r>
-      <w:r>
-        <w:rPr>
-          <w:sz w:val="22"/>
-        </w:rPr>
+        </w:rPr>
+        <w:t xml:space="preserve"> </w:t>
+      </w:r>
+      <w:r>
         <w:t>dataset</w:t>
       </w:r>
       <w:r>
         <w:rPr>
           <w:spacing w:val="-4"/>
-          <w:sz w:val="22"/>
-        </w:rPr>
-        <w:t> </w:t>
-      </w:r>
-      <w:r>
-        <w:rPr>
-          <w:sz w:val="22"/>
-        </w:rPr>
+        </w:rPr>
+        <w:t xml:space="preserve"> </w:t>
+      </w:r>
+      <w:r>
         <w:t>using</w:t>
       </w:r>
       <w:r>
         <w:rPr>
           <w:spacing w:val="-1"/>
-          <w:sz w:val="22"/>
-        </w:rPr>
-        <w:t> </w:t>
+        </w:rPr>
+        <w:t xml:space="preserve"> </w:t>
       </w:r>
       <w:r>
         <w:rPr>
           <w:b/>
-          <w:sz w:val="22"/>
         </w:rPr>
         <w:t>Natural</w:t>
       </w:r>
@@ -2602,14 +2296,12 @@
         <w:rPr>
           <w:b/>
           <w:spacing w:val="-4"/>
-          <w:sz w:val="22"/>
-        </w:rPr>
-        <w:t> </w:t>
+        </w:rPr>
+        <w:t xml:space="preserve"> </w:t>
       </w:r>
       <w:r>
         <w:rPr>
           <w:b/>
-          <w:sz w:val="22"/>
         </w:rPr>
         <w:t>Language</w:t>
       </w:r>
@@ -2617,14 +2309,12 @@
         <w:rPr>
           <w:b/>
           <w:spacing w:val="-7"/>
-          <w:sz w:val="22"/>
-        </w:rPr>
-        <w:t> </w:t>
+        </w:rPr>
+        <w:t xml:space="preserve"> </w:t>
       </w:r>
       <w:r>
         <w:rPr>
           <w:b/>
-          <w:sz w:val="22"/>
         </w:rPr>
         <w:t>Processing</w:t>
       </w:r>
@@ -2632,29 +2322,25 @@
         <w:rPr>
           <w:b/>
           <w:spacing w:val="-4"/>
-          <w:sz w:val="22"/>
-        </w:rPr>
-        <w:t> </w:t>
+        </w:rPr>
+        <w:t xml:space="preserve"> </w:t>
       </w:r>
       <w:r>
         <w:rPr>
           <w:b/>
-          <w:sz w:val="22"/>
-        </w:rPr>
-        <w:t>(NLP) </w:t>
+        </w:rPr>
+        <w:t xml:space="preserve">(NLP) </w:t>
       </w:r>
       <w:r>
         <w:rPr>
           <w:b/>
           <w:spacing w:val="-2"/>
-          <w:sz w:val="22"/>
         </w:rPr>
         <w:t>techniques</w:t>
       </w:r>
       <w:r>
         <w:rPr>
           <w:spacing w:val="-2"/>
-          <w:sz w:val="22"/>
         </w:rPr>
         <w:t>.</w:t>
       </w:r>
@@ -2664,139 +2350,127 @@
         <w:pStyle w:val="ListParagraph"/>
         <w:numPr>
           <w:ilvl w:val="0"/>
-          <w:numId w:val="1"/>
+          <w:numId w:val="2"/>
         </w:numPr>
         <w:tabs>
-          <w:tab w:pos="145" w:val="left" w:leader="none"/>
+          <w:tab w:val="left" w:pos="145"/>
         </w:tabs>
-        <w:spacing w:line="276" w:lineRule="auto" w:before="0" w:after="0"/>
-        <w:ind w:left="0" w:right="45" w:firstLine="0"/>
-        <w:jc w:val="left"/>
-        <w:rPr>
-          <w:sz w:val="22"/>
-        </w:rPr>
-      </w:pPr>
-      <w:r>
-        <w:rPr>
-          <w:sz w:val="22"/>
-        </w:rPr>
-        <w:t>Preprocessed text data by tokenization, stopword removal, and lemmatization for better accuracy.Implemented</w:t>
-      </w:r>
+        <w:spacing w:before="0" w:line="276" w:lineRule="auto"/>
+        <w:ind w:right="45" w:firstLine="0"/>
+      </w:pPr>
+      <w:r>
+        <w:t xml:space="preserve">Preprocessed text data by </w:t>
+      </w:r>
+      <w:proofErr w:type="spellStart"/>
+      <w:r>
+        <w:t>tokenisation</w:t>
+      </w:r>
+      <w:proofErr w:type="spellEnd"/>
+      <w:r>
+        <w:t xml:space="preserve">, </w:t>
+      </w:r>
+      <w:proofErr w:type="spellStart"/>
+      <w:r>
+        <w:t>stopword</w:t>
+      </w:r>
+      <w:proofErr w:type="spellEnd"/>
+      <w:r>
+        <w:t xml:space="preserve"> removal, and </w:t>
+      </w:r>
+      <w:proofErr w:type="spellStart"/>
+      <w:r>
+        <w:t>lemmatisation</w:t>
+      </w:r>
+      <w:proofErr w:type="spellEnd"/>
+      <w:r>
+        <w:t xml:space="preserve"> for better </w:t>
+      </w:r>
+      <w:proofErr w:type="spellStart"/>
+      <w:proofErr w:type="gramStart"/>
+      <w:r>
+        <w:t>accuracy.Implemented</w:t>
+      </w:r>
+      <w:proofErr w:type="spellEnd"/>
+      <w:proofErr w:type="gramEnd"/>
       <w:r>
         <w:rPr>
           <w:spacing w:val="-7"/>
-          <w:sz w:val="22"/>
-        </w:rPr>
-        <w:t> </w:t>
-      </w:r>
-      <w:r>
-        <w:rPr>
-          <w:sz w:val="22"/>
-        </w:rPr>
+        </w:rPr>
+        <w:t xml:space="preserve"> </w:t>
+      </w:r>
+      <w:r>
         <w:t>machine</w:t>
       </w:r>
       <w:r>
         <w:rPr>
           <w:spacing w:val="-5"/>
-          <w:sz w:val="22"/>
-        </w:rPr>
-        <w:t> </w:t>
-      </w:r>
-      <w:r>
-        <w:rPr>
-          <w:sz w:val="22"/>
-        </w:rPr>
+        </w:rPr>
+        <w:t xml:space="preserve"> </w:t>
+      </w:r>
+      <w:r>
         <w:t>learning</w:t>
       </w:r>
       <w:r>
         <w:rPr>
           <w:spacing w:val="-5"/>
-          <w:sz w:val="22"/>
-        </w:rPr>
-        <w:t> </w:t>
-      </w:r>
-      <w:r>
-        <w:rPr>
-          <w:sz w:val="22"/>
-        </w:rPr>
+        </w:rPr>
+        <w:t xml:space="preserve"> </w:t>
+      </w:r>
+      <w:r>
         <w:t>models</w:t>
       </w:r>
       <w:r>
         <w:rPr>
           <w:spacing w:val="-5"/>
-          <w:sz w:val="22"/>
-        </w:rPr>
-        <w:t> </w:t>
-      </w:r>
-      <w:r>
-        <w:rPr>
-          <w:sz w:val="22"/>
-        </w:rPr>
+        </w:rPr>
+        <w:t xml:space="preserve"> </w:t>
+      </w:r>
+      <w:r>
         <w:t>to</w:t>
       </w:r>
       <w:r>
         <w:rPr>
           <w:spacing w:val="-7"/>
-          <w:sz w:val="22"/>
-        </w:rPr>
-        <w:t> </w:t>
-      </w:r>
-      <w:r>
-        <w:rPr>
-          <w:sz w:val="22"/>
-        </w:rPr>
+        </w:rPr>
+        <w:t xml:space="preserve"> </w:t>
+      </w:r>
+      <w:r>
         <w:t>classify</w:t>
       </w:r>
       <w:r>
         <w:rPr>
           <w:spacing w:val="-7"/>
-          <w:sz w:val="22"/>
-        </w:rPr>
-        <w:t> </w:t>
-      </w:r>
-      <w:r>
-        <w:rPr>
-          <w:sz w:val="22"/>
-        </w:rPr>
+        </w:rPr>
+        <w:t xml:space="preserve"> </w:t>
+      </w:r>
+      <w:r>
         <w:t>sentiments</w:t>
       </w:r>
       <w:r>
         <w:rPr>
           <w:spacing w:val="-5"/>
-          <w:sz w:val="22"/>
-        </w:rPr>
-        <w:t> </w:t>
-      </w:r>
-      <w:r>
-        <w:rPr>
-          <w:sz w:val="22"/>
-        </w:rPr>
+        </w:rPr>
+        <w:t xml:space="preserve"> </w:t>
+      </w:r>
+      <w:r>
         <w:t>as</w:t>
       </w:r>
       <w:r>
         <w:rPr>
           <w:spacing w:val="-5"/>
-          <w:sz w:val="22"/>
-        </w:rPr>
-        <w:t> </w:t>
-      </w:r>
-      <w:r>
-        <w:rPr>
-          <w:sz w:val="22"/>
-        </w:rPr>
+        </w:rPr>
+        <w:t xml:space="preserve"> </w:t>
+      </w:r>
+      <w:r>
         <w:t>positive,</w:t>
       </w:r>
       <w:r>
         <w:rPr>
           <w:spacing w:val="-5"/>
-          <w:sz w:val="22"/>
-        </w:rPr>
-        <w:t> </w:t>
-      </w:r>
-      <w:r>
-        <w:rPr>
-          <w:sz w:val="22"/>
-        </w:rPr>
+        </w:rPr>
+        <w:t xml:space="preserve"> </w:t>
+      </w:r>
+      <w:r>
         <w:t>negative, or neutral.</w:t>
       </w:r>
     </w:p>
@@ -2810,12 +2484,13 @@
       </w:pPr>
       <w:r>
         <w:rPr>
+          <w:noProof/>
           <w:sz w:val="20"/>
         </w:rPr>
         <mc:AlternateContent>
           <mc:Choice Requires="wps">
             <w:drawing>
-              <wp:anchor distT="0" distB="0" distL="0" distR="0" allowOverlap="1" layoutInCell="1" locked="0" behindDoc="1" simplePos="0" relativeHeight="487590400">
+              <wp:anchor distT="0" distB="0" distL="0" distR="0" simplePos="0" relativeHeight="487590400" behindDoc="1" locked="0" layoutInCell="1" allowOverlap="1" wp14:anchorId="2B82D8E1" wp14:editId="55C6E875">
                 <wp:simplePos x="0" y="0"/>
                 <wp:positionH relativeFrom="page">
                   <wp:posOffset>1815083</wp:posOffset>
@@ -2828,13 +2503,14 @@
                 <wp:wrapTopAndBottom/>
                 <wp:docPr id="7" name="Graphic 7"/>
                 <wp:cNvGraphicFramePr>
-                  <a:graphicFrameLocks/>
+                  <a:graphicFrameLocks xmlns:a="http://schemas.openxmlformats.org/drawingml/2006/main"/>
                 </wp:cNvGraphicFramePr>
-                <a:graphic>
+                <a:graphic xmlns:a="http://schemas.openxmlformats.org/drawingml/2006/main">
                   <a:graphicData uri="http://schemas.microsoft.com/office/word/2010/wordprocessingShape">
                     <wps:wsp>
-                      <wps:cNvPr id="7" name="Graphic 7"/>
-                      <wps:cNvSpPr/>
+                      <wps:cNvSpPr>
+                        <a:spLocks/>
+                      </wps:cNvSpPr>
                       <wps:spPr>
                         <a:xfrm>
                           <a:off x="0" y="0"/>
@@ -2847,7 +2523,7 @@
                           <a:cxnLst/>
                           <a:rect l="l" t="t" r="r" b="b"/>
                           <a:pathLst>
-                            <a:path w="4135754" h="0">
+                            <a:path w="4135754">
                               <a:moveTo>
                                 <a:pt x="0" y="0"/>
                               </a:moveTo>
@@ -2878,10 +2554,9 @@
           </mc:Choice>
           <mc:Fallback>
             <w:pict>
-              <v:shape style="position:absolute;margin-left:142.919998pt;margin-top:21.533472pt;width:325.650pt;height:.1pt;mso-position-horizontal-relative:page;mso-position-vertical-relative:paragraph;z-index:-15726080;mso-wrap-distance-left:0;mso-wrap-distance-right:0" id="docshape6" coordorigin="2858,431" coordsize="6513,0" path="m2858,431l9371,431e" filled="false" stroked="true" strokeweight=".624127pt" strokecolor="#000000">
+              <v:shape w14:anchorId="18C5241B" id="Graphic 7" o:spid="_x0000_s1026" style="position:absolute;margin-left:142.9pt;margin-top:21.55pt;width:325.65pt;height:.1pt;z-index:-15726080;visibility:visible;mso-wrap-style:square;mso-wrap-distance-left:0;mso-wrap-distance-top:0;mso-wrap-distance-right:0;mso-wrap-distance-bottom:0;mso-position-horizontal:absolute;mso-position-horizontal-relative:page;mso-position-vertical:absolute;mso-position-vertical-relative:text;v-text-anchor:top" coordsize="4135754,1270" o:gfxdata="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" path="m,l4135627,e" filled="f" strokeweight=".22017mm">
                 <v:path arrowok="t"/>
-                <v:stroke dashstyle="solid"/>
-                <w10:wrap type="topAndBottom"/>
+                <w10:wrap type="topAndBottom" anchorx="page"/>
               </v:shape>
             </w:pict>
           </mc:Fallback>
@@ -2904,7 +2579,7 @@
           <w:color w:val="4F80BC"/>
           <w:spacing w:val="-8"/>
         </w:rPr>
-        <w:t> </w:t>
+        <w:t xml:space="preserve"> </w:t>
       </w:r>
       <w:r>
         <w:rPr>
@@ -2917,7 +2592,7 @@
           <w:color w:val="4F80BC"/>
           <w:spacing w:val="-9"/>
         </w:rPr>
-        <w:t> </w:t>
+        <w:t xml:space="preserve"> </w:t>
       </w:r>
       <w:r>
         <w:rPr>
@@ -2932,216 +2607,331 @@
         <w:pStyle w:val="ListParagraph"/>
         <w:numPr>
           <w:ilvl w:val="1"/>
+          <w:numId w:val="2"/>
+        </w:numPr>
+        <w:tabs>
+          <w:tab w:val="left" w:pos="1105"/>
+        </w:tabs>
+        <w:spacing w:before="0"/>
+        <w:ind w:hanging="385"/>
+      </w:pPr>
+      <w:r>
+        <w:t>AWS-</w:t>
+      </w:r>
+      <w:r>
+        <w:rPr>
+          <w:spacing w:val="-2"/>
+        </w:rPr>
+        <w:t>Forage</w:t>
+      </w:r>
+    </w:p>
+    <w:p>
+      <w:pPr>
+        <w:pStyle w:val="ListParagraph"/>
+        <w:numPr>
+          <w:ilvl w:val="1"/>
+          <w:numId w:val="2"/>
+        </w:numPr>
+        <w:tabs>
+          <w:tab w:val="left" w:pos="1105"/>
+        </w:tabs>
+        <w:spacing w:before="0"/>
+        <w:ind w:hanging="385"/>
+      </w:pPr>
+      <w:r>
+        <w:t>The</w:t>
+      </w:r>
+      <w:r>
+        <w:rPr>
+          <w:spacing w:val="-4"/>
+        </w:rPr>
+        <w:t xml:space="preserve"> </w:t>
+      </w:r>
+      <w:r>
+        <w:t>Joy</w:t>
+      </w:r>
+      <w:r>
+        <w:rPr>
+          <w:spacing w:val="-4"/>
+        </w:rPr>
+        <w:t xml:space="preserve"> </w:t>
+      </w:r>
+      <w:proofErr w:type="gramStart"/>
+      <w:r>
+        <w:t>Of</w:t>
+      </w:r>
+      <w:proofErr w:type="gramEnd"/>
+      <w:r>
+        <w:rPr>
+          <w:spacing w:val="-1"/>
+        </w:rPr>
+        <w:t xml:space="preserve"> </w:t>
+      </w:r>
+      <w:r>
+        <w:t>Computing</w:t>
+      </w:r>
+      <w:r>
+        <w:rPr>
+          <w:spacing w:val="-2"/>
+        </w:rPr>
+        <w:t xml:space="preserve"> </w:t>
+      </w:r>
+      <w:r>
+        <w:t>Using Python-</w:t>
+      </w:r>
+      <w:r>
+        <w:rPr>
+          <w:spacing w:val="-4"/>
+        </w:rPr>
+        <w:t>NPTEL</w:t>
+      </w:r>
+    </w:p>
+    <w:p>
+      <w:pPr>
+        <w:pStyle w:val="ListParagraph"/>
+        <w:numPr>
+          <w:ilvl w:val="1"/>
+          <w:numId w:val="2"/>
+        </w:numPr>
+        <w:tabs>
+          <w:tab w:val="left" w:pos="1105"/>
+        </w:tabs>
+        <w:spacing w:before="0"/>
+        <w:ind w:hanging="385"/>
+      </w:pPr>
+      <w:r>
+        <w:t>Agentic</w:t>
+      </w:r>
+      <w:r>
+        <w:rPr>
+          <w:spacing w:val="-3"/>
+        </w:rPr>
+        <w:t xml:space="preserve"> </w:t>
+      </w:r>
+      <w:r>
+        <w:t>Application</w:t>
+      </w:r>
+      <w:r>
+        <w:rPr>
+          <w:spacing w:val="-4"/>
+        </w:rPr>
+        <w:t xml:space="preserve"> </w:t>
+      </w:r>
+      <w:r>
+        <w:t>and</w:t>
+      </w:r>
+      <w:r>
+        <w:rPr>
+          <w:spacing w:val="-4"/>
+        </w:rPr>
+        <w:t xml:space="preserve"> </w:t>
+      </w:r>
+      <w:r>
+        <w:t>google</w:t>
+      </w:r>
+      <w:r>
+        <w:rPr>
+          <w:spacing w:val="-5"/>
+        </w:rPr>
+        <w:t xml:space="preserve"> </w:t>
+      </w:r>
+      <w:r>
+        <w:t>cloud</w:t>
+      </w:r>
+      <w:r>
+        <w:rPr>
+          <w:spacing w:val="-2"/>
+        </w:rPr>
+        <w:t xml:space="preserve"> </w:t>
+      </w:r>
+      <w:r>
+        <w:t>databases-Code</w:t>
+      </w:r>
+      <w:r>
+        <w:rPr>
+          <w:spacing w:val="-5"/>
+        </w:rPr>
+        <w:t xml:space="preserve"> </w:t>
+      </w:r>
+      <w:r>
+        <w:rPr>
+          <w:spacing w:val="-2"/>
+        </w:rPr>
+        <w:t>Vipassana,</w:t>
+      </w:r>
+      <w:r>
+        <w:rPr>
+          <w:spacing w:val="-2"/>
+        </w:rPr>
+        <w:t xml:space="preserve"> </w:t>
+      </w:r>
+      <w:r>
+        <w:rPr>
+          <w:spacing w:val="-2"/>
+        </w:rPr>
+        <w:t>Google</w:t>
+      </w:r>
+    </w:p>
+    <w:p>
+      <w:pPr>
+        <w:pStyle w:val="ListParagraph"/>
+        <w:numPr>
+          <w:ilvl w:val="0"/>
           <w:numId w:val="1"/>
         </w:numPr>
         <w:tabs>
-          <w:tab w:pos="1105" w:val="left" w:leader="none"/>
+          <w:tab w:val="left" w:pos="1080"/>
         </w:tabs>
-        <w:spacing w:line="240" w:lineRule="auto" w:before="52" w:after="0"/>
-        <w:ind w:left="1105" w:right="0" w:hanging="385"/>
-        <w:jc w:val="left"/>
-        <w:rPr>
-          <w:sz w:val="22"/>
-        </w:rPr>
-      </w:pPr>
-      <w:r>
-        <w:rPr>
-          <w:sz w:val="22"/>
-        </w:rPr>
-        <w:t>AWS-</w:t>
-      </w:r>
-      <w:r>
-        <w:rPr>
-          <w:spacing w:val="-2"/>
-          <w:sz w:val="22"/>
-        </w:rPr>
-        <w:t>Forage</w:t>
+        <w:spacing w:before="0" w:line="276" w:lineRule="auto"/>
+        <w:ind w:right="381"/>
+      </w:pPr>
+      <w:r>
+        <w:t>International</w:t>
+      </w:r>
+      <w:r>
+        <w:rPr>
+          <w:spacing w:val="-6"/>
+        </w:rPr>
+        <w:t xml:space="preserve"> </w:t>
+      </w:r>
+      <w:r>
+        <w:t>Level</w:t>
+      </w:r>
+      <w:r>
+        <w:rPr>
+          <w:spacing w:val="-5"/>
+        </w:rPr>
+        <w:t xml:space="preserve"> </w:t>
+      </w:r>
+      <w:r>
+        <w:t>Student</w:t>
+      </w:r>
+      <w:r>
+        <w:rPr>
+          <w:spacing w:val="-7"/>
+        </w:rPr>
+        <w:t xml:space="preserve"> </w:t>
+      </w:r>
+      <w:r>
+        <w:t>Workshop</w:t>
+      </w:r>
+      <w:r>
+        <w:rPr>
+          <w:spacing w:val="-5"/>
+        </w:rPr>
+        <w:t xml:space="preserve"> </w:t>
+      </w:r>
+      <w:r>
+        <w:t>on</w:t>
+      </w:r>
+      <w:r>
+        <w:rPr>
+          <w:spacing w:val="-6"/>
+        </w:rPr>
+        <w:t xml:space="preserve"> </w:t>
+      </w:r>
+      <w:r>
+        <w:t>Data</w:t>
+      </w:r>
+      <w:r>
+        <w:rPr>
+          <w:spacing w:val="-5"/>
+        </w:rPr>
+        <w:t xml:space="preserve"> </w:t>
+      </w:r>
+      <w:r>
+        <w:t>Science</w:t>
+      </w:r>
+      <w:r>
+        <w:rPr>
+          <w:spacing w:val="-5"/>
+        </w:rPr>
+        <w:t xml:space="preserve"> </w:t>
+      </w:r>
+      <w:r>
+        <w:t>using</w:t>
+      </w:r>
+      <w:r>
+        <w:rPr>
+          <w:spacing w:val="-4"/>
+        </w:rPr>
+        <w:t xml:space="preserve"> </w:t>
+      </w:r>
+      <w:r>
+        <w:t>Python-Brain</w:t>
+      </w:r>
+      <w:r>
+        <w:rPr>
+          <w:spacing w:val="-5"/>
+        </w:rPr>
+        <w:t xml:space="preserve"> </w:t>
+      </w:r>
+      <w:r>
+        <w:t xml:space="preserve">O </w:t>
+      </w:r>
+      <w:r>
+        <w:rPr>
+          <w:spacing w:val="-2"/>
+        </w:rPr>
+        <w:t>Vision</w:t>
       </w:r>
     </w:p>
     <w:p>
       <w:pPr>
         <w:pStyle w:val="ListParagraph"/>
         <w:numPr>
-          <w:ilvl w:val="1"/>
+          <w:ilvl w:val="0"/>
           <w:numId w:val="1"/>
         </w:numPr>
         <w:tabs>
-          <w:tab w:pos="1105" w:val="left" w:leader="none"/>
+          <w:tab w:val="left" w:pos="1079"/>
         </w:tabs>
-        <w:spacing w:line="240" w:lineRule="auto" w:before="236" w:after="0"/>
-        <w:ind w:left="1105" w:right="0" w:hanging="385"/>
-        <w:jc w:val="left"/>
-        <w:rPr>
-          <w:sz w:val="22"/>
-        </w:rPr>
-      </w:pPr>
-      <w:r>
-        <w:rPr>
-          <w:sz w:val="22"/>
-        </w:rPr>
-        <w:t>The</w:t>
-      </w:r>
-      <w:r>
-        <w:rPr>
-          <w:spacing w:val="-4"/>
-          <w:sz w:val="22"/>
-        </w:rPr>
-        <w:t> </w:t>
-      </w:r>
-      <w:r>
-        <w:rPr>
-          <w:sz w:val="22"/>
-        </w:rPr>
-        <w:t>Joy</w:t>
-      </w:r>
-      <w:r>
-        <w:rPr>
-          <w:spacing w:val="-4"/>
-          <w:sz w:val="22"/>
-        </w:rPr>
-        <w:t> </w:t>
-      </w:r>
-      <w:r>
-        <w:rPr>
-          <w:sz w:val="22"/>
-        </w:rPr>
-        <w:t>Of</w:t>
-      </w:r>
-      <w:r>
-        <w:rPr>
-          <w:spacing w:val="-1"/>
-          <w:sz w:val="22"/>
-        </w:rPr>
-        <w:t> </w:t>
-      </w:r>
-      <w:r>
-        <w:rPr>
-          <w:sz w:val="22"/>
-        </w:rPr>
-        <w:t>Computing</w:t>
-      </w:r>
-      <w:r>
-        <w:rPr>
-          <w:spacing w:val="-2"/>
-          <w:sz w:val="22"/>
-        </w:rPr>
-        <w:t> </w:t>
-      </w:r>
-      <w:r>
-        <w:rPr>
-          <w:sz w:val="22"/>
-        </w:rPr>
-        <w:t>Using Python-</w:t>
-      </w:r>
-      <w:r>
-        <w:rPr>
-          <w:spacing w:val="-4"/>
-          <w:sz w:val="22"/>
-        </w:rPr>
-        <w:t>NPTEL</w:t>
+        <w:spacing w:before="0"/>
+        <w:ind w:left="1079" w:hanging="359"/>
+      </w:pPr>
+      <w:r>
+        <w:rPr>
+          <w:spacing w:val="-2"/>
+        </w:rPr>
+        <w:t>JavaScript-</w:t>
+      </w:r>
+      <w:r>
+        <w:rPr>
+          <w:spacing w:val="-5"/>
+        </w:rPr>
+        <w:t>EDX</w:t>
       </w:r>
     </w:p>
     <w:p>
       <w:pPr>
         <w:pStyle w:val="ListParagraph"/>
         <w:numPr>
-          <w:ilvl w:val="1"/>
+          <w:ilvl w:val="0"/>
           <w:numId w:val="1"/>
         </w:numPr>
         <w:tabs>
-          <w:tab w:pos="1105" w:val="left" w:leader="none"/>
+          <w:tab w:val="left" w:pos="1079"/>
         </w:tabs>
-        <w:spacing w:line="240" w:lineRule="auto" w:before="239" w:after="0"/>
-        <w:ind w:left="1105" w:right="0" w:hanging="385"/>
-        <w:jc w:val="left"/>
-        <w:rPr>
-          <w:sz w:val="22"/>
-        </w:rPr>
-      </w:pPr>
-      <w:r>
-        <w:rPr>
-          <w:sz w:val="22"/>
-        </w:rPr>
-        <w:t>Agentic</w:t>
-      </w:r>
-      <w:r>
-        <w:rPr>
-          <w:spacing w:val="-3"/>
-          <w:sz w:val="22"/>
-        </w:rPr>
-        <w:t> </w:t>
-      </w:r>
-      <w:r>
-        <w:rPr>
-          <w:sz w:val="22"/>
-        </w:rPr>
-        <w:t>Application</w:t>
-      </w:r>
-      <w:r>
-        <w:rPr>
-          <w:spacing w:val="-4"/>
-          <w:sz w:val="22"/>
-        </w:rPr>
-        <w:t> </w:t>
-      </w:r>
-      <w:r>
-        <w:rPr>
-          <w:sz w:val="22"/>
-        </w:rPr>
-        <w:t>and</w:t>
-      </w:r>
-      <w:r>
-        <w:rPr>
-          <w:spacing w:val="-4"/>
-          <w:sz w:val="22"/>
-        </w:rPr>
-        <w:t> </w:t>
-      </w:r>
-      <w:r>
-        <w:rPr>
-          <w:sz w:val="22"/>
-        </w:rPr>
-        <w:t>google</w:t>
+        <w:spacing w:before="0"/>
+        <w:ind w:left="1079" w:hanging="359"/>
+      </w:pPr>
+      <w:r>
+        <w:t>Web</w:t>
       </w:r>
       <w:r>
         <w:rPr>
           <w:spacing w:val="-5"/>
-          <w:sz w:val="22"/>
-        </w:rPr>
-        <w:t> </w:t>
-      </w:r>
-      <w:r>
-        <w:rPr>
-          <w:sz w:val="22"/>
-        </w:rPr>
-        <w:t>cloud</w:t>
-      </w:r>
-      <w:r>
-        <w:rPr>
-          <w:spacing w:val="-2"/>
-          <w:sz w:val="22"/>
-        </w:rPr>
-        <w:t> </w:t>
-      </w:r>
-      <w:r>
-        <w:rPr>
-          <w:sz w:val="22"/>
-        </w:rPr>
-        <w:t>databases-Code</w:t>
+        </w:rPr>
+        <w:t xml:space="preserve"> </w:t>
+      </w:r>
+      <w:r>
+        <w:t>Development-</w:t>
       </w:r>
       <w:r>
         <w:rPr>
           <w:spacing w:val="-5"/>
-          <w:sz w:val="22"/>
-        </w:rPr>
-        <w:t> </w:t>
-      </w:r>
-      <w:r>
-        <w:rPr>
-          <w:spacing w:val="-2"/>
-          <w:sz w:val="22"/>
-        </w:rPr>
-        <w:t>Vipassana,Google</w:t>
+        </w:rPr>
+        <w:t>EDX</w:t>
       </w:r>
     </w:p>
     <w:p>
@@ -3149,312 +2939,82 @@
         <w:pStyle w:val="ListParagraph"/>
         <w:numPr>
           <w:ilvl w:val="0"/>
-          <w:numId w:val="2"/>
+          <w:numId w:val="1"/>
         </w:numPr>
         <w:tabs>
-          <w:tab w:pos="1080" w:val="left" w:leader="none"/>
+          <w:tab w:val="left" w:pos="1079"/>
         </w:tabs>
-        <w:spacing w:line="276" w:lineRule="auto" w:before="239" w:after="0"/>
-        <w:ind w:left="1080" w:right="381" w:hanging="360"/>
-        <w:jc w:val="left"/>
-        <w:rPr>
-          <w:sz w:val="22"/>
-        </w:rPr>
-      </w:pPr>
-      <w:r>
-        <w:rPr>
-          <w:sz w:val="22"/>
-        </w:rPr>
-        <w:t>International</w:t>
+        <w:spacing w:before="0"/>
+        <w:ind w:left="1079" w:hanging="359"/>
+      </w:pPr>
+      <w:r>
+        <w:t>Generative</w:t>
       </w:r>
       <w:r>
         <w:rPr>
           <w:spacing w:val="-6"/>
-          <w:sz w:val="22"/>
-        </w:rPr>
-        <w:t> </w:t>
-      </w:r>
-      <w:r>
-        <w:rPr>
-          <w:sz w:val="22"/>
-        </w:rPr>
-        <w:t>Level</w:t>
-      </w:r>
-      <w:r>
-        <w:rPr>
-          <w:spacing w:val="-5"/>
-          <w:sz w:val="22"/>
-        </w:rPr>
-        <w:t> </w:t>
-      </w:r>
-      <w:r>
-        <w:rPr>
-          <w:sz w:val="22"/>
-        </w:rPr>
-        <w:t>Student</w:t>
-      </w:r>
-      <w:r>
-        <w:rPr>
-          <w:spacing w:val="-7"/>
-          <w:sz w:val="22"/>
-        </w:rPr>
-        <w:t> </w:t>
-      </w:r>
-      <w:r>
-        <w:rPr>
-          <w:sz w:val="22"/>
-        </w:rPr>
-        <w:t>Workshop</w:t>
-      </w:r>
-      <w:r>
-        <w:rPr>
-          <w:spacing w:val="-5"/>
-          <w:sz w:val="22"/>
-        </w:rPr>
-        <w:t> </w:t>
-      </w:r>
-      <w:r>
-        <w:rPr>
-          <w:sz w:val="22"/>
-        </w:rPr>
-        <w:t>on</w:t>
-      </w:r>
-      <w:r>
-        <w:rPr>
-          <w:spacing w:val="-6"/>
-          <w:sz w:val="22"/>
-        </w:rPr>
-        <w:t> </w:t>
-      </w:r>
-      <w:r>
-        <w:rPr>
-          <w:sz w:val="22"/>
-        </w:rPr>
-        <w:t>Data</w:t>
-      </w:r>
-      <w:r>
-        <w:rPr>
-          <w:spacing w:val="-5"/>
-          <w:sz w:val="22"/>
-        </w:rPr>
-        <w:t> </w:t>
-      </w:r>
-      <w:r>
-        <w:rPr>
-          <w:sz w:val="22"/>
-        </w:rPr>
-        <w:t>Science</w:t>
-      </w:r>
-      <w:r>
-        <w:rPr>
-          <w:spacing w:val="-5"/>
-          <w:sz w:val="22"/>
-        </w:rPr>
-        <w:t> </w:t>
-      </w:r>
-      <w:r>
-        <w:rPr>
-          <w:sz w:val="22"/>
-        </w:rPr>
-        <w:t>using</w:t>
-      </w:r>
+        </w:rPr>
+        <w:t xml:space="preserve"> </w:t>
+      </w:r>
+      <w:r>
+        <w:t>AI-</w:t>
+      </w:r>
+      <w:proofErr w:type="spellStart"/>
       <w:r>
         <w:rPr>
           <w:spacing w:val="-4"/>
-          <w:sz w:val="22"/>
-        </w:rPr>
-        <w:t> </w:t>
-      </w:r>
-      <w:r>
-        <w:rPr>
-          <w:sz w:val="22"/>
-        </w:rPr>
-        <w:t>Python-Brain</w:t>
-      </w:r>
-      <w:r>
-        <w:rPr>
-          <w:spacing w:val="-5"/>
-          <w:sz w:val="22"/>
-        </w:rPr>
-        <w:t> </w:t>
-      </w:r>
-      <w:r>
-        <w:rPr>
-          <w:sz w:val="22"/>
-        </w:rPr>
-        <w:t>O </w:t>
-      </w:r>
-      <w:r>
-        <w:rPr>
-          <w:spacing w:val="-2"/>
-          <w:sz w:val="22"/>
-        </w:rPr>
-        <w:t>Vision</w:t>
-      </w:r>
+        </w:rPr>
+        <w:t>Guvi</w:t>
+      </w:r>
+      <w:proofErr w:type="spellEnd"/>
     </w:p>
     <w:p>
       <w:pPr>
         <w:pStyle w:val="ListParagraph"/>
         <w:numPr>
           <w:ilvl w:val="0"/>
-          <w:numId w:val="2"/>
+          <w:numId w:val="1"/>
         </w:numPr>
         <w:tabs>
-          <w:tab w:pos="1079" w:val="left" w:leader="none"/>
+          <w:tab w:val="left" w:pos="1079"/>
         </w:tabs>
-        <w:spacing w:line="240" w:lineRule="auto" w:before="0" w:after="0"/>
-        <w:ind w:left="1079" w:right="0" w:hanging="359"/>
-        <w:jc w:val="left"/>
-        <w:rPr>
-          <w:sz w:val="22"/>
-        </w:rPr>
-      </w:pPr>
-      <w:r>
-        <w:rPr>
-          <w:spacing w:val="-2"/>
-          <w:sz w:val="22"/>
-        </w:rPr>
-        <w:t>JavaScript-</w:t>
+        <w:spacing w:before="0"/>
+        <w:ind w:left="1079" w:hanging="359"/>
+      </w:pPr>
+      <w:r>
+        <w:t>AI</w:t>
       </w:r>
       <w:r>
         <w:rPr>
           <w:spacing w:val="-5"/>
-          <w:sz w:val="22"/>
-        </w:rPr>
-        <w:t>EDX</w:t>
-      </w:r>
-    </w:p>
-    <w:p>
-      <w:pPr>
-        <w:pStyle w:val="ListParagraph"/>
-        <w:numPr>
-          <w:ilvl w:val="0"/>
-          <w:numId w:val="2"/>
-        </w:numPr>
-        <w:tabs>
-          <w:tab w:pos="1079" w:val="left" w:leader="none"/>
-        </w:tabs>
-        <w:spacing w:line="240" w:lineRule="auto" w:before="37" w:after="0"/>
-        <w:ind w:left="1079" w:right="0" w:hanging="359"/>
-        <w:jc w:val="left"/>
-        <w:rPr>
-          <w:sz w:val="22"/>
-        </w:rPr>
-      </w:pPr>
-      <w:r>
-        <w:rPr>
-          <w:sz w:val="22"/>
-        </w:rPr>
-        <w:t>Web</w:t>
-      </w:r>
-      <w:r>
-        <w:rPr>
-          <w:spacing w:val="-5"/>
-          <w:sz w:val="22"/>
-        </w:rPr>
-        <w:t> </w:t>
-      </w:r>
-      <w:r>
-        <w:rPr>
-          <w:sz w:val="22"/>
-        </w:rPr>
-        <w:t>Development-</w:t>
-      </w:r>
-      <w:r>
-        <w:rPr>
-          <w:spacing w:val="-5"/>
-          <w:sz w:val="22"/>
-        </w:rPr>
-        <w:t>EDX</w:t>
-      </w:r>
-    </w:p>
-    <w:p>
-      <w:pPr>
-        <w:pStyle w:val="ListParagraph"/>
-        <w:numPr>
-          <w:ilvl w:val="0"/>
-          <w:numId w:val="2"/>
-        </w:numPr>
-        <w:tabs>
-          <w:tab w:pos="1079" w:val="left" w:leader="none"/>
-        </w:tabs>
-        <w:spacing w:line="240" w:lineRule="auto" w:before="40" w:after="0"/>
-        <w:ind w:left="1079" w:right="0" w:hanging="359"/>
-        <w:jc w:val="left"/>
-        <w:rPr>
-          <w:sz w:val="22"/>
-        </w:rPr>
-      </w:pPr>
-      <w:r>
-        <w:rPr>
-          <w:sz w:val="22"/>
-        </w:rPr>
-        <w:t>Generative</w:t>
-      </w:r>
-      <w:r>
-        <w:rPr>
-          <w:spacing w:val="-6"/>
-          <w:sz w:val="22"/>
-        </w:rPr>
-        <w:t> </w:t>
-      </w:r>
-      <w:r>
-        <w:rPr>
-          <w:sz w:val="22"/>
-        </w:rPr>
-        <w:t>AI-</w:t>
-      </w:r>
-      <w:r>
-        <w:rPr>
-          <w:spacing w:val="-4"/>
-          <w:sz w:val="22"/>
+        </w:rPr>
+        <w:t xml:space="preserve"> </w:t>
+      </w:r>
+      <w:proofErr w:type="spellStart"/>
+      <w:r>
+        <w:t>Learnathon-</w:t>
+      </w:r>
+      <w:r>
+        <w:rPr>
+          <w:spacing w:val="-2"/>
         </w:rPr>
         <w:t>Guvi</w:t>
       </w:r>
-    </w:p>
-    <w:p>
-      <w:pPr>
-        <w:pStyle w:val="ListParagraph"/>
-        <w:numPr>
-          <w:ilvl w:val="0"/>
-          <w:numId w:val="2"/>
-        </w:numPr>
-        <w:tabs>
-          <w:tab w:pos="1079" w:val="left" w:leader="none"/>
-        </w:tabs>
-        <w:spacing w:line="240" w:lineRule="auto" w:before="37" w:after="0"/>
-        <w:ind w:left="1079" w:right="0" w:hanging="359"/>
-        <w:jc w:val="left"/>
-        <w:rPr>
-          <w:sz w:val="22"/>
-        </w:rPr>
-      </w:pPr>
-      <w:r>
-        <w:rPr>
-          <w:sz w:val="22"/>
-        </w:rPr>
-        <w:t>AI</w:t>
-      </w:r>
-      <w:r>
-        <w:rPr>
-          <w:spacing w:val="-5"/>
-          <w:sz w:val="22"/>
-        </w:rPr>
-        <w:t> </w:t>
-      </w:r>
-      <w:r>
-        <w:rPr>
-          <w:sz w:val="22"/>
-        </w:rPr>
-        <w:t>Learnathon-</w:t>
-      </w:r>
-      <w:r>
-        <w:rPr>
-          <w:spacing w:val="-2"/>
-          <w:sz w:val="22"/>
-        </w:rPr>
-        <w:t>Guvi/Sawit</w:t>
-      </w:r>
+      <w:proofErr w:type="spellEnd"/>
+      <w:r>
+        <w:rPr>
+          <w:spacing w:val="-2"/>
+        </w:rPr>
+        <w:t>/</w:t>
+      </w:r>
+      <w:proofErr w:type="spellStart"/>
+      <w:r>
+        <w:rPr>
+          <w:spacing w:val="-2"/>
+        </w:rPr>
+        <w:t>Sawit</w:t>
+      </w:r>
+      <w:proofErr w:type="spellEnd"/>
     </w:p>
     <w:p>
       <w:pPr>
@@ -3466,12 +3026,13 @@
       </w:pPr>
       <w:r>
         <w:rPr>
+          <w:noProof/>
           <w:sz w:val="20"/>
         </w:rPr>
         <mc:AlternateContent>
           <mc:Choice Requires="wps">
             <w:drawing>
-              <wp:anchor distT="0" distB="0" distL="0" distR="0" allowOverlap="1" layoutInCell="1" locked="0" behindDoc="1" simplePos="0" relativeHeight="487590912">
+              <wp:anchor distT="0" distB="0" distL="0" distR="0" simplePos="0" relativeHeight="487590912" behindDoc="1" locked="0" layoutInCell="1" allowOverlap="1" wp14:anchorId="4AD0BD99" wp14:editId="45068267">
                 <wp:simplePos x="0" y="0"/>
                 <wp:positionH relativeFrom="page">
                   <wp:posOffset>1815083</wp:posOffset>
@@ -3484,13 +3045,14 @@
                 <wp:wrapTopAndBottom/>
                 <wp:docPr id="8" name="Graphic 8"/>
                 <wp:cNvGraphicFramePr>
-                  <a:graphicFrameLocks/>
+                  <a:graphicFrameLocks xmlns:a="http://schemas.openxmlformats.org/drawingml/2006/main"/>
                 </wp:cNvGraphicFramePr>
-                <a:graphic>
+                <a:graphic xmlns:a="http://schemas.openxmlformats.org/drawingml/2006/main">
                   <a:graphicData uri="http://schemas.microsoft.com/office/word/2010/wordprocessingShape">
                     <wps:wsp>
-                      <wps:cNvPr id="8" name="Graphic 8"/>
-                      <wps:cNvSpPr/>
+                      <wps:cNvSpPr>
+                        <a:spLocks/>
+                      </wps:cNvSpPr>
                       <wps:spPr>
                         <a:xfrm>
                           <a:off x="0" y="0"/>
@@ -3503,7 +3065,7 @@
                           <a:cxnLst/>
                           <a:rect l="l" t="t" r="r" b="b"/>
                           <a:pathLst>
-                            <a:path w="4135754" h="0">
+                            <a:path w="4135754">
                               <a:moveTo>
                                 <a:pt x="0" y="0"/>
                               </a:moveTo>
@@ -3534,10 +3096,9 @@
           </mc:Choice>
           <mc:Fallback>
             <w:pict>
-              <v:shape style="position:absolute;margin-left:142.919998pt;margin-top:23.394363pt;width:325.650pt;height:.1pt;mso-position-horizontal-relative:page;mso-position-vertical-relative:paragraph;z-index:-15725568;mso-wrap-distance-left:0;mso-wrap-distance-right:0" id="docshape7" coordorigin="2858,468" coordsize="6513,0" path="m2858,468l9371,468e" filled="false" stroked="true" strokeweight=".624127pt" strokecolor="#000000">
+              <v:shape w14:anchorId="666FE6E5" id="Graphic 8" o:spid="_x0000_s1026" style="position:absolute;margin-left:142.9pt;margin-top:23.4pt;width:325.65pt;height:.1pt;z-index:-15725568;visibility:visible;mso-wrap-style:square;mso-wrap-distance-left:0;mso-wrap-distance-top:0;mso-wrap-distance-right:0;mso-wrap-distance-bottom:0;mso-position-horizontal:absolute;mso-position-horizontal-relative:page;mso-position-vertical:absolute;mso-position-vertical-relative:text;v-text-anchor:top" coordsize="4135754,1270" o:gfxdata="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" path="m,l4135627,e" filled="f" strokeweight=".22017mm">
                 <v:path arrowok="t"/>
-                <v:stroke dashstyle="solid"/>
-                <w10:wrap type="topAndBottom"/>
+                <w10:wrap type="topAndBottom" anchorx="page"/>
               </v:shape>
             </w:pict>
           </mc:Fallback>
@@ -3559,7 +3120,7 @@
           <w:color w:val="4F80BC"/>
           <w:spacing w:val="-9"/>
         </w:rPr>
-        <w:t> </w:t>
+        <w:t xml:space="preserve"> </w:t>
       </w:r>
       <w:r>
         <w:rPr>
@@ -3572,7 +3133,7 @@
           <w:color w:val="4F80BC"/>
           <w:spacing w:val="-13"/>
         </w:rPr>
-        <w:t> </w:t>
+        <w:t xml:space="preserve"> </w:t>
       </w:r>
       <w:r>
         <w:rPr>
@@ -3585,7 +3146,7 @@
           <w:color w:val="4F80BC"/>
           <w:spacing w:val="-9"/>
         </w:rPr>
-        <w:t> </w:t>
+        <w:t xml:space="preserve"> </w:t>
       </w:r>
       <w:r>
         <w:rPr>
@@ -3600,113 +3161,86 @@
         <w:pStyle w:val="ListParagraph"/>
         <w:numPr>
           <w:ilvl w:val="0"/>
-          <w:numId w:val="1"/>
+          <w:numId w:val="2"/>
         </w:numPr>
         <w:tabs>
-          <w:tab w:pos="145" w:val="left" w:leader="none"/>
+          <w:tab w:val="left" w:pos="145"/>
         </w:tabs>
-        <w:spacing w:line="240" w:lineRule="auto" w:before="50" w:after="0"/>
-        <w:ind w:left="145" w:right="0" w:hanging="145"/>
-        <w:jc w:val="left"/>
-        <w:rPr>
-          <w:sz w:val="22"/>
-        </w:rPr>
-      </w:pPr>
-      <w:r>
-        <w:rPr>
-          <w:sz w:val="22"/>
-        </w:rPr>
+        <w:spacing w:before="50"/>
+        <w:ind w:left="145" w:hanging="145"/>
+      </w:pPr>
+      <w:r>
         <w:t>Participated</w:t>
       </w:r>
       <w:r>
         <w:rPr>
           <w:spacing w:val="-4"/>
-          <w:sz w:val="22"/>
-        </w:rPr>
-        <w:t> </w:t>
-      </w:r>
-      <w:r>
-        <w:rPr>
-          <w:sz w:val="22"/>
-        </w:rPr>
+        </w:rPr>
+        <w:t xml:space="preserve"> </w:t>
+      </w:r>
+      <w:r>
         <w:t>in</w:t>
       </w:r>
       <w:r>
         <w:rPr>
           <w:spacing w:val="-2"/>
-          <w:sz w:val="22"/>
-        </w:rPr>
-        <w:t> </w:t>
-      </w:r>
-      <w:r>
-        <w:rPr>
-          <w:sz w:val="22"/>
-        </w:rPr>
+        </w:rPr>
+        <w:t xml:space="preserve"> </w:t>
+      </w:r>
+      <w:r>
+        <w:rPr>
+          <w:spacing w:val="-2"/>
+        </w:rPr>
+        <w:t xml:space="preserve">the </w:t>
+      </w:r>
+      <w:r>
         <w:t>CSI</w:t>
       </w:r>
       <w:r>
         <w:rPr>
           <w:spacing w:val="-1"/>
-          <w:sz w:val="22"/>
-        </w:rPr>
-        <w:t> </w:t>
-      </w:r>
-      <w:r>
-        <w:rPr>
-          <w:sz w:val="22"/>
-        </w:rPr>
+        </w:rPr>
+        <w:t xml:space="preserve"> </w:t>
+      </w:r>
+      <w:r>
         <w:t>PPT</w:t>
       </w:r>
       <w:r>
         <w:rPr>
           <w:spacing w:val="-3"/>
-          <w:sz w:val="22"/>
-        </w:rPr>
-        <w:t> </w:t>
-      </w:r>
-      <w:r>
-        <w:rPr>
-          <w:sz w:val="22"/>
-        </w:rPr>
+        </w:rPr>
+        <w:t xml:space="preserve"> </w:t>
+      </w:r>
+      <w:r>
         <w:t>presentation</w:t>
       </w:r>
       <w:r>
         <w:rPr>
           <w:spacing w:val="-3"/>
-          <w:sz w:val="22"/>
-        </w:rPr>
-        <w:t> </w:t>
-      </w:r>
-      <w:r>
-        <w:rPr>
-          <w:sz w:val="22"/>
-        </w:rPr>
+        </w:rPr>
+        <w:t xml:space="preserve"> </w:t>
+      </w:r>
+      <w:r>
         <w:t>on</w:t>
       </w:r>
       <w:r>
         <w:rPr>
           <w:spacing w:val="-5"/>
-          <w:sz w:val="22"/>
-        </w:rPr>
-        <w:t> </w:t>
-      </w:r>
-      <w:r>
-        <w:rPr>
-          <w:sz w:val="22"/>
-        </w:rPr>
+        </w:rPr>
+        <w:t xml:space="preserve"> </w:t>
+      </w:r>
+      <w:r>
         <w:t>Wireless</w:t>
       </w:r>
       <w:r>
         <w:rPr>
           <w:spacing w:val="-4"/>
-          <w:sz w:val="22"/>
-        </w:rPr>
-        <w:t> </w:t>
-      </w:r>
-      <w:r>
-        <w:rPr>
-          <w:spacing w:val="-2"/>
-          <w:sz w:val="22"/>
+        </w:rPr>
+        <w:t xml:space="preserve"> </w:t>
+      </w:r>
+      <w:r>
+        <w:rPr>
+          <w:spacing w:val="-2"/>
         </w:rPr>
         <w:t>Communications</w:t>
       </w:r>
@@ -3716,165 +3250,126 @@
         <w:pStyle w:val="ListParagraph"/>
         <w:numPr>
           <w:ilvl w:val="0"/>
-          <w:numId w:val="1"/>
+          <w:numId w:val="2"/>
         </w:numPr>
         <w:tabs>
-          <w:tab w:pos="145" w:val="left" w:leader="none"/>
+          <w:tab w:val="left" w:pos="145"/>
         </w:tabs>
-        <w:spacing w:line="240" w:lineRule="auto" w:before="239" w:after="0"/>
-        <w:ind w:left="145" w:right="0" w:hanging="145"/>
-        <w:jc w:val="left"/>
-        <w:rPr>
-          <w:sz w:val="22"/>
-        </w:rPr>
-      </w:pPr>
-      <w:r>
-        <w:rPr>
-          <w:sz w:val="22"/>
-        </w:rPr>
+        <w:spacing w:before="239"/>
+        <w:ind w:left="145" w:hanging="145"/>
+      </w:pPr>
+      <w:r>
         <w:t>Member</w:t>
       </w:r>
       <w:r>
         <w:rPr>
           <w:spacing w:val="-5"/>
-          <w:sz w:val="22"/>
-        </w:rPr>
-        <w:t> </w:t>
-      </w:r>
-      <w:r>
-        <w:rPr>
-          <w:sz w:val="22"/>
-        </w:rPr>
+        </w:rPr>
+        <w:t xml:space="preserve"> </w:t>
+      </w:r>
+      <w:r>
         <w:t>of</w:t>
       </w:r>
       <w:r>
         <w:rPr>
           <w:spacing w:val="-3"/>
-          <w:sz w:val="22"/>
-        </w:rPr>
-        <w:t> </w:t>
-      </w:r>
-      <w:r>
-        <w:rPr>
-          <w:sz w:val="22"/>
-        </w:rPr>
+        </w:rPr>
+        <w:t xml:space="preserve"> </w:t>
+      </w:r>
+      <w:r>
         <w:t>[Cruisers</w:t>
       </w:r>
       <w:r>
         <w:rPr>
           <w:spacing w:val="-2"/>
-          <w:sz w:val="22"/>
-        </w:rPr>
-        <w:t> </w:t>
-      </w:r>
-      <w:r>
-        <w:rPr>
-          <w:sz w:val="22"/>
-        </w:rPr>
+        </w:rPr>
+        <w:t xml:space="preserve"> </w:t>
+      </w:r>
+      <w:r>
         <w:t>Elite</w:t>
       </w:r>
       <w:r>
         <w:rPr>
           <w:spacing w:val="-3"/>
-          <w:sz w:val="22"/>
-        </w:rPr>
-        <w:t> </w:t>
-      </w:r>
-      <w:r>
-        <w:rPr>
-          <w:sz w:val="22"/>
-        </w:rPr>
+        </w:rPr>
+        <w:t xml:space="preserve"> </w:t>
+      </w:r>
+      <w:r>
         <w:t>event],</w:t>
       </w:r>
       <w:r>
         <w:rPr>
           <w:spacing w:val="-3"/>
-          <w:sz w:val="22"/>
-        </w:rPr>
-        <w:t> </w:t>
-      </w:r>
-      <w:r>
-        <w:rPr>
-          <w:sz w:val="22"/>
-        </w:rPr>
+        </w:rPr>
+        <w:t xml:space="preserve"> </w:t>
+      </w:r>
+      <w:r>
         <w:t>mentored</w:t>
       </w:r>
       <w:r>
         <w:rPr>
           <w:spacing w:val="-2"/>
-          <w:sz w:val="22"/>
-        </w:rPr>
-        <w:t> </w:t>
-      </w:r>
-      <w:r>
-        <w:rPr>
-          <w:sz w:val="22"/>
-        </w:rPr>
+        </w:rPr>
+        <w:t xml:space="preserve"> </w:t>
+      </w:r>
+      <w:r>
         <w:t>junior</w:t>
       </w:r>
       <w:r>
         <w:rPr>
           <w:spacing w:val="-6"/>
-          <w:sz w:val="22"/>
-        </w:rPr>
-        <w:t> </w:t>
-      </w:r>
-      <w:r>
-        <w:rPr>
-          <w:sz w:val="22"/>
-        </w:rPr>
+        </w:rPr>
+        <w:t xml:space="preserve"> </w:t>
+      </w:r>
+      <w:r>
         <w:t>students in</w:t>
       </w:r>
       <w:r>
         <w:rPr>
           <w:spacing w:val="-3"/>
-          <w:sz w:val="22"/>
-        </w:rPr>
-        <w:t> </w:t>
-      </w:r>
-      <w:r>
-        <w:rPr>
-          <w:sz w:val="22"/>
-        </w:rPr>
+        </w:rPr>
+        <w:t xml:space="preserve"> </w:t>
+      </w:r>
+      <w:r>
         <w:t>competitive</w:t>
       </w:r>
       <w:r>
         <w:rPr>
           <w:spacing w:val="-4"/>
-          <w:sz w:val="22"/>
-        </w:rPr>
-        <w:t> </w:t>
-      </w:r>
-      <w:r>
-        <w:rPr>
-          <w:spacing w:val="-2"/>
-          <w:sz w:val="22"/>
+        </w:rPr>
+        <w:t xml:space="preserve"> </w:t>
+      </w:r>
+      <w:r>
+        <w:rPr>
+          <w:spacing w:val="-2"/>
         </w:rPr>
         <w:t>programming.</w:t>
       </w:r>
     </w:p>
     <w:sectPr>
       <w:pgSz w:w="12240" w:h="15840"/>
-      <w:pgMar w:top="1660" w:bottom="280" w:left="1800" w:right="1800"/>
+      <w:pgMar w:top="1660" w:right="1800" w:bottom="280" w:left="1800" w:header="720" w:footer="720" w:gutter="0"/>
+      <w:cols w:space="720"/>
     </w:sectPr>
   </w:body>
 </w:document>
 </file>
 
 <file path=word/numbering.xml><?xml version="1.0" encoding="utf-8"?>
-<w:numbering xmlns:ve="http://schemas.openxmlformats.org/markup-compatibility/2006" xmlns:o="urn:schemas-microsoft-com:office:office" xmlns:r="http://schemas.openxmlformats.org/officeDocument/2006/relationships" xmlns:m="http://schemas.openxmlformats.org/officeDocument/2006/math" xmlns:v="urn:schemas-microsoft-com:vml" xmlns:wp="http://schemas.openxmlformats.org/drawingml/2006/wordprocessingDrawing" xmlns:w10="urn:schemas-microsoft-com:office:word" xmlns:w="http://schemas.openxmlformats.org/wordprocessingml/2006/main" xmlns:wne="http://schemas.microsoft.com/office/word/2006/wordml">
-  <w:abstractNum w:abstractNumId="1">
+<w:numbering xmlns:wpc="http://schemas.microsoft.com/office/word/2010/wordprocessingCanvas" xmlns:cx="http://schemas.microsoft.com/office/drawing/2014/chartex" xmlns:cx1="http://schemas.microsoft.com/office/drawing/2015/9/8/chartex" xmlns:cx2="http://schemas.microsoft.com/office/drawing/2015/10/21/chartex" xmlns:cx3="http://schemas.microsoft.com/office/drawing/2016/5/9/chartex" xmlns:cx4="http://schemas.microsoft.com/office/drawing/2016/5/10/chartex" xmlns:cx5="http://schemas.microsoft.com/office/drawing/2016/5/11/chartex" xmlns:cx6="http://schemas.microsoft.com/office/drawing/2016/5/12/chartex" xmlns:cx7="http://schemas.microsoft.com/office/drawing/2016/5/13/chartex" xmlns:cx8="http://schemas.microsoft.com/office/drawing/2016/5/14/chartex" xmlns:mc="http://schemas.openxmlformats.org/markup-compatibility/2006" xmlns:aink="http://schemas.microsoft.com/office/drawing/2016/ink" xmlns:am3d="http://schemas.microsoft.com/office/drawing/2017/model3d" xmlns:o="urn:schemas-microsoft-com:office:office" xmlns:oel="http://schemas.microsoft.com/office/2019/extlst" xmlns:r="http://schemas.openxmlformats.org/officeDocument/2006/relationships" xmlns:m="http://schemas.openxmlformats.org/officeDocument/2006/math" xmlns:v="urn:schemas-microsoft-com:vml" xmlns:wp14="http://schemas.microsoft.com/office/word/2010/wordprocessingDrawing" xmlns:wp="http://schemas.openxmlformats.org/drawingml/2006/wordprocessingDrawing" xmlns:w10="urn:schemas-microsoft-com:office:word" xmlns:w="http://schemas.openxmlformats.org/wordprocessingml/2006/main" xmlns:w14="http://schemas.microsoft.com/office/word/2010/wordml" xmlns:w15="http://schemas.microsoft.com/office/word/2012/wordml" xmlns:w16cex="http://schemas.microsoft.com/office/word/2018/wordml/cex" xmlns:w16cid="http://schemas.microsoft.com/office/word/2016/wordml/cid" xmlns:w16="http://schemas.microsoft.com/office/word/2018/wordml" xmlns:w16du="http://schemas.microsoft.com/office/word/2023/wordml/word16du" xmlns:w16sdtdh="http://schemas.microsoft.com/office/word/2020/wordml/sdtdatahash" xmlns:w16sdtfl="http://schemas.microsoft.com/office/word/2024/wordml/sdtformatlock" xmlns:w16se="http://schemas.microsoft.com/office/word/2015/wordml/symex" xmlns:wpg="http://schemas.microsoft.com/office/word/2010/wordprocessingGroup" xmlns:wpi="http://schemas.microsoft.com/office/word/2010/wordprocessingInk" xmlns:wne="http://schemas.microsoft.com/office/word/2006/wordml" xmlns:wps="http://schemas.microsoft.com/office/word/2010/wordprocessingShape" mc:Ignorable="w14 w15 w16se w16cid w16 w16cex w16sdtdh w16sdtfl w16du wp14">
+  <w:abstractNum w:abstractNumId="0" w15:restartNumberingAfterBreak="0">
+    <w:nsid w:val="27E1244C"/>
     <w:multiLevelType w:val="hybridMultilevel"/>
-    <w:lvl w:ilvl="0">
-      <w:start w:val="0"/>
+    <w:tmpl w:val="66E01A9E"/>
+    <w:lvl w:ilvl="0" w:tplc="A0BCE146">
       <w:numFmt w:val="bullet"/>
-      <w:lvlText w:val=""/>
+      <w:lvlText w:val="•"/>
       <w:lvlJc w:val="left"/>
       <w:pPr>
-        <w:ind w:left="1080" w:hanging="360"/>
+        <w:ind w:left="0" w:hanging="146"/>
       </w:pPr>
       <w:rPr>
-        <w:rFonts w:hint="default" w:ascii="Symbol" w:hAnsi="Symbol" w:eastAsia="Symbol" w:cs="Symbol"/>
+        <w:rFonts w:ascii="Cambria" w:eastAsia="Cambria" w:hAnsi="Cambria" w:cs="Cambria" w:hint="default"/>
         <w:b w:val="0"/>
         <w:bCs w:val="0"/>
         <w:i w:val="0"/>
@@ -3886,123 +3381,15 @@
         <w:lang w:val="en-US" w:eastAsia="en-US" w:bidi="ar-SA"/>
       </w:rPr>
     </w:lvl>
-    <w:lvl w:ilvl="1">
-      <w:start w:val="0"/>
+    <w:lvl w:ilvl="1" w:tplc="EE9EC5FE">
       <w:numFmt w:val="bullet"/>
       <w:lvlText w:val="•"/>
       <w:lvlJc w:val="left"/>
       <w:pPr>
-        <w:ind w:left="1836" w:hanging="360"/>
+        <w:ind w:left="1105" w:hanging="386"/>
       </w:pPr>
       <w:rPr>
-        <w:rFonts w:hint="default"/>
-        <w:lang w:val="en-US" w:eastAsia="en-US" w:bidi="ar-SA"/>
-      </w:rPr>
-    </w:lvl>
-    <w:lvl w:ilvl="2">
-      <w:start w:val="0"/>
-      <w:numFmt w:val="bullet"/>
-      <w:lvlText w:val="•"/>
-      <w:lvlJc w:val="left"/>
-      <w:pPr>
-        <w:ind w:left="2592" w:hanging="360"/>
-      </w:pPr>
-      <w:rPr>
-        <w:rFonts w:hint="default"/>
-        <w:lang w:val="en-US" w:eastAsia="en-US" w:bidi="ar-SA"/>
-      </w:rPr>
-    </w:lvl>
-    <w:lvl w:ilvl="3">
-      <w:start w:val="0"/>
-      <w:numFmt w:val="bullet"/>
-      <w:lvlText w:val="•"/>
-      <w:lvlJc w:val="left"/>
-      <w:pPr>
-        <w:ind w:left="3348" w:hanging="360"/>
-      </w:pPr>
-      <w:rPr>
-        <w:rFonts w:hint="default"/>
-        <w:lang w:val="en-US" w:eastAsia="en-US" w:bidi="ar-SA"/>
-      </w:rPr>
-    </w:lvl>
-    <w:lvl w:ilvl="4">
-      <w:start w:val="0"/>
-      <w:numFmt w:val="bullet"/>
-      <w:lvlText w:val="•"/>
-      <w:lvlJc w:val="left"/>
-      <w:pPr>
-        <w:ind w:left="4104" w:hanging="360"/>
-      </w:pPr>
-      <w:rPr>
-        <w:rFonts w:hint="default"/>
-        <w:lang w:val="en-US" w:eastAsia="en-US" w:bidi="ar-SA"/>
-      </w:rPr>
-    </w:lvl>
-    <w:lvl w:ilvl="5">
-      <w:start w:val="0"/>
-      <w:numFmt w:val="bullet"/>
-      <w:lvlText w:val="•"/>
-      <w:lvlJc w:val="left"/>
-      <w:pPr>
-        <w:ind w:left="4860" w:hanging="360"/>
-      </w:pPr>
-      <w:rPr>
-        <w:rFonts w:hint="default"/>
-        <w:lang w:val="en-US" w:eastAsia="en-US" w:bidi="ar-SA"/>
-      </w:rPr>
-    </w:lvl>
-    <w:lvl w:ilvl="6">
-      <w:start w:val="0"/>
-      <w:numFmt w:val="bullet"/>
-      <w:lvlText w:val="•"/>
-      <w:lvlJc w:val="left"/>
-      <w:pPr>
-        <w:ind w:left="5616" w:hanging="360"/>
-      </w:pPr>
-      <w:rPr>
-        <w:rFonts w:hint="default"/>
-        <w:lang w:val="en-US" w:eastAsia="en-US" w:bidi="ar-SA"/>
-      </w:rPr>
-    </w:lvl>
-    <w:lvl w:ilvl="7">
-      <w:start w:val="0"/>
-      <w:numFmt w:val="bullet"/>
-      <w:lvlText w:val="•"/>
-      <w:lvlJc w:val="left"/>
-      <w:pPr>
-        <w:ind w:left="6372" w:hanging="360"/>
-      </w:pPr>
-      <w:rPr>
-        <w:rFonts w:hint="default"/>
-        <w:lang w:val="en-US" w:eastAsia="en-US" w:bidi="ar-SA"/>
-      </w:rPr>
-    </w:lvl>
-    <w:lvl w:ilvl="8">
-      <w:start w:val="0"/>
-      <w:numFmt w:val="bullet"/>
-      <w:lvlText w:val="•"/>
-      <w:lvlJc w:val="left"/>
-      <w:pPr>
-        <w:ind w:left="7128" w:hanging="360"/>
-      </w:pPr>
-      <w:rPr>
-        <w:rFonts w:hint="default"/>
-        <w:lang w:val="en-US" w:eastAsia="en-US" w:bidi="ar-SA"/>
-      </w:rPr>
-    </w:lvl>
-  </w:abstractNum>
-  <w:abstractNum w:abstractNumId="0">
-    <w:multiLevelType w:val="hybridMultilevel"/>
-    <w:lvl w:ilvl="0">
-      <w:start w:val="0"/>
-      <w:numFmt w:val="bullet"/>
-      <w:lvlText w:val="•"/>
-      <w:lvlJc w:val="left"/>
-      <w:pPr>
-        <w:ind w:left="0" w:hanging="146"/>
-      </w:pPr>
-      <w:rPr>
-        <w:rFonts w:hint="default" w:ascii="Cambria" w:hAnsi="Cambria" w:eastAsia="Cambria" w:cs="Cambria"/>
+        <w:rFonts w:ascii="Cambria" w:eastAsia="Cambria" w:hAnsi="Cambria" w:cs="Cambria" w:hint="default"/>
         <w:b w:val="0"/>
         <w:bCs w:val="0"/>
         <w:i w:val="0"/>
@@ -4014,16 +3401,104 @@
         <w:lang w:val="en-US" w:eastAsia="en-US" w:bidi="ar-SA"/>
       </w:rPr>
     </w:lvl>
-    <w:lvl w:ilvl="1">
-      <w:start w:val="0"/>
+    <w:lvl w:ilvl="2" w:tplc="50E6F5D6">
       <w:numFmt w:val="bullet"/>
       <w:lvlText w:val="•"/>
       <w:lvlJc w:val="left"/>
       <w:pPr>
-        <w:ind w:left="1105" w:hanging="386"/>
+        <w:ind w:left="1937" w:hanging="386"/>
       </w:pPr>
       <w:rPr>
-        <w:rFonts w:hint="default" w:ascii="Cambria" w:hAnsi="Cambria" w:eastAsia="Cambria" w:cs="Cambria"/>
+        <w:rFonts w:hint="default"/>
+        <w:lang w:val="en-US" w:eastAsia="en-US" w:bidi="ar-SA"/>
+      </w:rPr>
+    </w:lvl>
+    <w:lvl w:ilvl="3" w:tplc="CE7848DE">
+      <w:numFmt w:val="bullet"/>
+      <w:lvlText w:val="•"/>
+      <w:lvlJc w:val="left"/>
+      <w:pPr>
+        <w:ind w:left="2775" w:hanging="386"/>
+      </w:pPr>
+      <w:rPr>
+        <w:rFonts w:hint="default"/>
+        <w:lang w:val="en-US" w:eastAsia="en-US" w:bidi="ar-SA"/>
+      </w:rPr>
+    </w:lvl>
+    <w:lvl w:ilvl="4" w:tplc="DA38481E">
+      <w:numFmt w:val="bullet"/>
+      <w:lvlText w:val="•"/>
+      <w:lvlJc w:val="left"/>
+      <w:pPr>
+        <w:ind w:left="3613" w:hanging="386"/>
+      </w:pPr>
+      <w:rPr>
+        <w:rFonts w:hint="default"/>
+        <w:lang w:val="en-US" w:eastAsia="en-US" w:bidi="ar-SA"/>
+      </w:rPr>
+    </w:lvl>
+    <w:lvl w:ilvl="5" w:tplc="FAD69B30">
+      <w:numFmt w:val="bullet"/>
+      <w:lvlText w:val="•"/>
+      <w:lvlJc w:val="left"/>
+      <w:pPr>
+        <w:ind w:left="4451" w:hanging="386"/>
+      </w:pPr>
+      <w:rPr>
+        <w:rFonts w:hint="default"/>
+        <w:lang w:val="en-US" w:eastAsia="en-US" w:bidi="ar-SA"/>
+      </w:rPr>
+    </w:lvl>
+    <w:lvl w:ilvl="6" w:tplc="F9D0681C">
+      <w:numFmt w:val="bullet"/>
+      <w:lvlText w:val="•"/>
+      <w:lvlJc w:val="left"/>
+      <w:pPr>
+        <w:ind w:left="5288" w:hanging="386"/>
+      </w:pPr>
+      <w:rPr>
+        <w:rFonts w:hint="default"/>
+        <w:lang w:val="en-US" w:eastAsia="en-US" w:bidi="ar-SA"/>
+      </w:rPr>
+    </w:lvl>
+    <w:lvl w:ilvl="7" w:tplc="93A4626A">
+      <w:numFmt w:val="bullet"/>
+      <w:lvlText w:val="•"/>
+      <w:lvlJc w:val="left"/>
+      <w:pPr>
+        <w:ind w:left="6126" w:hanging="386"/>
+      </w:pPr>
+      <w:rPr>
+        <w:rFonts w:hint="default"/>
+        <w:lang w:val="en-US" w:eastAsia="en-US" w:bidi="ar-SA"/>
+      </w:rPr>
+    </w:lvl>
+    <w:lvl w:ilvl="8" w:tplc="DD885A2E">
+      <w:numFmt w:val="bullet"/>
+      <w:lvlText w:val="•"/>
+      <w:lvlJc w:val="left"/>
+      <w:pPr>
+        <w:ind w:left="6964" w:hanging="386"/>
+      </w:pPr>
+      <w:rPr>
+        <w:rFonts w:hint="default"/>
+        <w:lang w:val="en-US" w:eastAsia="en-US" w:bidi="ar-SA"/>
+      </w:rPr>
+    </w:lvl>
+  </w:abstractNum>
+  <w:abstractNum w:abstractNumId="1" w15:restartNumberingAfterBreak="0">
+    <w:nsid w:val="6EA9108B"/>
+    <w:multiLevelType w:val="hybridMultilevel"/>
+    <w:tmpl w:val="5CC20364"/>
+    <w:lvl w:ilvl="0" w:tplc="848430CC">
+      <w:numFmt w:val="bullet"/>
+      <w:lvlText w:val=""/>
+      <w:lvlJc w:val="left"/>
+      <w:pPr>
+        <w:ind w:left="1080" w:hanging="360"/>
+      </w:pPr>
+      <w:rPr>
+        <w:rFonts w:ascii="Symbol" w:eastAsia="Symbol" w:hAnsi="Symbol" w:cs="Symbol" w:hint="default"/>
         <w:b w:val="0"/>
         <w:bCs w:val="0"/>
         <w:i w:val="0"/>
@@ -4035,91 +3510,96 @@
         <w:lang w:val="en-US" w:eastAsia="en-US" w:bidi="ar-SA"/>
       </w:rPr>
     </w:lvl>
-    <w:lvl w:ilvl="2">
-      <w:start w:val="0"/>
+    <w:lvl w:ilvl="1" w:tplc="84D66C9A">
       <w:numFmt w:val="bullet"/>
       <w:lvlText w:val="•"/>
       <w:lvlJc w:val="left"/>
       <w:pPr>
-        <w:ind w:left="1937" w:hanging="386"/>
+        <w:ind w:left="1836" w:hanging="360"/>
       </w:pPr>
       <w:rPr>
         <w:rFonts w:hint="default"/>
         <w:lang w:val="en-US" w:eastAsia="en-US" w:bidi="ar-SA"/>
       </w:rPr>
     </w:lvl>
-    <w:lvl w:ilvl="3">
-      <w:start w:val="0"/>
+    <w:lvl w:ilvl="2" w:tplc="C5A26D82">
       <w:numFmt w:val="bullet"/>
       <w:lvlText w:val="•"/>
       <w:lvlJc w:val="left"/>
       <w:pPr>
-        <w:ind w:left="2775" w:hanging="386"/>
+        <w:ind w:left="2592" w:hanging="360"/>
       </w:pPr>
       <w:rPr>
         <w:rFonts w:hint="default"/>
         <w:lang w:val="en-US" w:eastAsia="en-US" w:bidi="ar-SA"/>
       </w:rPr>
     </w:lvl>
-    <w:lvl w:ilvl="4">
-      <w:start w:val="0"/>
+    <w:lvl w:ilvl="3" w:tplc="A754F40A">
       <w:numFmt w:val="bullet"/>
       <w:lvlText w:val="•"/>
       <w:lvlJc w:val="left"/>
       <w:pPr>
-        <w:ind w:left="3613" w:hanging="386"/>
+        <w:ind w:left="3348" w:hanging="360"/>
       </w:pPr>
       <w:rPr>
         <w:rFonts w:hint="default"/>
         <w:lang w:val="en-US" w:eastAsia="en-US" w:bidi="ar-SA"/>
       </w:rPr>
     </w:lvl>
-    <w:lvl w:ilvl="5">
-      <w:start w:val="0"/>
+    <w:lvl w:ilvl="4" w:tplc="EE9A37EA">
       <w:numFmt w:val="bullet"/>
       <w:lvlText w:val="•"/>
       <w:lvlJc w:val="left"/>
       <w:pPr>
-        <w:ind w:left="4451" w:hanging="386"/>
+        <w:ind w:left="4104" w:hanging="360"/>
       </w:pPr>
       <w:rPr>
         <w:rFonts w:hint="default"/>
         <w:lang w:val="en-US" w:eastAsia="en-US" w:bidi="ar-SA"/>
       </w:rPr>
     </w:lvl>
-    <w:lvl w:ilvl="6">
-      <w:start w:val="0"/>
+    <w:lvl w:ilvl="5" w:tplc="9E40ADA6">
       <w:numFmt w:val="bullet"/>
       <w:lvlText w:val="•"/>
       <w:lvlJc w:val="left"/>
       <w:pPr>
-        <w:ind w:left="5288" w:hanging="386"/>
+        <w:ind w:left="4860" w:hanging="360"/>
       </w:pPr>
       <w:rPr>
         <w:rFonts w:hint="default"/>
         <w:lang w:val="en-US" w:eastAsia="en-US" w:bidi="ar-SA"/>
       </w:rPr>
     </w:lvl>
-    <w:lvl w:ilvl="7">
-      <w:start w:val="0"/>
+    <w:lvl w:ilvl="6" w:tplc="3A0C2DA0">
       <w:numFmt w:val="bullet"/>
       <w:lvlText w:val="•"/>
       <w:lvlJc w:val="left"/>
       <w:pPr>
-        <w:ind w:left="6126" w:hanging="386"/>
+        <w:ind w:left="5616" w:hanging="360"/>
       </w:pPr>
       <w:rPr>
         <w:rFonts w:hint="default"/>
         <w:lang w:val="en-US" w:eastAsia="en-US" w:bidi="ar-SA"/>
       </w:rPr>
     </w:lvl>
-    <w:lvl w:ilvl="8">
-      <w:start w:val="0"/>
+    <w:lvl w:ilvl="7" w:tplc="E07C7F12">
       <w:numFmt w:val="bullet"/>
       <w:lvlText w:val="•"/>
       <w:lvlJc w:val="left"/>
       <w:pPr>
-        <w:ind w:left="6964" w:hanging="386"/>
+        <w:ind w:left="6372" w:hanging="360"/>
+      </w:pPr>
+      <w:rPr>
+        <w:rFonts w:hint="default"/>
+        <w:lang w:val="en-US" w:eastAsia="en-US" w:bidi="ar-SA"/>
+      </w:rPr>
+    </w:lvl>
+    <w:lvl w:ilvl="8" w:tplc="5EBE0CEC">
+      <w:numFmt w:val="bullet"/>
+      <w:lvlText w:val="•"/>
+      <w:lvlJc w:val="left"/>
+      <w:pPr>
+        <w:ind w:left="7128" w:hanging="360"/>
       </w:pPr>
       <w:rPr>
         <w:rFonts w:hint="default"/>
@@ -4127,24 +3607,24 @@
       </w:rPr>
     </w:lvl>
   </w:abstractNum>
-  <w:num w:numId="2">
+  <w:num w:numId="1" w16cid:durableId="1871648838">
     <w:abstractNumId w:val="1"/>
   </w:num>
-  <w:num w:numId="1">
+  <w:num w:numId="2" w16cid:durableId="458112764">
     <w:abstractNumId w:val="0"/>
   </w:num>
 </w:numbering>
 </file>
 
 <file path=word/styles.xml><?xml version="1.0" encoding="utf-8"?>
-<w:styles xmlns:r="http://schemas.openxmlformats.org/officeDocument/2006/relationships" xmlns:w="http://schemas.openxmlformats.org/wordprocessingml/2006/main">
+<w:styles xmlns:mc="http://schemas.openxmlformats.org/markup-compatibility/2006" xmlns:r="http://schemas.openxmlformats.org/officeDocument/2006/relationships" xmlns:w="http://schemas.openxmlformats.org/wordprocessingml/2006/main" xmlns:w14="http://schemas.microsoft.com/office/word/2010/wordml" xmlns:w15="http://schemas.microsoft.com/office/word/2012/wordml" xmlns:w16cex="http://schemas.microsoft.com/office/word/2018/wordml/cex" xmlns:w16cid="http://schemas.microsoft.com/office/word/2016/wordml/cid" xmlns:w16="http://schemas.microsoft.com/office/word/2018/wordml" xmlns:w16du="http://schemas.microsoft.com/office/word/2023/wordml/word16du" xmlns:w16sdtdh="http://schemas.microsoft.com/office/word/2020/wordml/sdtdatahash" xmlns:w16sdtfl="http://schemas.microsoft.com/office/word/2024/wordml/sdtformatlock" xmlns:w16se="http://schemas.microsoft.com/office/word/2015/wordml/symex" mc:Ignorable="w14 w15 w16se w16cid w16 w16cex w16sdtdh w16sdtfl w16du">
   <w:docDefaults>
     <w:rPrDefault>
       <w:rPr>
-        <w:rFonts w:cstheme="minorBidi" w:hAnsiTheme="minorHAnsi" w:eastAsiaTheme="minorHAnsi" w:asciiTheme="minorHAnsi"/>
+        <w:rFonts w:asciiTheme="minorHAnsi" w:eastAsiaTheme="minorHAnsi" w:hAnsiTheme="minorHAnsi" w:cstheme="minorBidi"/>
         <w:sz w:val="22"/>
         <w:szCs w:val="22"/>
-        <w:lang w:val="en-US" w:bidi="ar-SA" w:eastAsia="en-US"/>
+        <w:lang w:val="en-US" w:eastAsia="en-US" w:bidi="ar-SA"/>
       </w:rPr>
     </w:rPrDefault>
     <w:pPrDefault>
@@ -4152,51 +3632,454 @@
         <w:widowControl w:val="0"/>
         <w:autoSpaceDE w:val="0"/>
         <w:autoSpaceDN w:val="0"/>
-        <w:spacing w:lineRule="auto" w:line="240" w:before="0" w:after="0"/>
-        <w:ind w:left="0" w:right="0"/>
-        <w:jc w:val="left"/>
       </w:pPr>
     </w:pPrDefault>
   </w:docDefaults>
-  <w:style w:styleId="DefaultParagraphFont" w:default="1" w:type="character">
+  <w:latentStyles w:defLockedState="0" w:defUIPriority="99" w:defSemiHidden="0" w:defUnhideWhenUsed="0" w:defQFormat="0" w:count="376">
+    <w:lsdException w:name="Normal" w:uiPriority="0" w:qFormat="1"/>
+    <w:lsdException w:name="heading 1" w:uiPriority="9" w:qFormat="1"/>
+    <w:lsdException w:name="heading 2" w:semiHidden="1" w:uiPriority="9" w:unhideWhenUsed="1" w:qFormat="1"/>
+    <w:lsdException w:name="heading 3" w:semiHidden="1" w:uiPriority="9" w:unhideWhenUsed="1" w:qFormat="1"/>
+    <w:lsdException w:name="heading 4" w:semiHidden="1" w:uiPriority="9" w:unhideWhenUsed="1" w:qFormat="1"/>
+    <w:lsdException w:name="heading 5" w:semiHidden="1" w:uiPriority="9" w:unhideWhenUsed="1" w:qFormat="1"/>
+    <w:lsdException w:name="heading 6" w:semiHidden="1" w:uiPriority="9" w:unhideWhenUsed="1" w:qFormat="1"/>
+    <w:lsdException w:name="heading 7" w:semiHidden="1" w:uiPriority="9" w:unhideWhenUsed="1" w:qFormat="1"/>
+    <w:lsdException w:name="heading 8" w:semiHidden="1" w:uiPriority="9" w:unhideWhenUsed="1" w:qFormat="1"/>
+    <w:lsdException w:name="heading 9" w:semiHidden="1" w:uiPriority="9" w:unhideWhenUsed="1" w:qFormat="1"/>
+    <w:lsdException w:name="index 1" w:semiHidden="1" w:unhideWhenUsed="1"/>
+    <w:lsdException w:name="index 2" w:semiHidden="1" w:unhideWhenUsed="1"/>
+    <w:lsdException w:name="index 3" w:semiHidden="1" w:unhideWhenUsed="1"/>
+    <w:lsdException w:name="index 4" w:semiHidden="1" w:unhideWhenUsed="1"/>
+    <w:lsdException w:name="index 5" w:semiHidden="1" w:unhideWhenUsed="1"/>
+    <w:lsdException w:name="index 6" w:semiHidden="1" w:unhideWhenUsed="1"/>
+    <w:lsdException w:name="index 7" w:semiHidden="1" w:unhideWhenUsed="1"/>
+    <w:lsdException w:name="index 8" w:semiHidden="1" w:unhideWhenUsed="1"/>
+    <w:lsdException w:name="index 9" w:semiHidden="1" w:unhideWhenUsed="1"/>
+    <w:lsdException w:name="toc 1" w:semiHidden="1" w:uiPriority="39" w:unhideWhenUsed="1"/>
+    <w:lsdException w:name="toc 2" w:semiHidden="1" w:uiPriority="39" w:unhideWhenUsed="1"/>
+    <w:lsdException w:name="toc 3" w:semiHidden="1" w:uiPriority="39" w:unhideWhenUsed="1"/>
+    <w:lsdException w:name="toc 4" w:semiHidden="1" w:uiPriority="39" w:unhideWhenUsed="1"/>
+    <w:lsdException w:name="toc 5" w:semiHidden="1" w:uiPriority="39" w:unhideWhenUsed="1"/>
+    <w:lsdException w:name="toc 6" w:semiHidden="1" w:uiPriority="39" w:unhideWhenUsed="1"/>
+    <w:lsdException w:name="toc 7" w:semiHidden="1" w:uiPriority="39" w:unhideWhenUsed="1"/>
+    <w:lsdException w:name="toc 8" w:semiHidden="1" w:uiPriority="39" w:unhideWhenUsed="1"/>
+    <w:lsdException w:name="toc 9" w:semiHidden="1" w:uiPriority="39" w:unhideWhenUsed="1"/>
+    <w:lsdException w:name="Normal Indent" w:semiHidden="1" w:unhideWhenUsed="1"/>
+    <w:lsdException w:name="footnote text" w:semiHidden="1" w:unhideWhenUsed="1"/>
+    <w:lsdException w:name="annotation text" w:semiHidden="1" w:unhideWhenUsed="1"/>
+    <w:lsdException w:name="header" w:semiHidden="1" w:unhideWhenUsed="1"/>
+    <w:lsdException w:name="footer" w:semiHidden="1" w:unhideWhenUsed="1"/>
+    <w:lsdException w:name="index heading" w:semiHidden="1" w:unhideWhenUsed="1"/>
+    <w:lsdException w:name="caption" w:semiHidden="1" w:uiPriority="35" w:unhideWhenUsed="1" w:qFormat="1"/>
+    <w:lsdException w:name="table of figures" w:semiHidden="1" w:unhideWhenUsed="1"/>
+    <w:lsdException w:name="envelope address" w:semiHidden="1" w:unhideWhenUsed="1"/>
+    <w:lsdException w:name="envelope return" w:semiHidden="1" w:unhideWhenUsed="1"/>
+    <w:lsdException w:name="footnote reference" w:semiHidden="1" w:unhideWhenUsed="1"/>
+    <w:lsdException w:name="annotation reference" w:semiHidden="1" w:unhideWhenUsed="1"/>
+    <w:lsdException w:name="line number" w:semiHidden="1" w:unhideWhenUsed="1"/>
+    <w:lsdException w:name="page number" w:semiHidden="1" w:unhideWhenUsed="1"/>
+    <w:lsdException w:name="endnote reference" w:semiHidden="1" w:unhideWhenUsed="1"/>
+    <w:lsdException w:name="endnote text" w:semiHidden="1" w:unhideWhenUsed="1"/>
+    <w:lsdException w:name="table of authorities" w:semiHidden="1" w:unhideWhenUsed="1"/>
+    <w:lsdException w:name="macro" w:semiHidden="1" w:unhideWhenUsed="1"/>
+    <w:lsdException w:name="toa heading" w:semiHidden="1" w:unhideWhenUsed="1"/>
+    <w:lsdException w:name="List" w:semiHidden="1" w:unhideWhenUsed="1"/>
+    <w:lsdException w:name="List Bullet" w:semiHidden="1" w:unhideWhenUsed="1"/>
+    <w:lsdException w:name="List Number" w:semiHidden="1" w:unhideWhenUsed="1"/>
+    <w:lsdException w:name="List 2" w:semiHidden="1" w:unhideWhenUsed="1"/>
+    <w:lsdException w:name="List 3" w:semiHidden="1" w:unhideWhenUsed="1"/>
+    <w:lsdException w:name="List 4" w:semiHidden="1" w:unhideWhenUsed="1"/>
+    <w:lsdException w:name="List 5" w:semiHidden="1" w:unhideWhenUsed="1"/>
+    <w:lsdException w:name="List Bullet 2" w:semiHidden="1" w:unhideWhenUsed="1"/>
+    <w:lsdException w:name="List Bullet 3" w:semiHidden="1" w:unhideWhenUsed="1"/>
+    <w:lsdException w:name="List Bullet 4" w:semiHidden="1" w:unhideWhenUsed="1"/>
+    <w:lsdException w:name="List Bullet 5" w:semiHidden="1" w:unhideWhenUsed="1"/>
+    <w:lsdException w:name="List Number 2" w:semiHidden="1" w:unhideWhenUsed="1"/>
+    <w:lsdException w:name="List Number 3" w:semiHidden="1" w:unhideWhenUsed="1"/>
+    <w:lsdException w:name="List Number 4" w:semiHidden="1" w:unhideWhenUsed="1"/>
+    <w:lsdException w:name="List Number 5" w:semiHidden="1" w:unhideWhenUsed="1"/>
+    <w:lsdException w:name="Title" w:uiPriority="10" w:qFormat="1"/>
+    <w:lsdException w:name="Closing" w:semiHidden="1" w:unhideWhenUsed="1"/>
+    <w:lsdException w:name="Signature" w:semiHidden="1" w:unhideWhenUsed="1"/>
+    <w:lsdException w:name="Default Paragraph Font" w:semiHidden="1" w:uiPriority="1" w:unhideWhenUsed="1"/>
+    <w:lsdException w:name="Body Text" w:semiHidden="1" w:unhideWhenUsed="1"/>
+    <w:lsdException w:name="Body Text Indent" w:semiHidden="1" w:unhideWhenUsed="1"/>
+    <w:lsdException w:name="List Continue" w:semiHidden="1" w:unhideWhenUsed="1"/>
+    <w:lsdException w:name="List Continue 2" w:semiHidden="1" w:unhideWhenUsed="1"/>
+    <w:lsdException w:name="List Continue 3" w:semiHidden="1" w:unhideWhenUsed="1"/>
+    <w:lsdException w:name="List Continue 4" w:semiHidden="1" w:unhideWhenUsed="1"/>
+    <w:lsdException w:name="List Continue 5" w:semiHidden="1" w:unhideWhenUsed="1"/>
+    <w:lsdException w:name="Message Header" w:semiHidden="1" w:unhideWhenUsed="1"/>
+    <w:lsdException w:name="Subtitle" w:uiPriority="11" w:qFormat="1"/>
+    <w:lsdException w:name="Salutation" w:semiHidden="1" w:unhideWhenUsed="1"/>
+    <w:lsdException w:name="Date" w:semiHidden="1" w:unhideWhenUsed="1"/>
+    <w:lsdException w:name="Body Text First Indent" w:semiHidden="1" w:unhideWhenUsed="1"/>
+    <w:lsdException w:name="Body Text First Indent 2" w:semiHidden="1" w:unhideWhenUsed="1"/>
+    <w:lsdException w:name="Note Heading" w:semiHidden="1" w:unhideWhenUsed="1"/>
+    <w:lsdException w:name="Body Text 2" w:semiHidden="1" w:unhideWhenUsed="1"/>
+    <w:lsdException w:name="Body Text 3" w:semiHidden="1" w:unhideWhenUsed="1"/>
+    <w:lsdException w:name="Body Text Indent 2" w:semiHidden="1" w:unhideWhenUsed="1"/>
+    <w:lsdException w:name="Body Text Indent 3" w:semiHidden="1" w:unhideWhenUsed="1"/>
+    <w:lsdException w:name="Block Text" w:semiHidden="1" w:unhideWhenUsed="1"/>
+    <w:lsdException w:name="Hyperlink" w:semiHidden="1" w:unhideWhenUsed="1"/>
+    <w:lsdException w:name="FollowedHyperlink" w:semiHidden="1" w:unhideWhenUsed="1"/>
+    <w:lsdException w:name="Strong" w:uiPriority="22" w:qFormat="1"/>
+    <w:lsdException w:name="Emphasis" w:uiPriority="20" w:qFormat="1"/>
+    <w:lsdException w:name="Document Map" w:semiHidden="1" w:unhideWhenUsed="1"/>
+    <w:lsdException w:name="Plain Text" w:semiHidden="1" w:unhideWhenUsed="1"/>
+    <w:lsdException w:name="E-mail Signature" w:semiHidden="1" w:unhideWhenUsed="1"/>
+    <w:lsdException w:name="HTML Top of Form" w:semiHidden="1" w:unhideWhenUsed="1"/>
+    <w:lsdException w:name="HTML Bottom of Form" w:semiHidden="1" w:unhideWhenUsed="1"/>
+    <w:lsdException w:name="Normal (Web)" w:semiHidden="1" w:unhideWhenUsed="1"/>
+    <w:lsdException w:name="HTML Acronym" w:semiHidden="1" w:unhideWhenUsed="1"/>
+    <w:lsdException w:name="HTML Address" w:semiHidden="1" w:unhideWhenUsed="1"/>
+    <w:lsdException w:name="HTML Cite" w:semiHidden="1" w:unhideWhenUsed="1"/>
+    <w:lsdException w:name="HTML Code" w:semiHidden="1" w:unhideWhenUsed="1"/>
+    <w:lsdException w:name="HTML Definition" w:semiHidden="1" w:unhideWhenUsed="1"/>
+    <w:lsdException w:name="HTML Keyboard" w:semiHidden="1" w:unhideWhenUsed="1"/>
+    <w:lsdException w:name="HTML Preformatted" w:semiHidden="1" w:unhideWhenUsed="1"/>
+    <w:lsdException w:name="HTML Sample" w:semiHidden="1" w:unhideWhenUsed="1"/>
+    <w:lsdException w:name="HTML Typewriter" w:semiHidden="1" w:unhideWhenUsed="1"/>
+    <w:lsdException w:name="HTML Variable" w:semiHidden="1" w:unhideWhenUsed="1"/>
+    <w:lsdException w:name="Normal Table" w:semiHidden="1" w:unhideWhenUsed="1"/>
+    <w:lsdException w:name="annotation subject" w:semiHidden="1" w:unhideWhenUsed="1"/>
+    <w:lsdException w:name="No List" w:semiHidden="1" w:unhideWhenUsed="1"/>
+    <w:lsdException w:name="Outline List 1" w:semiHidden="1" w:unhideWhenUsed="1"/>
+    <w:lsdException w:name="Outline List 2" w:semiHidden="1" w:unhideWhenUsed="1"/>
+    <w:lsdException w:name="Outline List 3" w:semiHidden="1" w:unhideWhenUsed="1"/>
+    <w:lsdException w:name="Table Simple 1" w:semiHidden="1" w:unhideWhenUsed="1"/>
+    <w:lsdException w:name="Table Simple 2" w:semiHidden="1" w:unhideWhenUsed="1"/>
+    <w:lsdException w:name="Table Simple 3" w:semiHidden="1" w:unhideWhenUsed="1"/>
+    <w:lsdException w:name="Table Classic 1" w:semiHidden="1" w:unhideWhenUsed="1"/>
+    <w:lsdException w:name="Table Classic 2" w:semiHidden="1" w:unhideWhenUsed="1"/>
+    <w:lsdException w:name="Table Classic 3" w:semiHidden="1" w:unhideWhenUsed="1"/>
+    <w:lsdException w:name="Table Classic 4" w:semiHidden="1" w:unhideWhenUsed="1"/>
+    <w:lsdException w:name="Table Colorful 1" w:semiHidden="1" w:unhideWhenUsed="1"/>
+    <w:lsdException w:name="Table Colorful 2" w:semiHidden="1" w:unhideWhenUsed="1"/>
+    <w:lsdException w:name="Table Colorful 3" w:semiHidden="1" w:unhideWhenUsed="1"/>
+    <w:lsdException w:name="Table Columns 1" w:semiHidden="1" w:unhideWhenUsed="1"/>
+    <w:lsdException w:name="Table Columns 2" w:semiHidden="1" w:unhideWhenUsed="1"/>
+    <w:lsdException w:name="Table Columns 3" w:semiHidden="1" w:unhideWhenUsed="1"/>
+    <w:lsdException w:name="Table Columns 4" w:semiHidden="1" w:unhideWhenUsed="1"/>
+    <w:lsdException w:name="Table Columns 5" w:semiHidden="1" w:unhideWhenUsed="1"/>
+    <w:lsdException w:name="Table Grid 1" w:semiHidden="1" w:unhideWhenUsed="1"/>
+    <w:lsdException w:name="Table Grid 2" w:semiHidden="1" w:unhideWhenUsed="1"/>
+    <w:lsdException w:name="Table Grid 3" w:semiHidden="1" w:unhideWhenUsed="1"/>
+    <w:lsdException w:name="Table Grid 4" w:semiHidden="1" w:unhideWhenUsed="1"/>
+    <w:lsdException w:name="Table Grid 5" w:semiHidden="1" w:unhideWhenUsed="1"/>
+    <w:lsdException w:name="Table Grid 6" w:semiHidden="1" w:unhideWhenUsed="1"/>
+    <w:lsdException w:name="Table Grid 7" w:semiHidden="1" w:unhideWhenUsed="1"/>
+    <w:lsdException w:name="Table Grid 8" w:semiHidden="1" w:unhideWhenUsed="1"/>
+    <w:lsdException w:name="Table List 1" w:semiHidden="1" w:unhideWhenUsed="1"/>
+    <w:lsdException w:name="Table List 2" w:semiHidden="1" w:unhideWhenUsed="1"/>
+    <w:lsdException w:name="Table List 3" w:semiHidden="1" w:unhideWhenUsed="1"/>
+    <w:lsdException w:name="Table List 4" w:semiHidden="1" w:unhideWhenUsed="1"/>
+    <w:lsdException w:name="Table List 5" w:semiHidden="1" w:unhideWhenUsed="1"/>
+    <w:lsdException w:name="Table List 6" w:semiHidden="1" w:unhideWhenUsed="1"/>
+    <w:lsdException w:name="Table List 7" w:semiHidden="1" w:unhideWhenUsed="1"/>
+    <w:lsdException w:name="Table List 8" w:semiHidden="1" w:unhideWhenUsed="1"/>
+    <w:lsdException w:name="Table 3D effects 1" w:semiHidden="1" w:unhideWhenUsed="1"/>
+    <w:lsdException w:name="Table 3D effects 2" w:semiHidden="1" w:unhideWhenUsed="1"/>
+    <w:lsdException w:name="Table 3D effects 3" w:semiHidden="1" w:unhideWhenUsed="1"/>
+    <w:lsdException w:name="Table Contemporary" w:semiHidden="1" w:unhideWhenUsed="1"/>
+    <w:lsdException w:name="Table Elegant" w:semiHidden="1" w:unhideWhenUsed="1"/>
+    <w:lsdException w:name="Table Professional" w:semiHidden="1" w:unhideWhenUsed="1"/>
+    <w:lsdException w:name="Table Subtle 1" w:semiHidden="1" w:unhideWhenUsed="1"/>
+    <w:lsdException w:name="Table Subtle 2" w:semiHidden="1" w:unhideWhenUsed="1"/>
+    <w:lsdException w:name="Table Web 1" w:semiHidden="1" w:unhideWhenUsed="1"/>
+    <w:lsdException w:name="Table Web 2" w:semiHidden="1" w:unhideWhenUsed="1"/>
+    <w:lsdException w:name="Table Web 3" w:semiHidden="1" w:unhideWhenUsed="1"/>
+    <w:lsdException w:name="Balloon Text" w:semiHidden="1" w:unhideWhenUsed="1"/>
+    <w:lsdException w:name="Table Grid" w:uiPriority="39"/>
+    <w:lsdException w:name="Table Theme" w:semiHidden="1" w:unhideWhenUsed="1"/>
+    <w:lsdException w:name="Placeholder Text" w:semiHidden="1"/>
+    <w:lsdException w:name="No Spacing" w:uiPriority="1" w:qFormat="1"/>
+    <w:lsdException w:name="Light Shading" w:uiPriority="60"/>
+    <w:lsdException w:name="Light List" w:uiPriority="61"/>
+    <w:lsdException w:name="Light Grid" w:uiPriority="62"/>
+    <w:lsdException w:name="Medium Shading 1" w:uiPriority="63"/>
+    <w:lsdException w:name="Medium Shading 2" w:uiPriority="64"/>
+    <w:lsdException w:name="Medium List 1" w:uiPriority="65"/>
+    <w:lsdException w:name="Medium List 2" w:uiPriority="66"/>
+    <w:lsdException w:name="Medium Grid 1" w:uiPriority="67"/>
+    <w:lsdException w:name="Medium Grid 2" w:uiPriority="68"/>
+    <w:lsdException w:name="Medium Grid 3" w:uiPriority="69"/>
+    <w:lsdException w:name="Dark List" w:uiPriority="70"/>
+    <w:lsdException w:name="Colorful Shading" w:uiPriority="71"/>
+    <w:lsdException w:name="Colorful List" w:uiPriority="72"/>
+    <w:lsdException w:name="Colorful Grid" w:uiPriority="73"/>
+    <w:lsdException w:name="Light Shading Accent 1" w:uiPriority="60"/>
+    <w:lsdException w:name="Light List Accent 1" w:uiPriority="61"/>
+    <w:lsdException w:name="Light Grid Accent 1" w:uiPriority="62"/>
+    <w:lsdException w:name="Medium Shading 1 Accent 1" w:uiPriority="63"/>
+    <w:lsdException w:name="Medium Shading 2 Accent 1" w:uiPriority="64"/>
+    <w:lsdException w:name="Medium List 1 Accent 1" w:uiPriority="65"/>
+    <w:lsdException w:name="Revision" w:semiHidden="1"/>
+    <w:lsdException w:name="List Paragraph" w:uiPriority="34" w:qFormat="1"/>
+    <w:lsdException w:name="Quote" w:uiPriority="29" w:qFormat="1"/>
+    <w:lsdException w:name="Intense Quote" w:uiPriority="30" w:qFormat="1"/>
+    <w:lsdException w:name="Medium List 2 Accent 1" w:uiPriority="66"/>
+    <w:lsdException w:name="Medium Grid 1 Accent 1" w:uiPriority="67"/>
+    <w:lsdException w:name="Medium Grid 2 Accent 1" w:uiPriority="68"/>
+    <w:lsdException w:name="Medium Grid 3 Accent 1" w:uiPriority="69"/>
+    <w:lsdException w:name="Dark List Accent 1" w:uiPriority="70"/>
+    <w:lsdException w:name="Colorful Shading Accent 1" w:uiPriority="71"/>
+    <w:lsdException w:name="Colorful List Accent 1" w:uiPriority="72"/>
+    <w:lsdException w:name="Colorful Grid Accent 1" w:uiPriority="73"/>
+    <w:lsdException w:name="Light Shading Accent 2" w:uiPriority="60"/>
+    <w:lsdException w:name="Light List Accent 2" w:uiPriority="61"/>
+    <w:lsdException w:name="Light Grid Accent 2" w:uiPriority="62"/>
+    <w:lsdException w:name="Medium Shading 1 Accent 2" w:uiPriority="63"/>
+    <w:lsdException w:name="Medium Shading 2 Accent 2" w:uiPriority="64"/>
+    <w:lsdException w:name="Medium List 1 Accent 2" w:uiPriority="65"/>
+    <w:lsdException w:name="Medium List 2 Accent 2" w:uiPriority="66"/>
+    <w:lsdException w:name="Medium Grid 1 Accent 2" w:uiPriority="67"/>
+    <w:lsdException w:name="Medium Grid 2 Accent 2" w:uiPriority="68"/>
+    <w:lsdException w:name="Medium Grid 3 Accent 2" w:uiPriority="69"/>
+    <w:lsdException w:name="Dark List Accent 2" w:uiPriority="70"/>
+    <w:lsdException w:name="Colorful Shading Accent 2" w:uiPriority="71"/>
+    <w:lsdException w:name="Colorful List Accent 2" w:uiPriority="72"/>
+    <w:lsdException w:name="Colorful Grid Accent 2" w:uiPriority="73"/>
+    <w:lsdException w:name="Light Shading Accent 3" w:uiPriority="60"/>
+    <w:lsdException w:name="Light List Accent 3" w:uiPriority="61"/>
+    <w:lsdException w:name="Light Grid Accent 3" w:uiPriority="62"/>
+    <w:lsdException w:name="Medium Shading 1 Accent 3" w:uiPriority="63"/>
+    <w:lsdException w:name="Medium Shading 2 Accent 3" w:uiPriority="64"/>
+    <w:lsdException w:name="Medium List 1 Accent 3" w:uiPriority="65"/>
+    <w:lsdException w:name="Medium List 2 Accent 3" w:uiPriority="66"/>
+    <w:lsdException w:name="Medium Grid 1 Accent 3" w:uiPriority="67"/>
+    <w:lsdException w:name="Medium Grid 2 Accent 3" w:uiPriority="68"/>
+    <w:lsdException w:name="Medium Grid 3 Accent 3" w:uiPriority="69"/>
+    <w:lsdException w:name="Dark List Accent 3" w:uiPriority="70"/>
+    <w:lsdException w:name="Colorful Shading Accent 3" w:uiPriority="71"/>
+    <w:lsdException w:name="Colorful List Accent 3" w:uiPriority="72"/>
+    <w:lsdException w:name="Colorful Grid Accent 3" w:uiPriority="73"/>
+    <w:lsdException w:name="Light Shading Accent 4" w:uiPriority="60"/>
+    <w:lsdException w:name="Light List Accent 4" w:uiPriority="61"/>
+    <w:lsdException w:name="Light Grid Accent 4" w:uiPriority="62"/>
+    <w:lsdException w:name="Medium Shading 1 Accent 4" w:uiPriority="63"/>
+    <w:lsdException w:name="Medium Shading 2 Accent 4" w:uiPriority="64"/>
+    <w:lsdException w:name="Medium List 1 Accent 4" w:uiPriority="65"/>
+    <w:lsdException w:name="Medium List 2 Accent 4" w:uiPriority="66"/>
+    <w:lsdException w:name="Medium Grid 1 Accent 4" w:uiPriority="67"/>
+    <w:lsdException w:name="Medium Grid 2 Accent 4" w:uiPriority="68"/>
+    <w:lsdException w:name="Medium Grid 3 Accent 4" w:uiPriority="69"/>
+    <w:lsdException w:name="Dark List Accent 4" w:uiPriority="70"/>
+    <w:lsdException w:name="Colorful Shading Accent 4" w:uiPriority="71"/>
+    <w:lsdException w:name="Colorful List Accent 4" w:uiPriority="72"/>
+    <w:lsdException w:name="Colorful Grid Accent 4" w:uiPriority="73"/>
+    <w:lsdException w:name="Light Shading Accent 5" w:uiPriority="60"/>
+    <w:lsdException w:name="Light List Accent 5" w:uiPriority="61"/>
+    <w:lsdException w:name="Light Grid Accent 5" w:uiPriority="62"/>
+    <w:lsdException w:name="Medium Shading 1 Accent 5" w:uiPriority="63"/>
+    <w:lsdException w:name="Medium Shading 2 Accent 5" w:uiPriority="64"/>
+    <w:lsdException w:name="Medium List 1 Accent 5" w:uiPriority="65"/>
+    <w:lsdException w:name="Medium List 2 Accent 5" w:uiPriority="66"/>
+    <w:lsdException w:name="Medium Grid 1 Accent 5" w:uiPriority="67"/>
+    <w:lsdException w:name="Medium Grid 2 Accent 5" w:uiPriority="68"/>
+    <w:lsdException w:name="Medium Grid 3 Accent 5" w:uiPriority="69"/>
+    <w:lsdException w:name="Dark List Accent 5" w:uiPriority="70"/>
+    <w:lsdException w:name="Colorful Shading Accent 5" w:uiPriority="71"/>
+    <w:lsdException w:name="Colorful List Accent 5" w:uiPriority="72"/>
+    <w:lsdException w:name="Colorful Grid Accent 5" w:uiPriority="73"/>
+    <w:lsdException w:name="Light Shading Accent 6" w:uiPriority="60"/>
+    <w:lsdException w:name="Light List Accent 6" w:uiPriority="61"/>
+    <w:lsdException w:name="Light Grid Accent 6" w:uiPriority="62"/>
+    <w:lsdException w:name="Medium Shading 1 Accent 6" w:uiPriority="63"/>
+    <w:lsdException w:name="Medium Shading 2 Accent 6" w:uiPriority="64"/>
+    <w:lsdException w:name="Medium List 1 Accent 6" w:uiPriority="65"/>
+    <w:lsdException w:name="Medium List 2 Accent 6" w:uiPriority="66"/>
+    <w:lsdException w:name="Medium Grid 1 Accent 6" w:uiPriority="67"/>
+    <w:lsdException w:name="Medium Grid 2 Accent 6" w:uiPriority="68"/>
+    <w:lsdException w:name="Medium Grid 3 Accent 6" w:uiPriority="69"/>
+    <w:lsdException w:name="Dark List Accent 6" w:uiPriority="70"/>
+    <w:lsdException w:name="Colorful Shading Accent 6" w:uiPriority="71"/>
+    <w:lsdException w:name="Colorful List Accent 6" w:uiPriority="72"/>
+    <w:lsdException w:name="Colorful Grid Accent 6" w:uiPriority="73"/>
+    <w:lsdException w:name="Subtle Emphasis" w:uiPriority="19" w:qFormat="1"/>
+    <w:lsdException w:name="Intense Emphasis" w:uiPriority="21" w:qFormat="1"/>
+    <w:lsdException w:name="Subtle Reference" w:uiPriority="31" w:qFormat="1"/>
+    <w:lsdException w:name="Intense Reference" w:uiPriority="32" w:qFormat="1"/>
+    <w:lsdException w:name="Book Title" w:uiPriority="33" w:qFormat="1"/>
+    <w:lsdException w:name="Bibliography" w:semiHidden="1" w:uiPriority="37" w:unhideWhenUsed="1"/>
+    <w:lsdException w:name="TOC Heading" w:semiHidden="1" w:uiPriority="39" w:unhideWhenUsed="1" w:qFormat="1"/>
+    <w:lsdException w:name="Plain Table 1" w:uiPriority="41"/>
+    <w:lsdException w:name="Plain Table 2" w:uiPriority="42"/>
+    <w:lsdException w:name="Plain Table 3" w:uiPriority="43"/>
+    <w:lsdException w:name="Plain Table 4" w:uiPriority="44"/>
+    <w:lsdException w:name="Plain Table 5" w:uiPriority="45"/>
+    <w:lsdException w:name="Grid Table Light" w:uiPriority="40"/>
+    <w:lsdException w:name="Grid Table 1 Light" w:uiPriority="46"/>
+    <w:lsdException w:name="Grid Table 2" w:uiPriority="47"/>
+    <w:lsdException w:name="Grid Table 3" w:uiPriority="48"/>
+    <w:lsdException w:name="Grid Table 4" w:uiPriority="49"/>
+    <w:lsdException w:name="Grid Table 5 Dark" w:uiPriority="50"/>
+    <w:lsdException w:name="Grid Table 6 Colorful" w:uiPriority="51"/>
+    <w:lsdException w:name="Grid Table 7 Colorful" w:uiPriority="52"/>
+    <w:lsdException w:name="Grid Table 1 Light Accent 1" w:uiPriority="46"/>
+    <w:lsdException w:name="Grid Table 2 Accent 1" w:uiPriority="47"/>
+    <w:lsdException w:name="Grid Table 3 Accent 1" w:uiPriority="48"/>
+    <w:lsdException w:name="Grid Table 4 Accent 1" w:uiPriority="49"/>
+    <w:lsdException w:name="Grid Table 5 Dark Accent 1" w:uiPriority="50"/>
+    <w:lsdException w:name="Grid Table 6 Colorful Accent 1" w:uiPriority="51"/>
+    <w:lsdException w:name="Grid Table 7 Colorful Accent 1" w:uiPriority="52"/>
+    <w:lsdException w:name="Grid Table 1 Light Accent 2" w:uiPriority="46"/>
+    <w:lsdException w:name="Grid Table 2 Accent 2" w:uiPriority="47"/>
+    <w:lsdException w:name="Grid Table 3 Accent 2" w:uiPriority="48"/>
+    <w:lsdException w:name="Grid Table 4 Accent 2" w:uiPriority="49"/>
+    <w:lsdException w:name="Grid Table 5 Dark Accent 2" w:uiPriority="50"/>
+    <w:lsdException w:name="Grid Table 6 Colorful Accent 2" w:uiPriority="51"/>
+    <w:lsdException w:name="Grid Table 7 Colorful Accent 2" w:uiPriority="52"/>
+    <w:lsdException w:name="Grid Table 1 Light Accent 3" w:uiPriority="46"/>
+    <w:lsdException w:name="Grid Table 2 Accent 3" w:uiPriority="47"/>
+    <w:lsdException w:name="Grid Table 3 Accent 3" w:uiPriority="48"/>
+    <w:lsdException w:name="Grid Table 4 Accent 3" w:uiPriority="49"/>
+    <w:lsdException w:name="Grid Table 5 Dark Accent 3" w:uiPriority="50"/>
+    <w:lsdException w:name="Grid Table 6 Colorful Accent 3" w:uiPriority="51"/>
+    <w:lsdException w:name="Grid Table 7 Colorful Accent 3" w:uiPriority="52"/>
+    <w:lsdException w:name="Grid Table 1 Light Accent 4" w:uiPriority="46"/>
+    <w:lsdException w:name="Grid Table 2 Accent 4" w:uiPriority="47"/>
+    <w:lsdException w:name="Grid Table 3 Accent 4" w:uiPriority="48"/>
+    <w:lsdException w:name="Grid Table 4 Accent 4" w:uiPriority="49"/>
+    <w:lsdException w:name="Grid Table 5 Dark Accent 4" w:uiPriority="50"/>
+    <w:lsdException w:name="Grid Table 6 Colorful Accent 4" w:uiPriority="51"/>
+    <w:lsdException w:name="Grid Table 7 Colorful Accent 4" w:uiPriority="52"/>
+    <w:lsdException w:name="Grid Table 1 Light Accent 5" w:uiPriority="46"/>
+    <w:lsdException w:name="Grid Table 2 Accent 5" w:uiPriority="47"/>
+    <w:lsdException w:name="Grid Table 3 Accent 5" w:uiPriority="48"/>
+    <w:lsdException w:name="Grid Table 4 Accent 5" w:uiPriority="49"/>
+    <w:lsdException w:name="Grid Table 5 Dark Accent 5" w:uiPriority="50"/>
+    <w:lsdException w:name="Grid Table 6 Colorful Accent 5" w:uiPriority="51"/>
+    <w:lsdException w:name="Grid Table 7 Colorful Accent 5" w:uiPriority="52"/>
+    <w:lsdException w:name="Grid Table 1 Light Accent 6" w:uiPriority="46"/>
+    <w:lsdException w:name="Grid Table 2 Accent 6" w:uiPriority="47"/>
+    <w:lsdException w:name="Grid Table 3 Accent 6" w:uiPriority="48"/>
+    <w:lsdException w:name="Grid Table 4 Accent 6" w:uiPriority="49"/>
+    <w:lsdException w:name="Grid Table 5 Dark Accent 6" w:uiPriority="50"/>
+    <w:lsdException w:name="Grid Table 6 Colorful Accent 6" w:uiPriority="51"/>
+    <w:lsdException w:name="Grid Table 7 Colorful Accent 6" w:uiPriority="52"/>
+    <w:lsdException w:name="List Table 1 Light" w:uiPriority="46"/>
+    <w:lsdException w:name="List Table 2" w:uiPriority="47"/>
+    <w:lsdException w:name="List Table 3" w:uiPriority="48"/>
+    <w:lsdException w:name="List Table 4" w:uiPriority="49"/>
+    <w:lsdException w:name="List Table 5 Dark" w:uiPriority="50"/>
+    <w:lsdException w:name="List Table 6 Colorful" w:uiPriority="51"/>
+    <w:lsdException w:name="List Table 7 Colorful" w:uiPriority="52"/>
+    <w:lsdException w:name="List Table 1 Light Accent 1" w:uiPriority="46"/>
+    <w:lsdException w:name="List Table 2 Accent 1" w:uiPriority="47"/>
+    <w:lsdException w:name="List Table 3 Accent 1" w:uiPriority="48"/>
+    <w:lsdException w:name="List Table 4 Accent 1" w:uiPriority="49"/>
+    <w:lsdException w:name="List Table 5 Dark Accent 1" w:uiPriority="50"/>
+    <w:lsdException w:name="List Table 6 Colorful Accent 1" w:uiPriority="51"/>
+    <w:lsdException w:name="List Table 7 Colorful Accent 1" w:uiPriority="52"/>
+    <w:lsdException w:name="List Table 1 Light Accent 2" w:uiPriority="46"/>
+    <w:lsdException w:name="List Table 2 Accent 2" w:uiPriority="47"/>
+    <w:lsdException w:name="List Table 3 Accent 2" w:uiPriority="48"/>
+    <w:lsdException w:name="List Table 4 Accent 2" w:uiPriority="49"/>
+    <w:lsdException w:name="List Table 5 Dark Accent 2" w:uiPriority="50"/>
+    <w:lsdException w:name="List Table 6 Colorful Accent 2" w:uiPriority="51"/>
+    <w:lsdException w:name="List Table 7 Colorful Accent 2" w:uiPriority="52"/>
+    <w:lsdException w:name="List Table 1 Light Accent 3" w:uiPriority="46"/>
+    <w:lsdException w:name="List Table 2 Accent 3" w:uiPriority="47"/>
+    <w:lsdException w:name="List Table 3 Accent 3" w:uiPriority="48"/>
+    <w:lsdException w:name="List Table 4 Accent 3" w:uiPriority="49"/>
+    <w:lsdException w:name="List Table 5 Dark Accent 3" w:uiPriority="50"/>
+    <w:lsdException w:name="List Table 6 Colorful Accent 3" w:uiPriority="51"/>
+    <w:lsdException w:name="List Table 7 Colorful Accent 3" w:uiPriority="52"/>
+    <w:lsdException w:name="List Table 1 Light Accent 4" w:uiPriority="46"/>
+    <w:lsdException w:name="List Table 2 Accent 4" w:uiPriority="47"/>
+    <w:lsdException w:name="List Table 3 Accent 4" w:uiPriority="48"/>
+    <w:lsdException w:name="List Table 4 Accent 4" w:uiPriority="49"/>
+    <w:lsdException w:name="List Table 5 Dark Accent 4" w:uiPriority="50"/>
+    <w:lsdException w:name="List Table 6 Colorful Accent 4" w:uiPriority="51"/>
+    <w:lsdException w:name="List Table 7 Colorful Accent 4" w:uiPriority="52"/>
+    <w:lsdException w:name="List Table 1 Light Accent 5" w:uiPriority="46"/>
+    <w:lsdException w:name="List Table 2 Accent 5" w:uiPriority="47"/>
+    <w:lsdException w:name="List Table 3 Accent 5" w:uiPriority="48"/>
+    <w:lsdException w:name="List Table 4 Accent 5" w:uiPriority="49"/>
+    <w:lsdException w:name="List Table 5 Dark Accent 5" w:uiPriority="50"/>
+    <w:lsdException w:name="List Table 6 Colorful Accent 5" w:uiPriority="51"/>
+    <w:lsdException w:name="List Table 7 Colorful Accent 5" w:uiPriority="52"/>
+    <w:lsdException w:name="List Table 1 Light Accent 6" w:uiPriority="46"/>
+    <w:lsdException w:name="List Table 2 Accent 6" w:uiPriority="47"/>
+    <w:lsdException w:name="List Table 3 Accent 6" w:uiPriority="48"/>
+    <w:lsdException w:name="List Table 4 Accent 6" w:uiPriority="49"/>
+    <w:lsdException w:name="List Table 5 Dark Accent 6" w:uiPriority="50"/>
+    <w:lsdException w:name="List Table 6 Colorful Accent 6" w:uiPriority="51"/>
+    <w:lsdException w:name="List Table 7 Colorful Accent 6" w:uiPriority="52"/>
+    <w:lsdException w:name="Mention" w:semiHidden="1" w:unhideWhenUsed="1"/>
+    <w:lsdException w:name="Smart Hyperlink" w:semiHidden="1" w:unhideWhenUsed="1"/>
+    <w:lsdException w:name="Hashtag" w:semiHidden="1" w:unhideWhenUsed="1"/>
+    <w:lsdException w:name="Unresolved Mention" w:semiHidden="1" w:unhideWhenUsed="1"/>
+    <w:lsdException w:name="Smart Link" w:semiHidden="1" w:unhideWhenUsed="1"/>
+  </w:latentStyles>
+  <w:style w:type="paragraph" w:default="1" w:styleId="Normal">
+    <w:name w:val="Normal"/>
+    <w:qFormat/>
+    <w:rPr>
+      <w:rFonts w:ascii="Cambria" w:eastAsia="Cambria" w:hAnsi="Cambria" w:cs="Cambria"/>
+    </w:rPr>
+  </w:style>
+  <w:style w:type="paragraph" w:styleId="Heading1">
+    <w:name w:val="heading 1"/>
+    <w:basedOn w:val="Normal"/>
+    <w:uiPriority w:val="9"/>
+    <w:qFormat/>
+    <w:pPr>
+      <w:spacing w:before="259"/>
+      <w:outlineLvl w:val="0"/>
+    </w:pPr>
+    <w:rPr>
+      <w:rFonts w:ascii="Calibri" w:eastAsia="Calibri" w:hAnsi="Calibri" w:cs="Calibri"/>
+      <w:b/>
+      <w:bCs/>
+      <w:sz w:val="26"/>
+      <w:szCs w:val="26"/>
+    </w:rPr>
+  </w:style>
+  <w:style w:type="paragraph" w:styleId="Heading2">
+    <w:name w:val="heading 2"/>
+    <w:basedOn w:val="Normal"/>
+    <w:uiPriority w:val="9"/>
+    <w:unhideWhenUsed/>
+    <w:qFormat/>
+    <w:pPr>
+      <w:spacing w:before="50"/>
+      <w:outlineLvl w:val="1"/>
+    </w:pPr>
+    <w:rPr>
+      <w:b/>
+      <w:bCs/>
+    </w:rPr>
+  </w:style>
+  <w:style w:type="character" w:default="1" w:styleId="DefaultParagraphFont">
     <w:name w:val="Default Paragraph Font"/>
     <w:uiPriority w:val="1"/>
     <w:semiHidden/>
     <w:unhideWhenUsed/>
   </w:style>
-  <w:style w:styleId="TableNormal" w:default="1" w:type="table">
-    <w:name w:val="Table Normal"/>
-    <w:uiPriority w:val="2"/>
+  <w:style w:type="table" w:default="1" w:styleId="TableNormal">
+    <w:name w:val="Normal Table"/>
+    <w:uiPriority w:val="99"/>
     <w:semiHidden/>
     <w:unhideWhenUsed/>
-    <w:qFormat/>
     <w:tblPr>
       <w:tblInd w:w="0" w:type="dxa"/>
       <w:tblCellMar>
         <w:top w:w="0" w:type="dxa"/>
-        <w:left w:w="0" w:type="dxa"/>
+        <w:left w:w="108" w:type="dxa"/>
         <w:bottom w:w="0" w:type="dxa"/>
-        <w:right w:w="0" w:type="dxa"/>
+        <w:right w:w="108" w:type="dxa"/>
       </w:tblCellMar>
     </w:tblPr>
   </w:style>
-  <w:style w:styleId="NoList" w:default="1" w:type="numbering">
+  <w:style w:type="numbering" w:default="1" w:styleId="NoList">
     <w:name w:val="No List"/>
     <w:uiPriority w:val="99"/>
     <w:semiHidden/>
     <w:unhideWhenUsed/>
   </w:style>
-  <w:style w:default="1" w:styleId="Normal" w:type="paragraph">
-    <w:name w:val="Normal"/>
-    <w:uiPriority w:val="1"/>
-    <w:qFormat/>
-    <w:pPr/>
-    <w:rPr>
-      <w:rFonts w:ascii="Cambria" w:hAnsi="Cambria" w:eastAsia="Cambria" w:cs="Cambria"/>
-      <w:lang w:val="en-US" w:eastAsia="en-US" w:bidi="ar-SA"/>
-    </w:rPr>
-  </w:style>
-  <w:style w:styleId="BodyText" w:type="paragraph">
+  <w:style w:type="paragraph" w:styleId="BodyText">
     <w:name w:val="Body Text"/>
     <w:basedOn w:val="Normal"/>
     <w:uiPriority w:val="1"/>
@@ -4204,53 +4087,11 @@
     <w:pPr>
       <w:spacing w:before="37"/>
     </w:pPr>
-    <w:rPr>
-      <w:rFonts w:ascii="Cambria" w:hAnsi="Cambria" w:eastAsia="Cambria" w:cs="Cambria"/>
-      <w:sz w:val="22"/>
-      <w:szCs w:val="22"/>
-      <w:lang w:val="en-US" w:eastAsia="en-US" w:bidi="ar-SA"/>
-    </w:rPr>
   </w:style>
-  <w:style w:styleId="Heading1" w:type="paragraph">
-    <w:name w:val="Heading 1"/>
-    <w:basedOn w:val="Normal"/>
-    <w:uiPriority w:val="1"/>
-    <w:qFormat/>
-    <w:pPr>
-      <w:spacing w:before="259"/>
-      <w:outlineLvl w:val="1"/>
-    </w:pPr>
-    <w:rPr>
-      <w:rFonts w:ascii="Calibri" w:hAnsi="Calibri" w:eastAsia="Calibri" w:cs="Calibri"/>
-      <w:b/>
-      <w:bCs/>
-      <w:sz w:val="26"/>
-      <w:szCs w:val="26"/>
-      <w:lang w:val="en-US" w:eastAsia="en-US" w:bidi="ar-SA"/>
-    </w:rPr>
-  </w:style>
-  <w:style w:styleId="Heading2" w:type="paragraph">
-    <w:name w:val="Heading 2"/>
-    <w:basedOn w:val="Normal"/>
-    <w:uiPriority w:val="1"/>
-    <w:qFormat/>
-    <w:pPr>
-      <w:spacing w:before="50"/>
-      <w:outlineLvl w:val="2"/>
-    </w:pPr>
-    <w:rPr>
-      <w:rFonts w:ascii="Cambria" w:hAnsi="Cambria" w:eastAsia="Cambria" w:cs="Cambria"/>
-      <w:b/>
-      <w:bCs/>
-      <w:sz w:val="22"/>
-      <w:szCs w:val="22"/>
-      <w:lang w:val="en-US" w:eastAsia="en-US" w:bidi="ar-SA"/>
-    </w:rPr>
-  </w:style>
-  <w:style w:styleId="Title" w:type="paragraph">
+  <w:style w:type="paragraph" w:styleId="Title">
     <w:name w:val="Title"/>
     <w:basedOn w:val="Normal"/>
-    <w:uiPriority w:val="1"/>
+    <w:uiPriority w:val="10"/>
     <w:qFormat/>
     <w:pPr>
       <w:spacing w:before="102"/>
@@ -4258,15 +4099,14 @@
       <w:jc w:val="center"/>
     </w:pPr>
     <w:rPr>
-      <w:rFonts w:ascii="Calibri" w:hAnsi="Calibri" w:eastAsia="Calibri" w:cs="Calibri"/>
+      <w:rFonts w:ascii="Calibri" w:eastAsia="Calibri" w:hAnsi="Calibri" w:cs="Calibri"/>
       <w:b/>
       <w:bCs/>
       <w:sz w:val="28"/>
       <w:szCs w:val="28"/>
-      <w:lang w:val="en-US" w:eastAsia="en-US" w:bidi="ar-SA"/>
     </w:rPr>
   </w:style>
-  <w:style w:styleId="ListParagraph" w:type="paragraph">
+  <w:style w:type="paragraph" w:styleId="ListParagraph">
     <w:name w:val="List Paragraph"/>
     <w:basedOn w:val="Normal"/>
     <w:uiPriority w:val="1"/>
@@ -4275,20 +4115,12 @@
       <w:spacing w:before="37"/>
       <w:ind w:left="145" w:hanging="145"/>
     </w:pPr>
-    <w:rPr>
-      <w:rFonts w:ascii="Cambria" w:hAnsi="Cambria" w:eastAsia="Cambria" w:cs="Cambria"/>
-      <w:lang w:val="en-US" w:eastAsia="en-US" w:bidi="ar-SA"/>
-    </w:rPr>
   </w:style>
-  <w:style w:styleId="TableParagraph" w:type="paragraph">
+  <w:style w:type="paragraph" w:customStyle="1" w:styleId="TableParagraph">
     <w:name w:val="Table Paragraph"/>
     <w:basedOn w:val="Normal"/>
     <w:uiPriority w:val="1"/>
     <w:qFormat/>
-    <w:pPr/>
-    <w:rPr>
-      <w:lang w:val="en-US" w:eastAsia="en-US" w:bidi="ar-SA"/>
-    </w:rPr>
   </w:style>
 </w:styles>
 </file>
